--- a/fuentes/CF10_935507_CFA.docx
+++ b/fuentes/CF10_935507_CFA.docx
@@ -487,6 +487,7 @@
     <w:p>
       <w:pPr>
         <w:spacing w:before="0" w:after="0"/>
+        <w:ind w:firstLine="0"/>
         <w:rPr>
           <w:rFonts w:asciiTheme="minorHAnsi" w:hAnsiTheme="minorHAnsi" w:cstheme="minorHAnsi"/>
           <w:b/>
@@ -3113,25 +3114,7 @@
           <w:bCs/>
           <w:lang w:val="en-US"/>
         </w:rPr>
-        <w:t>0</w:t>
-      </w:r>
-      <w:r>
-        <w:rPr>
-          <w:rFonts w:asciiTheme="minorHAnsi" w:hAnsiTheme="minorHAnsi" w:cstheme="minorHAnsi"/>
-          <w:b/>
-          <w:bCs/>
-          <w:lang w:val="en-US"/>
-        </w:rPr>
-        <w:t>1</w:t>
-      </w:r>
-      <w:r>
-        <w:rPr>
-          <w:rFonts w:asciiTheme="minorHAnsi" w:hAnsiTheme="minorHAnsi" w:cstheme="minorHAnsi"/>
-          <w:b/>
-          <w:bCs/>
-          <w:lang w:val="en-US"/>
-        </w:rPr>
-        <w:t>_</w:t>
+        <w:t>01_</w:t>
       </w:r>
       <w:r>
         <w:rPr>
@@ -7662,23 +7645,7 @@
           <w:rFonts w:asciiTheme="minorHAnsi" w:hAnsiTheme="minorHAnsi" w:cstheme="minorHAnsi"/>
           <w:lang w:eastAsia="es-CO"/>
         </w:rPr>
-        <w:t xml:space="preserve"> su nombre es por el secretario de comercio de </w:t>
-      </w:r>
-      <w:proofErr w:type="gramStart"/>
-      <w:r>
-        <w:rPr>
-          <w:rFonts w:asciiTheme="minorHAnsi" w:hAnsiTheme="minorHAnsi" w:cstheme="minorHAnsi"/>
-          <w:lang w:eastAsia="es-CO"/>
-        </w:rPr>
-        <w:t>EE.UU.</w:t>
-      </w:r>
-      <w:proofErr w:type="gramEnd"/>
-      <w:r>
-        <w:rPr>
-          <w:rFonts w:asciiTheme="minorHAnsi" w:hAnsiTheme="minorHAnsi" w:cstheme="minorHAnsi"/>
-          <w:lang w:eastAsia="es-CO"/>
-        </w:rPr>
-        <w:t xml:space="preserve"> de 1981, quien creía la calidad como factor clave de la prosperidad; el premio se creó a partir de 1987. El premio es otorgado a empresas de diversos sectores.</w:t>
+        <w:t xml:space="preserve"> su nombre es por el secretario de comercio de EE.UU. de 1981, quien creía la calidad como factor clave de la prosperidad; el premio se creó a partir de 1987. El premio es otorgado a empresas de diversos sectores.</w:t>
       </w:r>
     </w:p>
     <w:p>
@@ -7867,23 +7834,7 @@
           <w:rFonts w:asciiTheme="minorHAnsi" w:hAnsiTheme="minorHAnsi" w:cstheme="minorHAnsi"/>
           <w:lang w:eastAsia="es-CO"/>
         </w:rPr>
-        <w:t xml:space="preserve">Como todos los premios tienen criterios relacionados con el control total de calidad además de varias categorías de entrega. </w:t>
-      </w:r>
-      <w:proofErr w:type="gramStart"/>
-      <w:r>
-        <w:rPr>
-          <w:rFonts w:asciiTheme="minorHAnsi" w:hAnsiTheme="minorHAnsi" w:cstheme="minorHAnsi"/>
-          <w:lang w:eastAsia="es-CO"/>
-        </w:rPr>
-        <w:t>Los criterios a evaluar</w:t>
-      </w:r>
-      <w:proofErr w:type="gramEnd"/>
-      <w:r>
-        <w:rPr>
-          <w:rFonts w:asciiTheme="minorHAnsi" w:hAnsiTheme="minorHAnsi" w:cstheme="minorHAnsi"/>
-          <w:lang w:eastAsia="es-CO"/>
-        </w:rPr>
-        <w:t xml:space="preserve"> se presentan en el siguiente cuadro y se debe tener en cuenta que cualquier empresa que cumpla con los requisitos establecidos para la participación puede obtener uno de estos premios.</w:t>
+        <w:t>Como todos los premios tienen criterios relacionados con el control total de calidad además de varias categorías de entrega. Los criterios a evaluar se presentan en el siguiente cuadro y se debe tener en cuenta que cualquier empresa que cumpla con los requisitos establecidos para la participación puede obtener uno de estos premios.</w:t>
       </w:r>
       <w:r>
         <w:rPr>
@@ -10989,8 +10940,8 @@
       </w:tblPr>
       <w:tblGrid>
         <w:gridCol w:w="2830"/>
-        <w:gridCol w:w="2977"/>
-        <w:gridCol w:w="4111"/>
+        <w:gridCol w:w="3402"/>
+        <w:gridCol w:w="3686"/>
       </w:tblGrid>
       <w:tr>
         <w:trPr>
@@ -11024,7 +10975,7 @@
         </w:tc>
         <w:tc>
           <w:tcPr>
-            <w:tcW w:w="2977" w:type="dxa"/>
+            <w:tcW w:w="3402" w:type="dxa"/>
           </w:tcPr>
           <w:p>
             <w:pPr>
@@ -11048,7 +10999,7 @@
         </w:tc>
         <w:tc>
           <w:tcPr>
-            <w:tcW w:w="4111" w:type="dxa"/>
+            <w:tcW w:w="3686" w:type="dxa"/>
           </w:tcPr>
           <w:p>
             <w:pPr>
@@ -11101,7 +11052,7 @@
         </w:tc>
         <w:tc>
           <w:tcPr>
-            <w:tcW w:w="2977" w:type="dxa"/>
+            <w:tcW w:w="3402" w:type="dxa"/>
           </w:tcPr>
           <w:p>
             <w:pPr>
@@ -11115,7 +11066,7 @@
             </w:pPr>
             <w:r>
               <w:rPr>
-                <w:rFonts w:asciiTheme="minorHAnsi" w:hAnsiTheme="minorHAnsi" w:cstheme="minorHAnsi"/>
+                <w:rFonts w:cs="Calibri"/>
                 <w:sz w:val="28"/>
                 <w:szCs w:val="28"/>
               </w:rPr>
@@ -11123,15 +11074,15 @@
             </w:r>
             <w:r>
               <w:rPr>
-                <w:rFonts w:asciiTheme="minorHAnsi" w:hAnsiTheme="minorHAnsi" w:cstheme="minorHAnsi"/>
-                <w:sz w:val="28"/>
-                <w:szCs w:val="28"/>
-              </w:rPr>
-              <w:t>G</w:t>
-            </w:r>
-            <w:r>
-              <w:rPr>
-                <w:rFonts w:asciiTheme="minorHAnsi" w:hAnsiTheme="minorHAnsi" w:cstheme="minorHAnsi"/>
+                <w:rFonts w:cs="Calibri"/>
+                <w:sz w:val="28"/>
+                <w:szCs w:val="28"/>
+              </w:rPr>
+              <w:t xml:space="preserve">grado </w:t>
+            </w:r>
+            <w:r>
+              <w:rPr>
+                <w:rFonts w:cs="Calibri"/>
                 <w:sz w:val="28"/>
                 <w:szCs w:val="28"/>
               </w:rPr>
@@ -11139,33 +11090,17 @@
             </w:r>
             <w:r>
               <w:rPr>
-                <w:rFonts w:asciiTheme="minorHAnsi" w:hAnsiTheme="minorHAnsi" w:cstheme="minorHAnsi"/>
-                <w:sz w:val="28"/>
-                <w:szCs w:val="28"/>
-              </w:rPr>
-              <w:t xml:space="preserve">Responsable </w:t>
-            </w:r>
-            <w:r>
-              <w:rPr>
-                <w:rFonts w:asciiTheme="minorHAnsi" w:hAnsiTheme="minorHAnsi" w:cstheme="minorHAnsi"/>
-                <w:sz w:val="28"/>
-                <w:szCs w:val="28"/>
-              </w:rPr>
-              <w:t xml:space="preserve">del </w:t>
-            </w:r>
-            <w:r>
-              <w:rPr>
-                <w:rFonts w:asciiTheme="minorHAnsi" w:hAnsiTheme="minorHAnsi" w:cstheme="minorHAnsi"/>
-                <w:sz w:val="28"/>
-                <w:szCs w:val="28"/>
-              </w:rPr>
-              <w:t>Ecosistema de Recursos Educativos Digitales</w:t>
+                <w:rFonts w:cs="Calibri"/>
+                <w:sz w:val="28"/>
+                <w:szCs w:val="28"/>
+              </w:rPr>
+              <w:t>Responsable Ecosistema Virtual de Recursos Educativos Digitales</w:t>
             </w:r>
           </w:p>
         </w:tc>
         <w:tc>
           <w:tcPr>
-            <w:tcW w:w="4111" w:type="dxa"/>
+            <w:tcW w:w="3686" w:type="dxa"/>
           </w:tcPr>
           <w:p>
             <w:pPr>
@@ -11215,7 +11150,7 @@
         </w:tc>
         <w:tc>
           <w:tcPr>
-            <w:tcW w:w="2977" w:type="dxa"/>
+            <w:tcW w:w="3402" w:type="dxa"/>
           </w:tcPr>
           <w:p>
             <w:pPr>
@@ -11239,7 +11174,7 @@
         </w:tc>
         <w:tc>
           <w:tcPr>
-            <w:tcW w:w="4111" w:type="dxa"/>
+            <w:tcW w:w="3686" w:type="dxa"/>
           </w:tcPr>
           <w:p>
             <w:pPr>
@@ -11292,7 +11227,7 @@
         </w:tc>
         <w:tc>
           <w:tcPr>
-            <w:tcW w:w="2977" w:type="dxa"/>
+            <w:tcW w:w="3402" w:type="dxa"/>
           </w:tcPr>
           <w:p>
             <w:pPr>
@@ -11316,7 +11251,7 @@
         </w:tc>
         <w:tc>
           <w:tcPr>
-            <w:tcW w:w="4111" w:type="dxa"/>
+            <w:tcW w:w="3686" w:type="dxa"/>
           </w:tcPr>
           <w:p>
             <w:pPr>
@@ -11366,7 +11301,7 @@
         </w:tc>
         <w:tc>
           <w:tcPr>
-            <w:tcW w:w="2977" w:type="dxa"/>
+            <w:tcW w:w="3402" w:type="dxa"/>
           </w:tcPr>
           <w:p>
             <w:pPr>
@@ -11390,7 +11325,7 @@
         </w:tc>
         <w:tc>
           <w:tcPr>
-            <w:tcW w:w="4111" w:type="dxa"/>
+            <w:tcW w:w="3686" w:type="dxa"/>
           </w:tcPr>
           <w:p>
             <w:pPr>
@@ -11443,7 +11378,7 @@
         </w:tc>
         <w:tc>
           <w:tcPr>
-            <w:tcW w:w="2977" w:type="dxa"/>
+            <w:tcW w:w="3402" w:type="dxa"/>
           </w:tcPr>
           <w:p>
             <w:pPr>
@@ -11467,7 +11402,7 @@
         </w:tc>
         <w:tc>
           <w:tcPr>
-            <w:tcW w:w="4111" w:type="dxa"/>
+            <w:tcW w:w="3686" w:type="dxa"/>
           </w:tcPr>
           <w:p>
             <w:pPr>
@@ -11517,7 +11452,7 @@
         </w:tc>
         <w:tc>
           <w:tcPr>
-            <w:tcW w:w="2977" w:type="dxa"/>
+            <w:tcW w:w="3402" w:type="dxa"/>
           </w:tcPr>
           <w:p>
             <w:pPr>
@@ -11541,7 +11476,7 @@
         </w:tc>
         <w:tc>
           <w:tcPr>
-            <w:tcW w:w="4111" w:type="dxa"/>
+            <w:tcW w:w="3686" w:type="dxa"/>
           </w:tcPr>
           <w:p>
             <w:pPr>
@@ -11594,7 +11529,7 @@
         </w:tc>
         <w:tc>
           <w:tcPr>
-            <w:tcW w:w="2977" w:type="dxa"/>
+            <w:tcW w:w="3402" w:type="dxa"/>
           </w:tcPr>
           <w:p>
             <w:pPr>
@@ -11618,7 +11553,7 @@
         </w:tc>
         <w:tc>
           <w:tcPr>
-            <w:tcW w:w="4111" w:type="dxa"/>
+            <w:tcW w:w="3686" w:type="dxa"/>
           </w:tcPr>
           <w:p>
             <w:pPr>
@@ -11663,13 +11598,14 @@
                 <w:sz w:val="28"/>
                 <w:szCs w:val="28"/>
               </w:rPr>
+              <w:lastRenderedPageBreak/>
               <w:t>Julián Fernando Vanegas Vega</w:t>
             </w:r>
           </w:p>
         </w:tc>
         <w:tc>
           <w:tcPr>
-            <w:tcW w:w="2977" w:type="dxa"/>
+            <w:tcW w:w="3402" w:type="dxa"/>
             <w:vAlign w:val="center"/>
           </w:tcPr>
           <w:p>
@@ -11694,7 +11630,7 @@
         </w:tc>
         <w:tc>
           <w:tcPr>
-            <w:tcW w:w="4111" w:type="dxa"/>
+            <w:tcW w:w="3686" w:type="dxa"/>
             <w:vAlign w:val="center"/>
           </w:tcPr>
           <w:p>
@@ -11743,14 +11679,13 @@
                 <w:sz w:val="28"/>
                 <w:szCs w:val="28"/>
               </w:rPr>
-              <w:lastRenderedPageBreak/>
               <w:t>Andrea Paola Botello De la Rosa</w:t>
             </w:r>
           </w:p>
         </w:tc>
         <w:tc>
           <w:tcPr>
-            <w:tcW w:w="2977" w:type="dxa"/>
+            <w:tcW w:w="3402" w:type="dxa"/>
             <w:vAlign w:val="center"/>
           </w:tcPr>
           <w:p>
@@ -11783,7 +11718,7 @@
         </w:tc>
         <w:tc>
           <w:tcPr>
-            <w:tcW w:w="4111" w:type="dxa"/>
+            <w:tcW w:w="3686" w:type="dxa"/>
             <w:vAlign w:val="center"/>
           </w:tcPr>
           <w:p>
@@ -11834,7 +11769,7 @@
         </w:tc>
         <w:tc>
           <w:tcPr>
-            <w:tcW w:w="2977" w:type="dxa"/>
+            <w:tcW w:w="3402" w:type="dxa"/>
           </w:tcPr>
           <w:p>
             <w:pPr>
@@ -11858,7 +11793,7 @@
         </w:tc>
         <w:tc>
           <w:tcPr>
-            <w:tcW w:w="4111" w:type="dxa"/>
+            <w:tcW w:w="3686" w:type="dxa"/>
           </w:tcPr>
           <w:p>
             <w:pPr>
@@ -11911,7 +11846,7 @@
         </w:tc>
         <w:tc>
           <w:tcPr>
-            <w:tcW w:w="2977" w:type="dxa"/>
+            <w:tcW w:w="3402" w:type="dxa"/>
           </w:tcPr>
           <w:p>
             <w:pPr>
@@ -11951,7 +11886,7 @@
         </w:tc>
         <w:tc>
           <w:tcPr>
-            <w:tcW w:w="4111" w:type="dxa"/>
+            <w:tcW w:w="3686" w:type="dxa"/>
           </w:tcPr>
           <w:p>
             <w:pPr>
@@ -16911,30 +16846,6 @@
 </file>
 
 <file path=customXml/item1.xml><?xml version="1.0" encoding="utf-8"?>
-<?mso-contentType ?>
-<FormTemplates xmlns="http://schemas.microsoft.com/sharepoint/v3/contenttype/forms">
-  <Display>DocumentLibraryForm</Display>
-  <Edit>DocumentLibraryForm</Edit>
-  <New>DocumentLibraryForm</New>
-</FormTemplates>
-</file>
-
-<file path=customXml/item2.xml><?xml version="1.0" encoding="utf-8"?>
-<p:properties xmlns:p="http://schemas.microsoft.com/office/2006/metadata/properties" xmlns:xsi="http://www.w3.org/2001/XMLSchema-instance" xmlns:pc="http://schemas.microsoft.com/office/infopath/2007/PartnerControls">
-  <documentManagement>
-    <TaxCatchAll xmlns="13c90a0b-73bc-4dc0-be5f-28d77b615beb" xsi:nil="true"/>
-    <lcf76f155ced4ddcb4097134ff3c332f xmlns="13c93bba-48ce-428c-bfe5-88b42c19b028">
-      <Terms xmlns="http://schemas.microsoft.com/office/infopath/2007/PartnerControls"/>
-    </lcf76f155ced4ddcb4097134ff3c332f>
-  </documentManagement>
-</p:properties>
-</file>
-
-<file path=customXml/item3.xml><?xml version="1.0" encoding="utf-8"?>
-<b:Sources xmlns:b="http://schemas.openxmlformats.org/officeDocument/2006/bibliography" xmlns="http://schemas.openxmlformats.org/officeDocument/2006/bibliography" SelectedStyle="\APASixthEditionOfficeOnline.xsl" StyleName="APA" Version="6"/>
-</file>
-
-<file path=customXml/item4.xml><?xml version="1.0" encoding="utf-8"?>
 <ct:contentTypeSchema xmlns:ct="http://schemas.microsoft.com/office/2006/metadata/contentType" xmlns:ma="http://schemas.microsoft.com/office/2006/metadata/properties/metaAttributes" ct:_="" ma:_="" ma:contentTypeName="Documento" ma:contentTypeID="0x0101006A81D6BD42E8DF4C91013959704817E1" ma:contentTypeVersion="15" ma:contentTypeDescription="Crear nuevo documento." ma:contentTypeScope="" ma:versionID="bf4f72ffd194f0963ff564daca6869f7">
   <xsd:schema xmlns:xsd="http://www.w3.org/2001/XMLSchema" xmlns:xs="http://www.w3.org/2001/XMLSchema" xmlns:p="http://schemas.microsoft.com/office/2006/metadata/properties" xmlns:ns2="13c90a0b-73bc-4dc0-be5f-28d77b615beb" xmlns:ns3="13c93bba-48ce-428c-bfe5-88b42c19b028" targetNamespace="http://schemas.microsoft.com/office/2006/metadata/properties" ma:root="true" ma:fieldsID="8718d6f4873a5b1392a45044efa78385" ns2:_="" ns3:_="">
     <xsd:import namespace="13c90a0b-73bc-4dc0-be5f-28d77b615beb"/>
@@ -17169,34 +17080,31 @@
 </ct:contentTypeSchema>
 </file>
 
-<file path=customXml/itemProps1.xml><?xml version="1.0" encoding="utf-8"?>
-<ds:datastoreItem xmlns:ds="http://schemas.openxmlformats.org/officeDocument/2006/customXml" ds:itemID="{91756AAB-0645-4FFC-990B-34BB6096B23B}">
-  <ds:schemaRefs>
-    <ds:schemaRef ds:uri="http://schemas.microsoft.com/sharepoint/v3/contenttype/forms"/>
-  </ds:schemaRefs>
-</ds:datastoreItem>
+<file path=customXml/item2.xml><?xml version="1.0" encoding="utf-8"?>
+<?mso-contentType ?>
+<FormTemplates xmlns="http://schemas.microsoft.com/sharepoint/v3/contenttype/forms">
+  <Display>DocumentLibraryForm</Display>
+  <Edit>DocumentLibraryForm</Edit>
+  <New>DocumentLibraryForm</New>
+</FormTemplates>
 </file>
 
-<file path=customXml/itemProps2.xml><?xml version="1.0" encoding="utf-8"?>
-<ds:datastoreItem xmlns:ds="http://schemas.openxmlformats.org/officeDocument/2006/customXml" ds:itemID="{CEECB56F-E1D8-45BF-A0A3-B5258E7263D4}">
-  <ds:schemaRefs>
-    <ds:schemaRef ds:uri="http://schemas.microsoft.com/office/2006/metadata/properties"/>
-    <ds:schemaRef ds:uri="http://schemas.microsoft.com/office/infopath/2007/PartnerControls"/>
-    <ds:schemaRef ds:uri="13c90a0b-73bc-4dc0-be5f-28d77b615beb"/>
-    <ds:schemaRef ds:uri="13c93bba-48ce-428c-bfe5-88b42c19b028"/>
-  </ds:schemaRefs>
-</ds:datastoreItem>
+<file path=customXml/item3.xml><?xml version="1.0" encoding="utf-8"?>
+<p:properties xmlns:p="http://schemas.microsoft.com/office/2006/metadata/properties" xmlns:xsi="http://www.w3.org/2001/XMLSchema-instance" xmlns:pc="http://schemas.microsoft.com/office/infopath/2007/PartnerControls">
+  <documentManagement>
+    <TaxCatchAll xmlns="13c90a0b-73bc-4dc0-be5f-28d77b615beb" xsi:nil="true"/>
+    <lcf76f155ced4ddcb4097134ff3c332f xmlns="13c93bba-48ce-428c-bfe5-88b42c19b028">
+      <Terms xmlns="http://schemas.microsoft.com/office/infopath/2007/PartnerControls"/>
+    </lcf76f155ced4ddcb4097134ff3c332f>
+  </documentManagement>
+</p:properties>
 </file>
 
-<file path=customXml/itemProps3.xml><?xml version="1.0" encoding="utf-8"?>
-<ds:datastoreItem xmlns:ds="http://schemas.openxmlformats.org/officeDocument/2006/customXml" ds:itemID="{1AF2C25B-FB23-49D7-861B-D97474F002D2}">
-  <ds:schemaRefs>
-    <ds:schemaRef ds:uri="http://schemas.openxmlformats.org/officeDocument/2006/bibliography"/>
-  </ds:schemaRefs>
-</ds:datastoreItem>
+<file path=customXml/item4.xml><?xml version="1.0" encoding="utf-8"?>
+<b:Sources xmlns:b="http://schemas.openxmlformats.org/officeDocument/2006/bibliography" xmlns="http://schemas.openxmlformats.org/officeDocument/2006/bibliography" SelectedStyle="\APASixthEditionOfficeOnline.xsl" StyleName="APA" Version="6"/>
 </file>
 
-<file path=customXml/itemProps4.xml><?xml version="1.0" encoding="utf-8"?>
+<file path=customXml/itemProps1.xml><?xml version="1.0" encoding="utf-8"?>
 <ds:datastoreItem xmlns:ds="http://schemas.openxmlformats.org/officeDocument/2006/customXml" ds:itemID="{4B3C6E78-634C-4AE7-B2E1-4D68F5BA9D52}">
   <ds:schemaRefs>
     <ds:schemaRef ds:uri="http://schemas.microsoft.com/office/2006/metadata/contentType"/>
@@ -17213,4 +17121,31 @@
     <ds:schemaRef ds:uri="http://schemas.microsoft.com/internal/obd"/>
   </ds:schemaRefs>
 </ds:datastoreItem>
+</file>
+
+<file path=customXml/itemProps2.xml><?xml version="1.0" encoding="utf-8"?>
+<ds:datastoreItem xmlns:ds="http://schemas.openxmlformats.org/officeDocument/2006/customXml" ds:itemID="{91756AAB-0645-4FFC-990B-34BB6096B23B}">
+  <ds:schemaRefs>
+    <ds:schemaRef ds:uri="http://schemas.microsoft.com/sharepoint/v3/contenttype/forms"/>
+  </ds:schemaRefs>
+</ds:datastoreItem>
+</file>
+
+<file path=customXml/itemProps3.xml><?xml version="1.0" encoding="utf-8"?>
+<ds:datastoreItem xmlns:ds="http://schemas.openxmlformats.org/officeDocument/2006/customXml" ds:itemID="{CEECB56F-E1D8-45BF-A0A3-B5258E7263D4}">
+  <ds:schemaRefs>
+    <ds:schemaRef ds:uri="http://schemas.microsoft.com/office/2006/metadata/properties"/>
+    <ds:schemaRef ds:uri="http://schemas.microsoft.com/office/infopath/2007/PartnerControls"/>
+    <ds:schemaRef ds:uri="13c90a0b-73bc-4dc0-be5f-28d77b615beb"/>
+    <ds:schemaRef ds:uri="13c93bba-48ce-428c-bfe5-88b42c19b028"/>
+  </ds:schemaRefs>
+</ds:datastoreItem>
+</file>
+
+<file path=customXml/itemProps4.xml><?xml version="1.0" encoding="utf-8"?>
+<ds:datastoreItem xmlns:ds="http://schemas.openxmlformats.org/officeDocument/2006/customXml" ds:itemID="{1AF2C25B-FB23-49D7-861B-D97474F002D2}">
+  <ds:schemaRefs>
+    <ds:schemaRef ds:uri="http://schemas.openxmlformats.org/officeDocument/2006/bibliography"/>
+  </ds:schemaRefs>
+</ds:datastoreItem>
 </file>
--- a/fuentes/CF10_935507_CFA.docx
+++ b/fuentes/CF10_935507_CFA.docx
@@ -161,6 +161,18 @@
           <w:kern w:val="0"/>
         </w:rPr>
       </w:pPr>
+    </w:p>
+    <w:p>
+      <w:pPr>
+        <w:spacing w:before="0" w:after="0"/>
+        <w:rPr>
+          <w:rFonts w:asciiTheme="minorHAnsi" w:hAnsiTheme="minorHAnsi" w:cstheme="minorHAnsi"/>
+          <w:b/>
+          <w:bCs/>
+          <w:color w:val="000000"/>
+          <w:kern w:val="0"/>
+        </w:rPr>
+      </w:pPr>
       <w:r>
         <w:rPr>
           <w:noProof/>
@@ -168,13 +180,13 @@
         <mc:AlternateContent>
           <mc:Choice Requires="wps">
             <w:drawing>
-              <wp:anchor distT="0" distB="0" distL="114300" distR="114300" simplePos="0" relativeHeight="251654144" behindDoc="1" locked="0" layoutInCell="1" allowOverlap="1" wp14:anchorId="04AFE0C4" wp14:editId="663DFC48">
+              <wp:anchor distT="0" distB="0" distL="114300" distR="114300" simplePos="0" relativeHeight="251654144" behindDoc="1" locked="0" layoutInCell="1" allowOverlap="1" wp14:anchorId="04AFE0C4" wp14:editId="6D3A439B">
                 <wp:simplePos x="0" y="0"/>
-                <wp:positionH relativeFrom="column">
-                  <wp:posOffset>-707390</wp:posOffset>
+                <wp:positionH relativeFrom="page">
+                  <wp:align>left</wp:align>
                 </wp:positionH>
                 <wp:positionV relativeFrom="paragraph">
-                  <wp:posOffset>368300</wp:posOffset>
+                  <wp:posOffset>120818</wp:posOffset>
                 </wp:positionV>
                 <wp:extent cx="7795895" cy="2590800"/>
                 <wp:effectExtent l="0" t="0" r="0" b="0"/>
@@ -231,9 +243,11 @@
               </wp:anchor>
             </w:drawing>
           </mc:Choice>
-          <mc:Fallback xmlns:w16cei="http://schemas.microsoft.com/office/word/2026/wordml/cei">
+          <mc:Fallback>
             <w:pict>
-              <v:rect w14:anchorId="77AE549F" id="Rectángulo 18" o:spid="_x0000_s1026" alt="&quot;&quot;" style="position:absolute;margin-left:-55.7pt;margin-top:29pt;width:613.85pt;height:204pt;z-index:-251662336;visibility:visible;mso-wrap-style:square;mso-width-percent:0;mso-height-percent:0;mso-wrap-distance-left:9pt;mso-wrap-distance-top:0;mso-wrap-distance-right:9pt;mso-wrap-distance-bottom:0;mso-position-horizontal:absolute;mso-position-horizontal-relative:text;mso-position-vertical:absolute;mso-position-vertical-relative:text;mso-width-percent:0;mso-height-percent:0;mso-width-relative:page;mso-height-relative:margin;v-text-anchor:middle" o:gfxdata="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" fillcolor="#00314d" stroked="f" strokeweight="1pt"/>
+              <v:rect w14:anchorId="2EB5787D" id="Rectángulo 18" o:spid="_x0000_s1026" alt="&quot;&quot;" style="position:absolute;margin-left:0;margin-top:9.5pt;width:613.85pt;height:204pt;z-index:-251662336;visibility:visible;mso-wrap-style:square;mso-width-percent:0;mso-height-percent:0;mso-wrap-distance-left:9pt;mso-wrap-distance-top:0;mso-wrap-distance-right:9pt;mso-wrap-distance-bottom:0;mso-position-horizontal:left;mso-position-horizontal-relative:page;mso-position-vertical:absolute;mso-position-vertical-relative:text;mso-width-percent:0;mso-height-percent:0;mso-width-relative:page;mso-height-relative:margin;v-text-anchor:middle" o:gfxdata="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" fillcolor="#00314d" stroked="f" strokeweight="1pt">
+                <w10:wrap anchorx="page"/>
+              </v:rect>
             </w:pict>
           </mc:Fallback>
         </mc:AlternateContent>
@@ -282,15 +296,15 @@
         <mc:AlternateContent>
           <mc:Choice Requires="wps">
             <w:drawing>
-              <wp:anchor distT="45720" distB="45720" distL="114300" distR="114300" simplePos="0" relativeHeight="251655168" behindDoc="0" locked="0" layoutInCell="1" allowOverlap="1" wp14:anchorId="45DB28F6" wp14:editId="67EE813F">
+              <wp:anchor distT="45720" distB="45720" distL="114300" distR="114300" simplePos="0" relativeHeight="251655168" behindDoc="0" locked="0" layoutInCell="1" allowOverlap="1" wp14:anchorId="45DB28F6" wp14:editId="64B9F2E8">
                 <wp:simplePos x="0" y="0"/>
                 <wp:positionH relativeFrom="margin">
-                  <wp:posOffset>-125730</wp:posOffset>
+                  <wp:posOffset>-64351</wp:posOffset>
                 </wp:positionH>
                 <wp:positionV relativeFrom="paragraph">
-                  <wp:posOffset>207010</wp:posOffset>
+                  <wp:posOffset>49973</wp:posOffset>
                 </wp:positionV>
-                <wp:extent cx="6736080" cy="1660525"/>
+                <wp:extent cx="6641190" cy="1660525"/>
                 <wp:effectExtent l="0" t="0" r="0" b="0"/>
                 <wp:wrapNone/>
                 <wp:docPr id="377554333" name="Cuadro de texto 16">
@@ -312,7 +326,7 @@
                       <wps:spPr bwMode="auto">
                         <a:xfrm>
                           <a:off x="0" y="0"/>
-                          <a:ext cx="6736080" cy="1660525"/>
+                          <a:ext cx="6641190" cy="1660525"/>
                         </a:xfrm>
                         <a:prstGeom prst="rect">
                           <a:avLst/>
@@ -345,7 +359,7 @@
                                 <w:sz w:val="72"/>
                                 <w:lang w:val="en-US"/>
                               </w:rPr>
-                              <w:t>Procedimiento de auditorías</w:t>
+                              <w:t>Procedimiento de auditoría</w:t>
                             </w:r>
                           </w:p>
                         </w:txbxContent>
@@ -371,7 +385,7 @@
                 <v:stroke joinstyle="miter"/>
                 <v:path gradientshapeok="t" o:connecttype="rect"/>
               </v:shapetype>
-              <v:shape id="Cuadro de texto 16" o:spid="_x0000_s1026" type="#_x0000_t202" alt="&quot;&quot;" style="position:absolute;left:0;text-align:left;margin-left:-9.9pt;margin-top:16.3pt;width:530.4pt;height:130.75pt;z-index:251655168;visibility:visible;mso-wrap-style:square;mso-width-percent:0;mso-height-percent:0;mso-wrap-distance-left:9pt;mso-wrap-distance-top:3.6pt;mso-wrap-distance-right:9pt;mso-wrap-distance-bottom:3.6pt;mso-position-horizontal:absolute;mso-position-horizontal-relative:margin;mso-position-vertical:absolute;mso-position-vertical-relative:text;mso-width-percent:0;mso-height-percent:0;mso-width-relative:margin;mso-height-relative:margin;v-text-anchor:top" o:gfxdata="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" filled="f" stroked="f">
+              <v:shape id="Cuadro de texto 16" o:spid="_x0000_s1026" type="#_x0000_t202" alt="&quot;&quot;" style="position:absolute;left:0;text-align:left;margin-left:-5.05pt;margin-top:3.95pt;width:522.95pt;height:130.75pt;z-index:251655168;visibility:visible;mso-wrap-style:square;mso-width-percent:0;mso-height-percent:0;mso-wrap-distance-left:9pt;mso-wrap-distance-top:3.6pt;mso-wrap-distance-right:9pt;mso-wrap-distance-bottom:3.6pt;mso-position-horizontal:absolute;mso-position-horizontal-relative:margin;mso-position-vertical:absolute;mso-position-vertical-relative:text;mso-width-percent:0;mso-height-percent:0;mso-width-relative:margin;mso-height-relative:margin;v-text-anchor:top" o:gfxdata="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" filled="f" stroked="f">
                 <v:textbox>
                   <w:txbxContent>
                     <w:p>
@@ -394,7 +408,7 @@
                           <w:sz w:val="72"/>
                           <w:lang w:val="en-US"/>
                         </w:rPr>
-                        <w:t>Procedimiento de auditorías</w:t>
+                        <w:t>Procedimiento de auditoría</w:t>
                       </w:r>
                     </w:p>
                   </w:txbxContent>
@@ -439,6 +453,8 @@
           <w:bCs/>
           <w:color w:val="000000"/>
           <w:kern w:val="0"/>
+          <w:sz w:val="32"/>
+          <w:szCs w:val="32"/>
         </w:rPr>
       </w:pPr>
     </w:p>
@@ -473,6 +489,7 @@
     <w:p>
       <w:pPr>
         <w:spacing w:before="0" w:after="0"/>
+        <w:ind w:firstLine="0"/>
         <w:rPr>
           <w:rFonts w:asciiTheme="minorHAnsi" w:hAnsiTheme="minorHAnsi" w:cstheme="minorHAnsi"/>
           <w:b/>
@@ -483,11 +500,7 @@
           <w:szCs w:val="32"/>
         </w:rPr>
       </w:pPr>
-    </w:p>
-    <w:p>
-      <w:pPr>
-        <w:spacing w:before="0" w:after="0"/>
-        <w:ind w:firstLine="0"/>
+      <w:r>
         <w:rPr>
           <w:rFonts w:asciiTheme="minorHAnsi" w:hAnsiTheme="minorHAnsi" w:cstheme="minorHAnsi"/>
           <w:b/>
@@ -497,7 +510,8 @@
           <w:sz w:val="32"/>
           <w:szCs w:val="32"/>
         </w:rPr>
-      </w:pPr>
+        <w:t>Breve descripción:</w:t>
+      </w:r>
       <w:r>
         <w:rPr>
           <w:rFonts w:asciiTheme="minorHAnsi" w:hAnsiTheme="minorHAnsi" w:cstheme="minorHAnsi"/>
@@ -508,8 +522,39 @@
           <w:sz w:val="32"/>
           <w:szCs w:val="32"/>
         </w:rPr>
-        <w:t>Breve descripción:</w:t>
-      </w:r>
+        <w:t xml:space="preserve"> </w:t>
+      </w:r>
+    </w:p>
+    <w:p>
+      <w:pPr>
+        <w:pBdr>
+          <w:bottom w:val="single" w:sz="12" w:space="1" w:color="auto"/>
+        </w:pBdr>
+        <w:spacing w:before="0" w:after="0"/>
+        <w:rPr>
+          <w:rFonts w:asciiTheme="minorHAnsi" w:hAnsiTheme="minorHAnsi" w:cstheme="minorHAnsi"/>
+          <w:bCs/>
+          <w:color w:val="000000"/>
+          <w:kern w:val="0"/>
+        </w:rPr>
+      </w:pPr>
+      <w:r>
+        <w:rPr>
+          <w:rFonts w:asciiTheme="minorHAnsi" w:hAnsiTheme="minorHAnsi" w:cstheme="minorHAnsi"/>
+          <w:bCs/>
+          <w:color w:val="000000"/>
+          <w:kern w:val="0"/>
+        </w:rPr>
+        <w:t>Para lograr una adecuada gestión en las empresas es necesario hacer uso de la auditoría, un examen de los procesos y procedimientos ejecutados para observar su rendimiento, asimismo para identificar los puntos clave y generar acciones de mejora que garanticen la calidad del producto.</w:t>
+      </w:r>
+    </w:p>
+    <w:p>
+      <w:pPr>
+        <w:spacing w:before="0" w:after="0"/>
+        <w:rPr>
+          <w:rFonts w:asciiTheme="minorHAnsi" w:hAnsiTheme="minorHAnsi" w:cstheme="minorHAnsi"/>
+        </w:rPr>
+      </w:pPr>
       <w:r>
         <w:rPr>
           <w:rFonts w:asciiTheme="minorHAnsi" w:hAnsiTheme="minorHAnsi" w:cstheme="minorHAnsi"/>
@@ -517,42 +562,9 @@
           <w:bCs/>
           <w:color w:val="000000"/>
           <w:kern w:val="0"/>
-          <w:sz w:val="32"/>
-          <w:szCs w:val="32"/>
-        </w:rPr>
-        <w:t xml:space="preserve"> </w:t>
-      </w:r>
-    </w:p>
-    <w:p>
-      <w:pPr>
-        <w:pBdr>
-          <w:bottom w:val="single" w:sz="12" w:space="1" w:color="auto"/>
-        </w:pBdr>
-        <w:spacing w:before="0" w:after="0"/>
-        <w:rPr>
-          <w:rFonts w:asciiTheme="minorHAnsi" w:hAnsiTheme="minorHAnsi" w:cstheme="minorHAnsi"/>
-          <w:bCs/>
-          <w:color w:val="000000"/>
-          <w:kern w:val="0"/>
-        </w:rPr>
-      </w:pPr>
-      <w:r>
-        <w:rPr>
-          <w:rFonts w:asciiTheme="minorHAnsi" w:hAnsiTheme="minorHAnsi" w:cstheme="minorHAnsi"/>
-          <w:bCs/>
-          <w:color w:val="000000"/>
-          <w:kern w:val="0"/>
-        </w:rPr>
-        <w:t>Para lograr una adecuada gestión en las empresas es necesario hacer uso de las auditorías, un examen de los procesos y procedimientos ejecutados para observar su rendimiento, asimismo para identificar los puntos clave y generar acciones de mejora que garanticen la calidad del producto.</w:t>
-      </w:r>
-    </w:p>
-    <w:p>
-      <w:pPr>
-        <w:spacing w:before="0" w:after="0"/>
-        <w:rPr>
-          <w:rFonts w:asciiTheme="minorHAnsi" w:hAnsiTheme="minorHAnsi" w:cstheme="minorHAnsi"/>
-        </w:rPr>
-      </w:pPr>
+        </w:rPr>
+        <w:t xml:space="preserve">                                                   </w:t>
+      </w:r>
       <w:r>
         <w:rPr>
           <w:rFonts w:asciiTheme="minorHAnsi" w:hAnsiTheme="minorHAnsi" w:cstheme="minorHAnsi"/>
@@ -561,7 +573,7 @@
           <w:color w:val="000000"/>
           <w:kern w:val="0"/>
         </w:rPr>
-        <w:t xml:space="preserve">                                                   </w:t>
+        <w:t>Junio</w:t>
       </w:r>
       <w:r>
         <w:rPr>
@@ -571,7 +583,7 @@
           <w:color w:val="000000"/>
           <w:kern w:val="0"/>
         </w:rPr>
-        <w:t>Junio</w:t>
+        <w:t xml:space="preserve"> 202</w:t>
       </w:r>
       <w:r>
         <w:rPr>
@@ -581,16 +593,6 @@
           <w:color w:val="000000"/>
           <w:kern w:val="0"/>
         </w:rPr>
-        <w:t xml:space="preserve"> 202</w:t>
-      </w:r>
-      <w:r>
-        <w:rPr>
-          <w:rFonts w:asciiTheme="minorHAnsi" w:hAnsiTheme="minorHAnsi" w:cstheme="minorHAnsi"/>
-          <w:b/>
-          <w:bCs/>
-          <w:color w:val="000000"/>
-          <w:kern w:val="0"/>
-        </w:rPr>
         <w:t>6</w:t>
       </w:r>
       <w:r>
@@ -601,8 +603,9 @@
       </w:r>
       <w:bookmarkStart w:id="0" w:name="_Toc176443691"/>
     </w:p>
-    <w:bookmarkStart w:id="1" w:name="_Toc236301750" w:displacedByCustomXml="next"/>
+    <w:bookmarkStart w:id="1" w:name="_Toc240006179" w:displacedByCustomXml="next"/>
     <w:bookmarkStart w:id="2" w:name="_Toc233919236" w:displacedByCustomXml="next"/>
+    <w:bookmarkStart w:id="3" w:name="_Toc236301750" w:displacedByCustomXml="next"/>
     <w:sdt>
       <w:sdtPr>
         <w:rPr>
@@ -639,7 +642,10 @@
             </w:rPr>
           </w:pPr>
           <w:r>
-            <w:t>Tabla de C</w:t>
+            <w:t xml:space="preserve">Tabla de </w:t>
+          </w:r>
+          <w:r>
+            <w:t>c</w:t>
           </w:r>
           <w:r>
             <w:t>onten</w:t>
@@ -647,6 +653,7 @@
           <w:r>
             <w:t>ido</w:t>
           </w:r>
+          <w:bookmarkEnd w:id="3"/>
           <w:bookmarkEnd w:id="2"/>
           <w:bookmarkEnd w:id="1"/>
           <w:r>
@@ -676,7 +683,7 @@
               <w14:ligatures w14:val="standardContextual"/>
             </w:rPr>
           </w:pPr>
-          <w:hyperlink w:anchor="_Toc236301751" w:history="1">
+          <w:hyperlink w:anchor="_Toc240006180" w:history="1">
             <w:r>
               <w:rPr>
                 <w:rStyle w:val="Hipervnculo"/>
@@ -699,7 +706,7 @@
               <w:rPr>
                 <w:webHidden/>
               </w:rPr>
-              <w:instrText xml:space="preserve"> PAGEREF _Toc236301751 \h </w:instrText>
+              <w:instrText xml:space="preserve"> PAGEREF _Toc240006180 \h </w:instrText>
             </w:r>
             <w:r>
               <w:rPr>
@@ -737,7 +744,7 @@
               <w14:ligatures w14:val="standardContextual"/>
             </w:rPr>
           </w:pPr>
-          <w:hyperlink w:anchor="_Toc236301752" w:history="1">
+          <w:hyperlink w:anchor="_Toc240006181" w:history="1">
             <w:r>
               <w:rPr>
                 <w:rStyle w:val="Hipervnculo"/>
@@ -760,7 +767,7 @@
               <w:rPr>
                 <w:webHidden/>
               </w:rPr>
-              <w:instrText xml:space="preserve"> PAGEREF _Toc236301752 \h </w:instrText>
+              <w:instrText xml:space="preserve"> PAGEREF _Toc240006181 \h </w:instrText>
             </w:r>
             <w:r>
               <w:rPr>
@@ -803,7 +810,7 @@
               <w14:ligatures w14:val="standardContextual"/>
             </w:rPr>
           </w:pPr>
-          <w:hyperlink w:anchor="_Toc236301753" w:history="1">
+          <w:hyperlink w:anchor="_Toc240006182" w:history="1">
             <w:r>
               <w:rPr>
                 <w:rStyle w:val="Hipervnculo"/>
@@ -830,7 +837,7 @@
                 <w:noProof/>
                 <w:webHidden/>
               </w:rPr>
-              <w:instrText xml:space="preserve"> PAGEREF _Toc236301753 \h </w:instrText>
+              <w:instrText xml:space="preserve"> PAGEREF _Toc240006182 \h </w:instrText>
             </w:r>
             <w:r>
               <w:rPr>
@@ -877,7 +884,7 @@
               <w14:ligatures w14:val="standardContextual"/>
             </w:rPr>
           </w:pPr>
-          <w:hyperlink w:anchor="_Toc236301754" w:history="1">
+          <w:hyperlink w:anchor="_Toc240006183" w:history="1">
             <w:r>
               <w:rPr>
                 <w:rStyle w:val="Hipervnculo"/>
@@ -904,7 +911,7 @@
                 <w:noProof/>
                 <w:webHidden/>
               </w:rPr>
-              <w:instrText xml:space="preserve"> PAGEREF _Toc236301754 \h </w:instrText>
+              <w:instrText xml:space="preserve"> PAGEREF _Toc240006183 \h </w:instrText>
             </w:r>
             <w:r>
               <w:rPr>
@@ -924,7 +931,7 @@
                 <w:noProof/>
                 <w:webHidden/>
               </w:rPr>
-              <w:t>5</w:t>
+              <w:t>6</w:t>
             </w:r>
             <w:r>
               <w:rPr>
@@ -951,7 +958,7 @@
               <w14:ligatures w14:val="standardContextual"/>
             </w:rPr>
           </w:pPr>
-          <w:hyperlink w:anchor="_Toc236301755" w:history="1">
+          <w:hyperlink w:anchor="_Toc240006184" w:history="1">
             <w:r>
               <w:rPr>
                 <w:rStyle w:val="Hipervnculo"/>
@@ -978,7 +985,7 @@
                 <w:noProof/>
                 <w:webHidden/>
               </w:rPr>
-              <w:instrText xml:space="preserve"> PAGEREF _Toc236301755 \h </w:instrText>
+              <w:instrText xml:space="preserve"> PAGEREF _Toc240006184 \h </w:instrText>
             </w:r>
             <w:r>
               <w:rPr>
@@ -1020,7 +1027,7 @@
               <w14:ligatures w14:val="standardContextual"/>
             </w:rPr>
           </w:pPr>
-          <w:hyperlink w:anchor="_Toc236301756" w:history="1">
+          <w:hyperlink w:anchor="_Toc240006185" w:history="1">
             <w:r>
               <w:rPr>
                 <w:rStyle w:val="Hipervnculo"/>
@@ -1043,7 +1050,7 @@
               <w:rPr>
                 <w:webHidden/>
               </w:rPr>
-              <w:instrText xml:space="preserve"> PAGEREF _Toc236301756 \h </w:instrText>
+              <w:instrText xml:space="preserve"> PAGEREF _Toc240006185 \h </w:instrText>
             </w:r>
             <w:r>
               <w:rPr>
@@ -1086,7 +1093,7 @@
               <w14:ligatures w14:val="standardContextual"/>
             </w:rPr>
           </w:pPr>
-          <w:hyperlink w:anchor="_Toc236301757" w:history="1">
+          <w:hyperlink w:anchor="_Toc240006186" w:history="1">
             <w:r>
               <w:rPr>
                 <w:rStyle w:val="Hipervnculo"/>
@@ -1113,7 +1120,7 @@
                 <w:noProof/>
                 <w:webHidden/>
               </w:rPr>
-              <w:instrText xml:space="preserve"> PAGEREF _Toc236301757 \h </w:instrText>
+              <w:instrText xml:space="preserve"> PAGEREF _Toc240006186 \h </w:instrText>
             </w:r>
             <w:r>
               <w:rPr>
@@ -1160,7 +1167,7 @@
               <w14:ligatures w14:val="standardContextual"/>
             </w:rPr>
           </w:pPr>
-          <w:hyperlink w:anchor="_Toc236301758" w:history="1">
+          <w:hyperlink w:anchor="_Toc240006187" w:history="1">
             <w:r>
               <w:rPr>
                 <w:rStyle w:val="Hipervnculo"/>
@@ -1187,7 +1194,7 @@
                 <w:noProof/>
                 <w:webHidden/>
               </w:rPr>
-              <w:instrText xml:space="preserve"> PAGEREF _Toc236301758 \h </w:instrText>
+              <w:instrText xml:space="preserve"> PAGEREF _Toc240006187 \h </w:instrText>
             </w:r>
             <w:r>
               <w:rPr>
@@ -1234,7 +1241,7 @@
               <w14:ligatures w14:val="standardContextual"/>
             </w:rPr>
           </w:pPr>
-          <w:hyperlink w:anchor="_Toc236301759" w:history="1">
+          <w:hyperlink w:anchor="_Toc240006188" w:history="1">
             <w:r>
               <w:rPr>
                 <w:rStyle w:val="Hipervnculo"/>
@@ -1261,7 +1268,7 @@
                 <w:noProof/>
                 <w:webHidden/>
               </w:rPr>
-              <w:instrText xml:space="preserve"> PAGEREF _Toc236301759 \h </w:instrText>
+              <w:instrText xml:space="preserve"> PAGEREF _Toc240006188 \h </w:instrText>
             </w:r>
             <w:r>
               <w:rPr>
@@ -1281,7 +1288,7 @@
                 <w:noProof/>
                 <w:webHidden/>
               </w:rPr>
-              <w:t>16</w:t>
+              <w:t>17</w:t>
             </w:r>
             <w:r>
               <w:rPr>
@@ -1308,7 +1315,7 @@
               <w14:ligatures w14:val="standardContextual"/>
             </w:rPr>
           </w:pPr>
-          <w:hyperlink w:anchor="_Toc236301760" w:history="1">
+          <w:hyperlink w:anchor="_Toc240006189" w:history="1">
             <w:r>
               <w:rPr>
                 <w:rStyle w:val="Hipervnculo"/>
@@ -1335,7 +1342,7 @@
                 <w:noProof/>
                 <w:webHidden/>
               </w:rPr>
-              <w:instrText xml:space="preserve"> PAGEREF _Toc236301760 \h </w:instrText>
+              <w:instrText xml:space="preserve"> PAGEREF _Toc240006189 \h </w:instrText>
             </w:r>
             <w:r>
               <w:rPr>
@@ -1377,7 +1384,7 @@
               <w14:ligatures w14:val="standardContextual"/>
             </w:rPr>
           </w:pPr>
-          <w:hyperlink w:anchor="_Toc236301761" w:history="1">
+          <w:hyperlink w:anchor="_Toc240006190" w:history="1">
             <w:r>
               <w:rPr>
                 <w:rStyle w:val="Hipervnculo"/>
@@ -1400,7 +1407,7 @@
               <w:rPr>
                 <w:webHidden/>
               </w:rPr>
-              <w:instrText xml:space="preserve"> PAGEREF _Toc236301761 \h </w:instrText>
+              <w:instrText xml:space="preserve"> PAGEREF _Toc240006190 \h </w:instrText>
             </w:r>
             <w:r>
               <w:rPr>
@@ -1438,7 +1445,7 @@
               <w14:ligatures w14:val="standardContextual"/>
             </w:rPr>
           </w:pPr>
-          <w:hyperlink w:anchor="_Toc236301762" w:history="1">
+          <w:hyperlink w:anchor="_Toc240006191" w:history="1">
             <w:r>
               <w:rPr>
                 <w:rStyle w:val="Hipervnculo"/>
@@ -1461,7 +1468,7 @@
               <w:rPr>
                 <w:webHidden/>
               </w:rPr>
-              <w:instrText xml:space="preserve"> PAGEREF _Toc236301762 \h </w:instrText>
+              <w:instrText xml:space="preserve"> PAGEREF _Toc240006191 \h </w:instrText>
             </w:r>
             <w:r>
               <w:rPr>
@@ -1504,7 +1511,7 @@
               <w14:ligatures w14:val="standardContextual"/>
             </w:rPr>
           </w:pPr>
-          <w:hyperlink w:anchor="_Toc236301763" w:history="1">
+          <w:hyperlink w:anchor="_Toc240006192" w:history="1">
             <w:r>
               <w:rPr>
                 <w:rStyle w:val="Hipervnculo"/>
@@ -1531,7 +1538,7 @@
                 <w:noProof/>
                 <w:webHidden/>
               </w:rPr>
-              <w:instrText xml:space="preserve"> PAGEREF _Toc236301763 \h </w:instrText>
+              <w:instrText xml:space="preserve"> PAGEREF _Toc240006192 \h </w:instrText>
             </w:r>
             <w:r>
               <w:rPr>
@@ -1551,7 +1558,7 @@
                 <w:noProof/>
                 <w:webHidden/>
               </w:rPr>
-              <w:t>26</w:t>
+              <w:t>27</w:t>
             </w:r>
             <w:r>
               <w:rPr>
@@ -1578,27 +1585,13 @@
               <w14:ligatures w14:val="standardContextual"/>
             </w:rPr>
           </w:pPr>
-          <w:hyperlink w:anchor="_Toc236301764" w:history="1">
+          <w:hyperlink w:anchor="_Toc240006193" w:history="1">
             <w:r>
               <w:rPr>
                 <w:rStyle w:val="Hipervnculo"/>
                 <w:noProof/>
               </w:rPr>
-              <w:t>4.2. Inspección vs auditor</w:t>
-            </w:r>
-            <w:r>
-              <w:rPr>
-                <w:rStyle w:val="Hipervnculo"/>
-                <w:noProof/>
-              </w:rPr>
-              <w:t>í</w:t>
-            </w:r>
-            <w:r>
-              <w:rPr>
-                <w:rStyle w:val="Hipervnculo"/>
-                <w:noProof/>
-              </w:rPr>
-              <w:t>a</w:t>
+              <w:t>4.2. Inspección vs. auditoría</w:t>
             </w:r>
             <w:r>
               <w:rPr>
@@ -1619,7 +1612,7 @@
                 <w:noProof/>
                 <w:webHidden/>
               </w:rPr>
-              <w:instrText xml:space="preserve"> PAGEREF _Toc236301764 \h </w:instrText>
+              <w:instrText xml:space="preserve"> PAGEREF _Toc240006193 \h </w:instrText>
             </w:r>
             <w:r>
               <w:rPr>
@@ -1661,7 +1654,7 @@
               <w14:ligatures w14:val="standardContextual"/>
             </w:rPr>
           </w:pPr>
-          <w:hyperlink w:anchor="_Toc236301765" w:history="1">
+          <w:hyperlink w:anchor="_Toc240006194" w:history="1">
             <w:r>
               <w:rPr>
                 <w:rStyle w:val="Hipervnculo"/>
@@ -1684,7 +1677,7 @@
               <w:rPr>
                 <w:webHidden/>
               </w:rPr>
-              <w:instrText xml:space="preserve"> PAGEREF _Toc236301765 \h </w:instrText>
+              <w:instrText xml:space="preserve"> PAGEREF _Toc240006194 \h </w:instrText>
             </w:r>
             <w:r>
               <w:rPr>
@@ -1722,7 +1715,7 @@
               <w14:ligatures w14:val="standardContextual"/>
             </w:rPr>
           </w:pPr>
-          <w:hyperlink w:anchor="_Toc236301766" w:history="1">
+          <w:hyperlink w:anchor="_Toc240006195" w:history="1">
             <w:r>
               <w:rPr>
                 <w:rStyle w:val="Hipervnculo"/>
@@ -1745,7 +1738,7 @@
               <w:rPr>
                 <w:webHidden/>
               </w:rPr>
-              <w:instrText xml:space="preserve"> PAGEREF _Toc236301766 \h </w:instrText>
+              <w:instrText xml:space="preserve"> PAGEREF _Toc240006195 \h </w:instrText>
             </w:r>
             <w:r>
               <w:rPr>
@@ -1783,7 +1776,7 @@
               <w14:ligatures w14:val="standardContextual"/>
             </w:rPr>
           </w:pPr>
-          <w:hyperlink w:anchor="_Toc236301767" w:history="1">
+          <w:hyperlink w:anchor="_Toc240006196" w:history="1">
             <w:r>
               <w:rPr>
                 <w:rStyle w:val="Hipervnculo"/>
@@ -1806,7 +1799,7 @@
               <w:rPr>
                 <w:webHidden/>
               </w:rPr>
-              <w:instrText xml:space="preserve"> PAGEREF _Toc236301767 \h </w:instrText>
+              <w:instrText xml:space="preserve"> PAGEREF _Toc240006196 \h </w:instrText>
             </w:r>
             <w:r>
               <w:rPr>
@@ -1844,7 +1837,7 @@
               <w14:ligatures w14:val="standardContextual"/>
             </w:rPr>
           </w:pPr>
-          <w:hyperlink w:anchor="_Toc236301768" w:history="1">
+          <w:hyperlink w:anchor="_Toc240006197" w:history="1">
             <w:r>
               <w:rPr>
                 <w:rStyle w:val="Hipervnculo"/>
@@ -1867,7 +1860,7 @@
               <w:rPr>
                 <w:webHidden/>
               </w:rPr>
-              <w:instrText xml:space="preserve"> PAGEREF _Toc236301768 \h </w:instrText>
+              <w:instrText xml:space="preserve"> PAGEREF _Toc240006197 \h </w:instrText>
             </w:r>
             <w:r>
               <w:rPr>
@@ -1913,10 +1906,10 @@
       </w:sdtContent>
     </w:sdt>
     <w:p>
-      <w:bookmarkStart w:id="3" w:name="_Toc233211085"/>
-      <w:bookmarkStart w:id="4" w:name="_Toc233369900"/>
-      <w:bookmarkStart w:id="5" w:name="_Toc233376190"/>
-      <w:bookmarkStart w:id="6" w:name="_Toc233754739"/>
+      <w:bookmarkStart w:id="4" w:name="_Toc233211085"/>
+      <w:bookmarkStart w:id="5" w:name="_Toc233369900"/>
+      <w:bookmarkStart w:id="6" w:name="_Toc233376190"/>
+      <w:bookmarkStart w:id="7" w:name="_Toc233754739"/>
     </w:p>
     <w:p>
       <w:pPr>
@@ -1940,17 +1933,17 @@
           <w:numId w:val="0"/>
         </w:numPr>
       </w:pPr>
-      <w:bookmarkStart w:id="7" w:name="_Toc236301751"/>
+      <w:bookmarkStart w:id="8" w:name="_Toc240006180"/>
       <w:r>
         <w:lastRenderedPageBreak/>
         <w:t>Introducción</w:t>
       </w:r>
       <w:bookmarkEnd w:id="0"/>
-      <w:bookmarkEnd w:id="3"/>
       <w:bookmarkEnd w:id="4"/>
       <w:bookmarkEnd w:id="5"/>
       <w:bookmarkEnd w:id="6"/>
       <w:bookmarkEnd w:id="7"/>
+      <w:bookmarkEnd w:id="8"/>
     </w:p>
     <w:p>
       <w:pPr>
@@ -2069,11 +2062,11 @@
           <w:numId w:val="0"/>
         </w:numPr>
       </w:pPr>
-      <w:bookmarkStart w:id="8" w:name="_Toc233211086"/>
-      <w:bookmarkStart w:id="9" w:name="_Toc233369901"/>
-      <w:bookmarkStart w:id="10" w:name="_Toc233376191"/>
-      <w:bookmarkStart w:id="11" w:name="_Toc233754740"/>
-      <w:bookmarkStart w:id="12" w:name="_Toc236301752"/>
+      <w:bookmarkStart w:id="9" w:name="_Toc233211086"/>
+      <w:bookmarkStart w:id="10" w:name="_Toc233369901"/>
+      <w:bookmarkStart w:id="11" w:name="_Toc233376191"/>
+      <w:bookmarkStart w:id="12" w:name="_Toc233754740"/>
+      <w:bookmarkStart w:id="13" w:name="_Toc240006181"/>
       <w:r>
         <w:lastRenderedPageBreak/>
         <w:t xml:space="preserve">1. </w:t>
@@ -2081,14 +2074,14 @@
       <w:r>
         <w:t>Procedimiento de auditoría</w:t>
       </w:r>
-      <w:bookmarkStart w:id="13" w:name="_Toc233369902"/>
-      <w:bookmarkStart w:id="14" w:name="_Toc233376192"/>
-      <w:bookmarkStart w:id="15" w:name="_Toc233754741"/>
-      <w:bookmarkEnd w:id="8"/>
+      <w:bookmarkStart w:id="14" w:name="_Toc233369902"/>
+      <w:bookmarkStart w:id="15" w:name="_Toc233376192"/>
+      <w:bookmarkStart w:id="16" w:name="_Toc233754741"/>
       <w:bookmarkEnd w:id="9"/>
       <w:bookmarkEnd w:id="10"/>
       <w:bookmarkEnd w:id="11"/>
       <w:bookmarkEnd w:id="12"/>
+      <w:bookmarkEnd w:id="13"/>
     </w:p>
     <w:p>
       <w:pPr>
@@ -2174,7 +2167,7 @@
           <w:numId w:val="0"/>
         </w:numPr>
       </w:pPr>
-      <w:bookmarkStart w:id="16" w:name="_Toc236301753"/>
+      <w:bookmarkStart w:id="17" w:name="_Toc240006182"/>
       <w:r>
         <w:lastRenderedPageBreak/>
         <w:t xml:space="preserve">1.1. </w:t>
@@ -2182,10 +2175,10 @@
       <w:r>
         <w:t>Características de la auditoría</w:t>
       </w:r>
-      <w:bookmarkEnd w:id="13"/>
       <w:bookmarkEnd w:id="14"/>
       <w:bookmarkEnd w:id="15"/>
       <w:bookmarkEnd w:id="16"/>
+      <w:bookmarkEnd w:id="17"/>
     </w:p>
     <w:p>
       <w:pPr>
@@ -2297,16 +2290,16 @@
           <w:numId w:val="0"/>
         </w:numPr>
       </w:pPr>
-      <w:bookmarkStart w:id="17" w:name="_Toc233754742"/>
-      <w:bookmarkStart w:id="18" w:name="_Toc236301754"/>
+      <w:bookmarkStart w:id="18" w:name="_Toc233754742"/>
+      <w:bookmarkStart w:id="19" w:name="_Toc240006183"/>
       <w:r>
         <w:t xml:space="preserve">1.2. </w:t>
       </w:r>
       <w:r>
         <w:t>Procedimiento de la auditoría</w:t>
       </w:r>
-      <w:bookmarkEnd w:id="17"/>
       <w:bookmarkEnd w:id="18"/>
+      <w:bookmarkEnd w:id="19"/>
     </w:p>
     <w:p>
       <w:pPr>
@@ -2840,19 +2833,19 @@
           <w:numId w:val="0"/>
         </w:numPr>
       </w:pPr>
-      <w:bookmarkStart w:id="19" w:name="_Toc236301755"/>
-      <w:bookmarkStart w:id="20" w:name="_Toc233754743"/>
+      <w:bookmarkStart w:id="20" w:name="_Toc240006184"/>
+      <w:bookmarkStart w:id="21" w:name="_Toc233754743"/>
       <w:r>
         <w:t xml:space="preserve">1.3. </w:t>
       </w:r>
       <w:r>
         <w:t>Plan anual de auditoría</w:t>
       </w:r>
-      <w:bookmarkEnd w:id="19"/>
+      <w:bookmarkEnd w:id="20"/>
       <w:r>
         <w:t xml:space="preserve"> </w:t>
       </w:r>
-      <w:bookmarkEnd w:id="20"/>
+      <w:bookmarkEnd w:id="21"/>
     </w:p>
     <w:p>
       <w:pPr>
@@ -3074,112 +3067,78 @@
     </w:p>
     <w:p>
       <w:pPr>
-        <w:spacing w:before="0" w:after="0"/>
-        <w:rPr>
-          <w:rFonts w:asciiTheme="minorHAnsi" w:hAnsiTheme="minorHAnsi" w:cstheme="minorHAnsi"/>
-        </w:rPr>
-      </w:pPr>
-      <w:r>
-        <w:rPr>
-          <w:rFonts w:asciiTheme="minorHAnsi" w:hAnsiTheme="minorHAnsi" w:cstheme="minorHAnsi"/>
-        </w:rPr>
-        <w:t>Para ampliar la información sobre este tema, consulte el</w:t>
-      </w:r>
-      <w:r>
-        <w:rPr>
-          <w:rFonts w:asciiTheme="minorHAnsi" w:hAnsiTheme="minorHAnsi" w:cstheme="minorHAnsi"/>
-        </w:rPr>
-        <w:t xml:space="preserve"> </w:t>
+        <w:ind w:left="708" w:firstLine="0"/>
+        <w:rPr>
+          <w:rFonts w:asciiTheme="minorHAnsi" w:hAnsiTheme="minorHAnsi" w:cstheme="minorHAnsi"/>
+          <w:lang w:eastAsia="es-CO"/>
+        </w:rPr>
+      </w:pPr>
+      <w:r>
+        <w:rPr>
+          <w:rFonts w:asciiTheme="minorHAnsi" w:hAnsiTheme="minorHAnsi" w:cstheme="minorHAnsi"/>
+          <w:lang w:eastAsia="es-CO"/>
+        </w:rPr>
+        <w:t xml:space="preserve">Para ampliar la información sobre este tema, consulte el </w:t>
       </w:r>
       <w:r>
         <w:rPr>
           <w:rFonts w:asciiTheme="minorHAnsi" w:hAnsiTheme="minorHAnsi" w:cstheme="minorHAnsi"/>
           <w:b/>
           <w:bCs/>
-        </w:rPr>
-        <w:t>Anexo</w:t>
+          <w:lang w:eastAsia="es-CO"/>
+        </w:rPr>
+        <w:t>Anexo_01_programa _anual_</w:t>
       </w:r>
       <w:r>
         <w:rPr>
           <w:rFonts w:asciiTheme="minorHAnsi" w:hAnsiTheme="minorHAnsi" w:cstheme="minorHAnsi"/>
           <w:b/>
           <w:bCs/>
-        </w:rPr>
-        <w:t>_</w:t>
+          <w:lang w:eastAsia="es-CO"/>
+        </w:rPr>
+        <w:t>de_</w:t>
       </w:r>
       <w:r>
         <w:rPr>
           <w:rFonts w:asciiTheme="minorHAnsi" w:hAnsiTheme="minorHAnsi" w:cstheme="minorHAnsi"/>
           <w:b/>
           <w:bCs/>
-          <w:lang w:val="en-US"/>
-        </w:rPr>
-        <w:t>01_</w:t>
-      </w:r>
-      <w:r>
+          <w:lang w:eastAsia="es-CO"/>
+        </w:rPr>
+        <w:t>auditoria</w:t>
+      </w:r>
+      <w:r>
+        <w:rPr>
+          <w:rFonts w:asciiTheme="minorHAnsi" w:hAnsiTheme="minorHAnsi" w:cstheme="minorHAnsi"/>
+          <w:lang w:eastAsia="es-CO"/>
+        </w:rPr>
+        <w:t>, disponible en la carpeta de anexos.</w:t>
+      </w:r>
+    </w:p>
+    <w:p>
+      <w:pPr>
+        <w:spacing w:before="0" w:after="0"/>
+        <w:ind w:left="708" w:firstLine="0"/>
+        <w:rPr>
+          <w:rFonts w:asciiTheme="minorHAnsi" w:hAnsiTheme="minorHAnsi" w:cstheme="minorHAnsi"/>
+        </w:rPr>
+      </w:pPr>
+      <w:r>
+        <w:rPr>
+          <w:rFonts w:asciiTheme="minorHAnsi" w:hAnsiTheme="minorHAnsi" w:cstheme="minorHAnsi"/>
+        </w:rPr>
+        <w:t>Revise un ejemplo de la planeación de las auditorías.</w:t>
+      </w:r>
+    </w:p>
+    <w:p>
+      <w:pPr>
+        <w:pStyle w:val="Prrafodelista"/>
+        <w:spacing w:before="0" w:after="0"/>
+        <w:ind w:left="1134" w:firstLine="0"/>
         <w:rPr>
           <w:rFonts w:asciiTheme="minorHAnsi" w:hAnsiTheme="minorHAnsi" w:cstheme="minorHAnsi"/>
           <w:b/>
           <w:bCs/>
-          <w:lang w:eastAsia="es-CO"/>
-        </w:rPr>
-        <w:t xml:space="preserve"> </w:t>
-      </w:r>
-      <w:r>
-        <w:rPr>
-          <w:rFonts w:asciiTheme="minorHAnsi" w:hAnsiTheme="minorHAnsi" w:cstheme="minorHAnsi"/>
-          <w:b/>
-          <w:bCs/>
-          <w:lang w:eastAsia="es-CO"/>
-        </w:rPr>
-        <w:t>p</w:t>
-      </w:r>
-      <w:r>
-        <w:rPr>
-          <w:rFonts w:asciiTheme="minorHAnsi" w:hAnsiTheme="minorHAnsi" w:cstheme="minorHAnsi"/>
-          <w:b/>
-          <w:bCs/>
-          <w:lang w:eastAsia="es-CO"/>
-        </w:rPr>
-        <w:t>rograma_anual_auditoria</w:t>
-      </w:r>
-      <w:r>
-        <w:rPr>
-          <w:rFonts w:asciiTheme="minorHAnsi" w:hAnsiTheme="minorHAnsi" w:cstheme="minorHAnsi"/>
-          <w:b/>
-          <w:bCs/>
-          <w:lang w:eastAsia="es-CO"/>
-        </w:rPr>
-        <w:t>,</w:t>
-      </w:r>
-      <w:r>
-        <w:rPr>
-          <w:rFonts w:asciiTheme="minorHAnsi" w:hAnsiTheme="minorHAnsi" w:cstheme="minorHAnsi"/>
-          <w:b/>
-          <w:bCs/>
-          <w:lang w:eastAsia="es-CO"/>
-        </w:rPr>
-        <w:t xml:space="preserve"> </w:t>
-      </w:r>
-      <w:r>
-        <w:rPr>
-          <w:rFonts w:asciiTheme="minorHAnsi" w:hAnsiTheme="minorHAnsi" w:cstheme="minorHAnsi"/>
-        </w:rPr>
-        <w:t>disponible en la carpeta de anexos</w:t>
-      </w:r>
-      <w:r>
-        <w:rPr>
-          <w:rFonts w:asciiTheme="minorHAnsi" w:hAnsiTheme="minorHAnsi" w:cstheme="minorHAnsi"/>
-        </w:rPr>
-        <w:t>.</w:t>
-      </w:r>
-    </w:p>
-    <w:p>
-      <w:pPr>
-        <w:spacing w:before="0" w:after="0"/>
-        <w:ind w:left="360" w:firstLine="708"/>
-        <w:rPr>
-          <w:rFonts w:asciiTheme="minorHAnsi" w:hAnsiTheme="minorHAnsi" w:cstheme="minorHAnsi"/>
           <w:lang w:eastAsia="es-CO"/>
         </w:rPr>
       </w:pPr>
@@ -3566,8 +3525,9 @@
         <w:pStyle w:val="Prrafodelista"/>
         <w:numPr>
           <w:ilvl w:val="0"/>
-          <w:numId w:val="6"/>
+          <w:numId w:val="26"/>
         </w:numPr>
+        <w:spacing w:before="0" w:after="0"/>
         <w:rPr>
           <w:rFonts w:asciiTheme="minorHAnsi" w:hAnsiTheme="minorHAnsi" w:cstheme="minorHAnsi"/>
           <w:lang w:eastAsia="es-CO"/>
@@ -3586,7 +3546,7 @@
         <w:pStyle w:val="Prrafodelista"/>
         <w:numPr>
           <w:ilvl w:val="0"/>
-          <w:numId w:val="6"/>
+          <w:numId w:val="26"/>
         </w:numPr>
         <w:rPr>
           <w:rFonts w:asciiTheme="minorHAnsi" w:hAnsiTheme="minorHAnsi" w:cstheme="minorHAnsi"/>
@@ -3620,7 +3580,7 @@
         <w:pStyle w:val="Prrafodelista"/>
         <w:numPr>
           <w:ilvl w:val="0"/>
-          <w:numId w:val="6"/>
+          <w:numId w:val="26"/>
         </w:numPr>
         <w:rPr>
           <w:rFonts w:asciiTheme="minorHAnsi" w:hAnsiTheme="minorHAnsi" w:cstheme="minorHAnsi"/>
@@ -3654,7 +3614,7 @@
         <w:pStyle w:val="Prrafodelista"/>
         <w:numPr>
           <w:ilvl w:val="0"/>
-          <w:numId w:val="6"/>
+          <w:numId w:val="26"/>
         </w:numPr>
         <w:rPr>
           <w:rFonts w:asciiTheme="minorHAnsi" w:hAnsiTheme="minorHAnsi" w:cstheme="minorHAnsi"/>
@@ -3675,7 +3635,7 @@
         <w:pStyle w:val="Prrafodelista"/>
         <w:numPr>
           <w:ilvl w:val="0"/>
-          <w:numId w:val="6"/>
+          <w:numId w:val="26"/>
         </w:numPr>
         <w:rPr>
           <w:rFonts w:asciiTheme="minorHAnsi" w:hAnsiTheme="minorHAnsi" w:cstheme="minorHAnsi"/>
@@ -3695,7 +3655,7 @@
         <w:pStyle w:val="Prrafodelista"/>
         <w:numPr>
           <w:ilvl w:val="0"/>
-          <w:numId w:val="6"/>
+          <w:numId w:val="26"/>
         </w:numPr>
         <w:rPr>
           <w:rFonts w:asciiTheme="minorHAnsi" w:hAnsiTheme="minorHAnsi" w:cstheme="minorHAnsi"/>
@@ -3744,17 +3704,6 @@
         </w:rPr>
         <w:t>s de evaluar el sistema de gestión de la empresa certificadora.</w:t>
       </w:r>
-    </w:p>
-    <w:p>
-      <w:pPr>
-        <w:pStyle w:val="Prrafodelista"/>
-        <w:spacing w:before="0" w:after="0"/>
-        <w:ind w:left="1068" w:firstLine="0"/>
-        <w:rPr>
-          <w:rFonts w:asciiTheme="minorHAnsi" w:hAnsiTheme="minorHAnsi" w:cstheme="minorHAnsi"/>
-          <w:lang w:eastAsia="es-CO"/>
-        </w:rPr>
-      </w:pPr>
     </w:p>
     <w:p>
       <w:pPr>
@@ -3824,7 +3773,7 @@
         <w:pStyle w:val="Prrafodelista"/>
         <w:numPr>
           <w:ilvl w:val="0"/>
-          <w:numId w:val="6"/>
+          <w:numId w:val="27"/>
         </w:numPr>
         <w:spacing w:before="0" w:after="0"/>
         <w:rPr>
@@ -3845,7 +3794,7 @@
         <w:pStyle w:val="Prrafodelista"/>
         <w:numPr>
           <w:ilvl w:val="0"/>
-          <w:numId w:val="6"/>
+          <w:numId w:val="27"/>
         </w:numPr>
         <w:rPr>
           <w:rFonts w:asciiTheme="minorHAnsi" w:hAnsiTheme="minorHAnsi" w:cstheme="minorHAnsi"/>
@@ -3857,7 +3806,6 @@
           <w:rFonts w:asciiTheme="minorHAnsi" w:hAnsiTheme="minorHAnsi" w:cstheme="minorHAnsi"/>
           <w:lang w:eastAsia="es-CO"/>
         </w:rPr>
-        <w:lastRenderedPageBreak/>
         <w:t>Experiencia en el manejo de normas y procesos interdisciplinarios como financiero, comercial, administrativo, legal.</w:t>
       </w:r>
     </w:p>
@@ -3866,7 +3814,7 @@
         <w:pStyle w:val="Prrafodelista"/>
         <w:numPr>
           <w:ilvl w:val="0"/>
-          <w:numId w:val="6"/>
+          <w:numId w:val="27"/>
         </w:numPr>
         <w:rPr>
           <w:rFonts w:asciiTheme="minorHAnsi" w:hAnsiTheme="minorHAnsi" w:cstheme="minorHAnsi"/>
@@ -3878,6 +3826,7 @@
           <w:rFonts w:asciiTheme="minorHAnsi" w:hAnsiTheme="minorHAnsi" w:cstheme="minorHAnsi"/>
           <w:lang w:eastAsia="es-CO"/>
         </w:rPr>
+        <w:lastRenderedPageBreak/>
         <w:t>Capacidad de trabajo en equipo y manejo de excelentes relaciones interpersonales.</w:t>
       </w:r>
     </w:p>
@@ -3886,7 +3835,7 @@
         <w:pStyle w:val="Prrafodelista"/>
         <w:numPr>
           <w:ilvl w:val="0"/>
-          <w:numId w:val="6"/>
+          <w:numId w:val="27"/>
         </w:numPr>
         <w:rPr>
           <w:rFonts w:asciiTheme="minorHAnsi" w:hAnsiTheme="minorHAnsi" w:cstheme="minorHAnsi"/>
@@ -3906,7 +3855,7 @@
         <w:pStyle w:val="Prrafodelista"/>
         <w:numPr>
           <w:ilvl w:val="0"/>
-          <w:numId w:val="6"/>
+          <w:numId w:val="27"/>
         </w:numPr>
         <w:rPr>
           <w:rFonts w:asciiTheme="minorHAnsi" w:hAnsiTheme="minorHAnsi" w:cstheme="minorHAnsi"/>
@@ -3926,7 +3875,7 @@
         <w:pStyle w:val="Prrafodelista"/>
         <w:numPr>
           <w:ilvl w:val="0"/>
-          <w:numId w:val="6"/>
+          <w:numId w:val="27"/>
         </w:numPr>
         <w:rPr>
           <w:rFonts w:asciiTheme="minorHAnsi" w:hAnsiTheme="minorHAnsi" w:cstheme="minorHAnsi"/>
@@ -3946,7 +3895,7 @@
         <w:pStyle w:val="Prrafodelista"/>
         <w:numPr>
           <w:ilvl w:val="0"/>
-          <w:numId w:val="6"/>
+          <w:numId w:val="27"/>
         </w:numPr>
         <w:rPr>
           <w:rFonts w:asciiTheme="minorHAnsi" w:hAnsiTheme="minorHAnsi" w:cstheme="minorHAnsi"/>
@@ -3966,7 +3915,7 @@
         <w:pStyle w:val="Prrafodelista"/>
         <w:numPr>
           <w:ilvl w:val="0"/>
-          <w:numId w:val="6"/>
+          <w:numId w:val="27"/>
         </w:numPr>
         <w:rPr>
           <w:rFonts w:asciiTheme="minorHAnsi" w:hAnsiTheme="minorHAnsi" w:cstheme="minorHAnsi"/>
@@ -3986,7 +3935,7 @@
         <w:pStyle w:val="Prrafodelista"/>
         <w:numPr>
           <w:ilvl w:val="0"/>
-          <w:numId w:val="6"/>
+          <w:numId w:val="27"/>
         </w:numPr>
         <w:rPr>
           <w:rFonts w:asciiTheme="minorHAnsi" w:hAnsiTheme="minorHAnsi" w:cstheme="minorHAnsi"/>
@@ -4006,7 +3955,7 @@
         <w:pStyle w:val="Prrafodelista"/>
         <w:numPr>
           <w:ilvl w:val="0"/>
-          <w:numId w:val="6"/>
+          <w:numId w:val="27"/>
         </w:numPr>
         <w:rPr>
           <w:rFonts w:asciiTheme="minorHAnsi" w:hAnsiTheme="minorHAnsi" w:cstheme="minorHAnsi"/>
@@ -4026,7 +3975,7 @@
         <w:pStyle w:val="Prrafodelista"/>
         <w:numPr>
           <w:ilvl w:val="0"/>
-          <w:numId w:val="6"/>
+          <w:numId w:val="27"/>
         </w:numPr>
         <w:rPr>
           <w:rFonts w:asciiTheme="minorHAnsi" w:hAnsiTheme="minorHAnsi" w:cstheme="minorHAnsi"/>
@@ -4046,7 +3995,7 @@
         <w:pStyle w:val="Prrafodelista"/>
         <w:numPr>
           <w:ilvl w:val="0"/>
-          <w:numId w:val="6"/>
+          <w:numId w:val="27"/>
         </w:numPr>
         <w:rPr>
           <w:rFonts w:asciiTheme="minorHAnsi" w:hAnsiTheme="minorHAnsi" w:cstheme="minorHAnsi"/>
@@ -4066,7 +4015,7 @@
         <w:pStyle w:val="Prrafodelista"/>
         <w:numPr>
           <w:ilvl w:val="0"/>
-          <w:numId w:val="6"/>
+          <w:numId w:val="27"/>
         </w:numPr>
         <w:rPr>
           <w:rFonts w:asciiTheme="minorHAnsi" w:hAnsiTheme="minorHAnsi" w:cstheme="minorHAnsi"/>
@@ -4086,7 +4035,7 @@
         <w:pStyle w:val="Prrafodelista"/>
         <w:numPr>
           <w:ilvl w:val="0"/>
-          <w:numId w:val="6"/>
+          <w:numId w:val="27"/>
         </w:numPr>
         <w:rPr>
           <w:rFonts w:asciiTheme="minorHAnsi" w:hAnsiTheme="minorHAnsi" w:cstheme="minorHAnsi"/>
@@ -4106,7 +4055,7 @@
         <w:pStyle w:val="Prrafodelista"/>
         <w:numPr>
           <w:ilvl w:val="0"/>
-          <w:numId w:val="6"/>
+          <w:numId w:val="27"/>
         </w:numPr>
         <w:rPr>
           <w:rFonts w:asciiTheme="minorHAnsi" w:hAnsiTheme="minorHAnsi" w:cstheme="minorHAnsi"/>
@@ -4120,16 +4069,33 @@
         </w:rPr>
         <w:t>Contar con competencias digitales.</w:t>
       </w:r>
+    </w:p>
+    <w:p>
+      <w:pPr>
+        <w:ind w:firstLine="0"/>
+        <w:rPr>
+          <w:rFonts w:asciiTheme="minorHAnsi" w:hAnsiTheme="minorHAnsi" w:cstheme="minorHAnsi"/>
+          <w:lang w:eastAsia="es-CO"/>
+        </w:rPr>
+      </w:pPr>
+    </w:p>
+    <w:p>
+      <w:pPr>
+        <w:ind w:firstLine="0"/>
+        <w:rPr>
+          <w:rFonts w:asciiTheme="minorHAnsi" w:hAnsiTheme="minorHAnsi" w:cstheme="minorHAnsi"/>
+          <w:lang w:eastAsia="es-CO"/>
+        </w:rPr>
+      </w:pPr>
     </w:p>
     <w:p>
       <w:pPr>
         <w:pStyle w:val="Prrafodelista"/>
         <w:numPr>
           <w:ilvl w:val="0"/>
-          <w:numId w:val="7"/>
+          <w:numId w:val="28"/>
         </w:numPr>
         <w:spacing w:before="0" w:after="0"/>
-        <w:ind w:left="1134"/>
         <w:rPr>
           <w:rFonts w:asciiTheme="minorHAnsi" w:hAnsiTheme="minorHAnsi" w:cstheme="minorHAnsi"/>
           <w:b/>
@@ -4151,7 +4117,7 @@
     <w:p>
       <w:pPr>
         <w:spacing w:before="0" w:after="0"/>
-        <w:ind w:left="708" w:firstLine="426"/>
+        <w:ind w:left="360" w:firstLine="349"/>
         <w:rPr>
           <w:rFonts w:asciiTheme="minorHAnsi" w:hAnsiTheme="minorHAnsi" w:cstheme="minorHAnsi"/>
           <w:lang w:eastAsia="es-CO"/>
@@ -4168,7 +4134,7 @@
     <w:p>
       <w:pPr>
         <w:spacing w:before="0" w:after="0"/>
-        <w:ind w:left="708" w:firstLine="426"/>
+        <w:ind w:left="360" w:firstLine="349"/>
         <w:rPr>
           <w:rFonts w:asciiTheme="minorHAnsi" w:hAnsiTheme="minorHAnsi" w:cstheme="minorHAnsi"/>
           <w:lang w:eastAsia="es-CO"/>
@@ -4684,7 +4650,7 @@
                 <w:szCs w:val="28"/>
               </w:rPr>
             </w:pPr>
-            <w:bookmarkStart w:id="21" w:name="_Hlk230197180"/>
+            <w:bookmarkStart w:id="22" w:name="_Hlk230197180"/>
             <w:r>
               <w:rPr>
                 <w:rFonts w:cs="Calibri"/>
@@ -5365,7 +5331,7 @@
           </w:p>
         </w:tc>
       </w:tr>
-      <w:bookmarkEnd w:id="21"/>
+      <w:bookmarkEnd w:id="22"/>
     </w:tbl>
     <w:p>
       <w:pPr>
@@ -5410,8 +5376,8 @@
           <w:lang w:eastAsia="es-CO"/>
         </w:rPr>
       </w:pPr>
-      <w:bookmarkStart w:id="22" w:name="_Toc233369907"/>
-      <w:bookmarkStart w:id="23" w:name="_Toc233376197"/>
+      <w:bookmarkStart w:id="23" w:name="_Toc233369907"/>
+      <w:bookmarkStart w:id="24" w:name="_Toc233376197"/>
     </w:p>
     <w:p>
       <w:pPr>
@@ -5448,8 +5414,8 @@
           <w:numId w:val="0"/>
         </w:numPr>
       </w:pPr>
-      <w:bookmarkStart w:id="24" w:name="_Toc233754748"/>
-      <w:bookmarkStart w:id="25" w:name="_Toc236301756"/>
+      <w:bookmarkStart w:id="25" w:name="_Toc233754748"/>
+      <w:bookmarkStart w:id="26" w:name="_Toc240006185"/>
       <w:r>
         <w:lastRenderedPageBreak/>
         <w:t xml:space="preserve">2. </w:t>
@@ -5457,10 +5423,10 @@
       <w:r>
         <w:t>Tipos de auditorías</w:t>
       </w:r>
-      <w:bookmarkEnd w:id="22"/>
       <w:bookmarkEnd w:id="23"/>
       <w:bookmarkEnd w:id="24"/>
       <w:bookmarkEnd w:id="25"/>
+      <w:bookmarkEnd w:id="26"/>
     </w:p>
     <w:p>
       <w:pPr>
@@ -5492,14 +5458,14 @@
           <w:numId w:val="0"/>
         </w:numPr>
       </w:pPr>
-      <w:bookmarkStart w:id="26" w:name="_Toc236301757"/>
+      <w:bookmarkStart w:id="27" w:name="_Toc240006186"/>
       <w:r>
         <w:t xml:space="preserve">2.1. </w:t>
       </w:r>
       <w:r>
         <w:t>Auditoría intermedia</w:t>
       </w:r>
-      <w:bookmarkEnd w:id="26"/>
+      <w:bookmarkEnd w:id="27"/>
     </w:p>
     <w:p>
       <w:pPr>
@@ -5571,16 +5537,16 @@
           <w:numId w:val="0"/>
         </w:numPr>
       </w:pPr>
-      <w:bookmarkStart w:id="27" w:name="_Toc233754749"/>
-      <w:bookmarkStart w:id="28" w:name="_Toc236301758"/>
+      <w:bookmarkStart w:id="28" w:name="_Toc233754749"/>
+      <w:bookmarkStart w:id="29" w:name="_Toc240006187"/>
       <w:r>
         <w:t xml:space="preserve">2.2. </w:t>
       </w:r>
       <w:r>
         <w:t>Auditoría final</w:t>
       </w:r>
-      <w:bookmarkEnd w:id="27"/>
       <w:bookmarkEnd w:id="28"/>
+      <w:bookmarkEnd w:id="29"/>
     </w:p>
     <w:p>
       <w:pPr>
@@ -5612,16 +5578,16 @@
           <w:numId w:val="0"/>
         </w:numPr>
       </w:pPr>
-      <w:bookmarkStart w:id="29" w:name="_Toc233754750"/>
-      <w:bookmarkStart w:id="30" w:name="_Toc236301759"/>
+      <w:bookmarkStart w:id="30" w:name="_Toc233754750"/>
+      <w:bookmarkStart w:id="31" w:name="_Toc240006188"/>
       <w:r>
         <w:t xml:space="preserve">2.3. </w:t>
       </w:r>
       <w:r>
         <w:t>Auditoría interna</w:t>
       </w:r>
-      <w:bookmarkEnd w:id="29"/>
       <w:bookmarkEnd w:id="30"/>
+      <w:bookmarkEnd w:id="31"/>
     </w:p>
     <w:p>
       <w:pPr>
@@ -7173,7 +7139,7 @@
           <w:bCs/>
           <w:lang w:val="en-US"/>
         </w:rPr>
-        <w:t>verificación</w:t>
+        <w:t>de_</w:t>
       </w:r>
       <w:r>
         <w:rPr>
@@ -7182,7 +7148,7 @@
           <w:bCs/>
           <w:lang w:val="en-US"/>
         </w:rPr>
-        <w:t>_</w:t>
+        <w:t>verificaci</w:t>
       </w:r>
       <w:r>
         <w:rPr>
@@ -7191,7 +7157,7 @@
           <w:bCs/>
           <w:lang w:val="en-US"/>
         </w:rPr>
-        <w:t>auditor</w:t>
+        <w:t>o</w:t>
       </w:r>
       <w:r>
         <w:rPr>
@@ -7200,7 +7166,7 @@
           <w:bCs/>
           <w:lang w:val="en-US"/>
         </w:rPr>
-        <w:t>í</w:t>
+        <w:t>n</w:t>
       </w:r>
       <w:r>
         <w:rPr>
@@ -7209,7 +7175,7 @@
           <w:bCs/>
           <w:lang w:val="en-US"/>
         </w:rPr>
-        <w:t>a</w:t>
+        <w:t>_</w:t>
       </w:r>
       <w:r>
         <w:rPr>
@@ -7218,7 +7184,7 @@
           <w:bCs/>
           <w:lang w:val="en-US"/>
         </w:rPr>
-        <w:t>_</w:t>
+        <w:t>auditor</w:t>
       </w:r>
       <w:r>
         <w:rPr>
@@ -7227,43 +7193,7 @@
           <w:bCs/>
           <w:lang w:val="en-US"/>
         </w:rPr>
-        <w:t>interna,</w:t>
-      </w:r>
-      <w:r>
-        <w:rPr>
-          <w:rFonts w:asciiTheme="minorHAnsi" w:hAnsiTheme="minorHAnsi" w:cstheme="minorHAnsi"/>
-          <w:lang w:val="en-US"/>
-        </w:rPr>
-        <w:t xml:space="preserve"> </w:t>
-      </w:r>
-      <w:r>
-        <w:rPr>
-          <w:rFonts w:asciiTheme="minorHAnsi" w:hAnsiTheme="minorHAnsi" w:cstheme="minorHAnsi"/>
-        </w:rPr>
-        <w:t>disponible en la carpeta de anexos</w:t>
-      </w:r>
-      <w:r>
-        <w:rPr>
-          <w:rFonts w:asciiTheme="minorHAnsi" w:hAnsiTheme="minorHAnsi" w:cstheme="minorHAnsi"/>
-        </w:rPr>
-        <w:t>.</w:t>
-      </w:r>
-    </w:p>
-    <w:p>
-      <w:pPr>
-        <w:spacing w:before="0" w:after="0"/>
-        <w:ind w:left="708" w:firstLine="0"/>
-        <w:rPr>
-          <w:rFonts w:asciiTheme="minorHAnsi" w:hAnsiTheme="minorHAnsi" w:cstheme="minorHAnsi"/>
-        </w:rPr>
-      </w:pPr>
-      <w:r>
-        <w:rPr>
-          <w:rFonts w:asciiTheme="minorHAnsi" w:hAnsiTheme="minorHAnsi" w:cstheme="minorHAnsi"/>
-          <w:b/>
-          <w:bCs/>
-        </w:rPr>
-        <w:t>Anexo_03_</w:t>
+        <w:t>i</w:t>
       </w:r>
       <w:r>
         <w:rPr>
@@ -7272,7 +7202,7 @@
           <w:bCs/>
           <w:lang w:val="en-US"/>
         </w:rPr>
-        <w:t>Plan</w:t>
+        <w:t>a</w:t>
       </w:r>
       <w:r>
         <w:rPr>
@@ -7290,7 +7220,43 @@
           <w:bCs/>
           <w:lang w:val="en-US"/>
         </w:rPr>
-        <w:t>auditor</w:t>
+        <w:t>interna,</w:t>
+      </w:r>
+      <w:r>
+        <w:rPr>
+          <w:rFonts w:asciiTheme="minorHAnsi" w:hAnsiTheme="minorHAnsi" w:cstheme="minorHAnsi"/>
+          <w:lang w:val="en-US"/>
+        </w:rPr>
+        <w:t xml:space="preserve"> </w:t>
+      </w:r>
+      <w:r>
+        <w:rPr>
+          <w:rFonts w:asciiTheme="minorHAnsi" w:hAnsiTheme="minorHAnsi" w:cstheme="minorHAnsi"/>
+        </w:rPr>
+        <w:t>disponible en la carpeta de anexos</w:t>
+      </w:r>
+      <w:r>
+        <w:rPr>
+          <w:rFonts w:asciiTheme="minorHAnsi" w:hAnsiTheme="minorHAnsi" w:cstheme="minorHAnsi"/>
+        </w:rPr>
+        <w:t>.</w:t>
+      </w:r>
+    </w:p>
+    <w:p>
+      <w:pPr>
+        <w:spacing w:before="0" w:after="0"/>
+        <w:ind w:left="708" w:firstLine="0"/>
+        <w:rPr>
+          <w:rFonts w:asciiTheme="minorHAnsi" w:hAnsiTheme="minorHAnsi" w:cstheme="minorHAnsi"/>
+        </w:rPr>
+      </w:pPr>
+      <w:r>
+        <w:rPr>
+          <w:rFonts w:asciiTheme="minorHAnsi" w:hAnsiTheme="minorHAnsi" w:cstheme="minorHAnsi"/>
+          <w:b/>
+          <w:bCs/>
+        </w:rPr>
+        <w:t>Anexo_03_</w:t>
       </w:r>
       <w:r>
         <w:rPr>
@@ -7299,7 +7265,7 @@
           <w:bCs/>
           <w:lang w:val="en-US"/>
         </w:rPr>
-        <w:t>í</w:t>
+        <w:t>Plan</w:t>
       </w:r>
       <w:r>
         <w:rPr>
@@ -7308,30 +7274,8 @@
           <w:bCs/>
           <w:lang w:val="en-US"/>
         </w:rPr>
-        <w:t xml:space="preserve">a, </w:t>
-      </w:r>
-      <w:r>
-        <w:rPr>
-          <w:rFonts w:asciiTheme="minorHAnsi" w:hAnsiTheme="minorHAnsi" w:cstheme="minorHAnsi"/>
-        </w:rPr>
-        <w:t>disponible en la carpeta de anexos</w:t>
-      </w:r>
-      <w:r>
-        <w:rPr>
-          <w:rFonts w:asciiTheme="minorHAnsi" w:hAnsiTheme="minorHAnsi" w:cstheme="minorHAnsi"/>
-        </w:rPr>
-        <w:t>.</w:t>
-      </w:r>
-    </w:p>
-    <w:p>
-      <w:pPr>
-        <w:spacing w:before="0" w:after="0"/>
-        <w:ind w:left="708" w:firstLine="0"/>
-        <w:rPr>
-          <w:rFonts w:asciiTheme="minorHAnsi" w:hAnsiTheme="minorHAnsi" w:cstheme="minorHAnsi"/>
-          <w:lang w:val="en-US"/>
-        </w:rPr>
-      </w:pPr>
+        <w:t>_</w:t>
+      </w:r>
       <w:r>
         <w:rPr>
           <w:rFonts w:asciiTheme="minorHAnsi" w:hAnsiTheme="minorHAnsi" w:cstheme="minorHAnsi"/>
@@ -7339,7 +7283,7 @@
           <w:bCs/>
           <w:lang w:val="en-US"/>
         </w:rPr>
-        <w:t>Anexo_04_</w:t>
+        <w:t>de_</w:t>
       </w:r>
       <w:r>
         <w:rPr>
@@ -7348,7 +7292,7 @@
           <w:bCs/>
           <w:lang w:val="en-US"/>
         </w:rPr>
-        <w:t>Informe</w:t>
+        <w:t>auditor</w:t>
       </w:r>
       <w:r>
         <w:rPr>
@@ -7357,7 +7301,7 @@
           <w:bCs/>
           <w:lang w:val="en-US"/>
         </w:rPr>
-        <w:t>_</w:t>
+        <w:t>i</w:t>
       </w:r>
       <w:r>
         <w:rPr>
@@ -7366,8 +7310,30 @@
           <w:bCs/>
           <w:lang w:val="en-US"/>
         </w:rPr>
-        <w:t>auditor</w:t>
-      </w:r>
+        <w:t xml:space="preserve">a, </w:t>
+      </w:r>
+      <w:r>
+        <w:rPr>
+          <w:rFonts w:asciiTheme="minorHAnsi" w:hAnsiTheme="minorHAnsi" w:cstheme="minorHAnsi"/>
+        </w:rPr>
+        <w:t>disponible en la carpeta de anexos</w:t>
+      </w:r>
+      <w:r>
+        <w:rPr>
+          <w:rFonts w:asciiTheme="minorHAnsi" w:hAnsiTheme="minorHAnsi" w:cstheme="minorHAnsi"/>
+        </w:rPr>
+        <w:t>.</w:t>
+      </w:r>
+    </w:p>
+    <w:p>
+      <w:pPr>
+        <w:spacing w:before="0" w:after="0"/>
+        <w:ind w:left="708" w:firstLine="0"/>
+        <w:rPr>
+          <w:rFonts w:asciiTheme="minorHAnsi" w:hAnsiTheme="minorHAnsi" w:cstheme="minorHAnsi"/>
+          <w:lang w:val="en-US"/>
+        </w:rPr>
+      </w:pPr>
       <w:r>
         <w:rPr>
           <w:rFonts w:asciiTheme="minorHAnsi" w:hAnsiTheme="minorHAnsi" w:cstheme="minorHAnsi"/>
@@ -7375,7 +7341,52 @@
           <w:bCs/>
           <w:lang w:val="en-US"/>
         </w:rPr>
-        <w:t>í</w:t>
+        <w:t>Anexo_04_</w:t>
+      </w:r>
+      <w:r>
+        <w:rPr>
+          <w:rFonts w:asciiTheme="minorHAnsi" w:hAnsiTheme="minorHAnsi" w:cstheme="minorHAnsi"/>
+          <w:b/>
+          <w:bCs/>
+          <w:lang w:val="en-US"/>
+        </w:rPr>
+        <w:t>Informe</w:t>
+      </w:r>
+      <w:r>
+        <w:rPr>
+          <w:rFonts w:asciiTheme="minorHAnsi" w:hAnsiTheme="minorHAnsi" w:cstheme="minorHAnsi"/>
+          <w:b/>
+          <w:bCs/>
+          <w:lang w:val="en-US"/>
+        </w:rPr>
+        <w:t>_</w:t>
+      </w:r>
+      <w:r>
+        <w:rPr>
+          <w:rFonts w:asciiTheme="minorHAnsi" w:hAnsiTheme="minorHAnsi" w:cstheme="minorHAnsi"/>
+          <w:b/>
+          <w:bCs/>
+          <w:lang w:val="en-US"/>
+        </w:rPr>
+        <w:t>de_</w:t>
+      </w:r>
+      <w:r>
+        <w:rPr>
+          <w:rFonts w:asciiTheme="minorHAnsi" w:hAnsiTheme="minorHAnsi" w:cstheme="minorHAnsi"/>
+          <w:b/>
+          <w:bCs/>
+          <w:lang w:val="en-US"/>
+        </w:rPr>
+        <w:t>auditor</w:t>
+      </w:r>
+      <w:r>
+        <w:rPr>
+          <w:rFonts w:asciiTheme="minorHAnsi" w:hAnsiTheme="minorHAnsi" w:cstheme="minorHAnsi"/>
+          <w:b/>
+          <w:bCs/>
+          <w:lang w:val="en-US"/>
+        </w:rPr>
+        <w:t>i</w:t>
       </w:r>
       <w:r>
         <w:rPr>
@@ -7421,7 +7432,7 @@
           <w:numId w:val="0"/>
         </w:numPr>
       </w:pPr>
-      <w:bookmarkStart w:id="31" w:name="_Toc236301760"/>
+      <w:bookmarkStart w:id="32" w:name="_Toc240006189"/>
       <w:r>
         <w:lastRenderedPageBreak/>
         <w:t xml:space="preserve">2.4. </w:t>
@@ -7429,7 +7440,7 @@
       <w:r>
         <w:t>Auditoría externa</w:t>
       </w:r>
-      <w:bookmarkEnd w:id="31"/>
+      <w:bookmarkEnd w:id="32"/>
     </w:p>
     <w:p>
       <w:pPr>
@@ -7567,7 +7578,7 @@
           <w:numId w:val="0"/>
         </w:numPr>
       </w:pPr>
-      <w:bookmarkStart w:id="32" w:name="_Toc236301761"/>
+      <w:bookmarkStart w:id="33" w:name="_Toc240006190"/>
       <w:r>
         <w:lastRenderedPageBreak/>
         <w:t xml:space="preserve">3. </w:t>
@@ -7575,7 +7586,7 @@
       <w:r>
         <w:t>Premios de calidad</w:t>
       </w:r>
-      <w:bookmarkEnd w:id="32"/>
+      <w:bookmarkEnd w:id="33"/>
       <w:r>
         <w:t xml:space="preserve"> </w:t>
       </w:r>
@@ -7645,7 +7656,23 @@
           <w:rFonts w:asciiTheme="minorHAnsi" w:hAnsiTheme="minorHAnsi" w:cstheme="minorHAnsi"/>
           <w:lang w:eastAsia="es-CO"/>
         </w:rPr>
-        <w:t xml:space="preserve"> su nombre es por el secretario de comercio de EE.UU. de 1981, quien creía la calidad como factor clave de la prosperidad; el premio se creó a partir de 1987. El premio es otorgado a empresas de diversos sectores.</w:t>
+        <w:t xml:space="preserve"> su nombre es por el secretario de comercio de </w:t>
+      </w:r>
+      <w:proofErr w:type="gramStart"/>
+      <w:r>
+        <w:rPr>
+          <w:rFonts w:asciiTheme="minorHAnsi" w:hAnsiTheme="minorHAnsi" w:cstheme="minorHAnsi"/>
+          <w:lang w:eastAsia="es-CO"/>
+        </w:rPr>
+        <w:t>EE.UU.</w:t>
+      </w:r>
+      <w:proofErr w:type="gramEnd"/>
+      <w:r>
+        <w:rPr>
+          <w:rFonts w:asciiTheme="minorHAnsi" w:hAnsiTheme="minorHAnsi" w:cstheme="minorHAnsi"/>
+          <w:lang w:eastAsia="es-CO"/>
+        </w:rPr>
+        <w:t xml:space="preserve"> de 1981, quien creía la calidad como factor clave de la prosperidad; el premio se creó a partir de 1987. El premio es otorgado a empresas de diversos sectores.</w:t>
       </w:r>
     </w:p>
     <w:p>
@@ -7834,7 +7861,23 @@
           <w:rFonts w:asciiTheme="minorHAnsi" w:hAnsiTheme="minorHAnsi" w:cstheme="minorHAnsi"/>
           <w:lang w:eastAsia="es-CO"/>
         </w:rPr>
-        <w:t>Como todos los premios tienen criterios relacionados con el control total de calidad además de varias categorías de entrega. Los criterios a evaluar se presentan en el siguiente cuadro y se debe tener en cuenta que cualquier empresa que cumpla con los requisitos establecidos para la participación puede obtener uno de estos premios.</w:t>
+        <w:t xml:space="preserve">Como todos los premios tienen criterios relacionados con el control total de calidad además de varias categorías de entrega. </w:t>
+      </w:r>
+      <w:proofErr w:type="gramStart"/>
+      <w:r>
+        <w:rPr>
+          <w:rFonts w:asciiTheme="minorHAnsi" w:hAnsiTheme="minorHAnsi" w:cstheme="minorHAnsi"/>
+          <w:lang w:eastAsia="es-CO"/>
+        </w:rPr>
+        <w:t>Los criterios a evaluar</w:t>
+      </w:r>
+      <w:proofErr w:type="gramEnd"/>
+      <w:r>
+        <w:rPr>
+          <w:rFonts w:asciiTheme="minorHAnsi" w:hAnsiTheme="minorHAnsi" w:cstheme="minorHAnsi"/>
+          <w:lang w:eastAsia="es-CO"/>
+        </w:rPr>
+        <w:t xml:space="preserve"> se presentan en el siguiente cuadro y se debe tener en cuenta que cualquier empresa que cumpla con los requisitos establecidos para la participación puede obtener uno de estos premios.</w:t>
       </w:r>
       <w:r>
         <w:rPr>
@@ -7961,8 +8004,8 @@
           <w:numId w:val="0"/>
         </w:numPr>
       </w:pPr>
-      <w:bookmarkStart w:id="33" w:name="_Toc236301762"/>
-      <w:bookmarkStart w:id="34" w:name="_Toc233754756"/>
+      <w:bookmarkStart w:id="34" w:name="_Toc240006191"/>
+      <w:bookmarkStart w:id="35" w:name="_Toc233754756"/>
       <w:r>
         <w:lastRenderedPageBreak/>
         <w:t xml:space="preserve">4. </w:t>
@@ -7970,11 +8013,11 @@
       <w:r>
         <w:t>Norma ISO 19011</w:t>
       </w:r>
-      <w:bookmarkEnd w:id="33"/>
+      <w:bookmarkEnd w:id="34"/>
       <w:r>
         <w:t xml:space="preserve"> </w:t>
       </w:r>
-      <w:bookmarkEnd w:id="34"/>
+      <w:bookmarkEnd w:id="35"/>
     </w:p>
     <w:p>
       <w:pPr>
@@ -8002,16 +8045,6 @@
           <w:lang w:eastAsia="es-CO"/>
         </w:rPr>
       </w:pPr>
-    </w:p>
-    <w:p>
-      <w:pPr>
-        <w:spacing w:before="0" w:after="0"/>
-        <w:ind w:firstLine="576"/>
-        <w:rPr>
-          <w:rFonts w:asciiTheme="minorHAnsi" w:hAnsiTheme="minorHAnsi" w:cstheme="minorHAnsi"/>
-          <w:lang w:eastAsia="es-CO"/>
-        </w:rPr>
-      </w:pPr>
       <w:r>
         <w:rPr>
           <w:rFonts w:asciiTheme="minorHAnsi" w:hAnsiTheme="minorHAnsi" w:cstheme="minorHAnsi"/>
@@ -8019,7 +8052,7 @@
         </w:rPr>
         <w:t>Esta norma en particular orienta los principios de las auditorías para todos los tipos y tamaños de empresas, concentrándose en las auditorías de primera parte o internas y las auditorías realizadas por las organizaciones a sus proveedores externos y a otras partes interesadas externas o auditorías de segunda parte. Así mismo orienta a las auditorías externas realizadas con fines diferentes a los de la obtención de la certificación en sistemas de gestión (de tercera parte).</w:t>
       </w:r>
-      <w:bookmarkStart w:id="35" w:name="_Toc233754757"/>
+      <w:bookmarkStart w:id="36" w:name="_Toc233754757"/>
     </w:p>
     <w:p>
       <w:pPr>
@@ -8039,18 +8072,18 @@
           <w:numId w:val="0"/>
         </w:numPr>
       </w:pPr>
-      <w:bookmarkStart w:id="36" w:name="_Toc236301763"/>
+      <w:bookmarkStart w:id="37" w:name="_Toc240006192"/>
       <w:r>
         <w:t xml:space="preserve">4.1. </w:t>
       </w:r>
       <w:r>
         <w:t>Hallazgos de las auditorías</w:t>
       </w:r>
+      <w:bookmarkEnd w:id="37"/>
+      <w:r>
+        <w:t xml:space="preserve"> </w:t>
+      </w:r>
       <w:bookmarkEnd w:id="36"/>
-      <w:r>
-        <w:t xml:space="preserve"> </w:t>
-      </w:r>
-      <w:bookmarkEnd w:id="35"/>
     </w:p>
     <w:p>
       <w:pPr>
@@ -8394,6 +8427,17 @@
     </w:p>
     <w:p>
       <w:pPr>
+        <w:pStyle w:val="Prrafodelista"/>
+        <w:spacing w:before="0" w:after="0"/>
+        <w:ind w:left="1134" w:firstLine="0"/>
+        <w:rPr>
+          <w:rFonts w:asciiTheme="minorHAnsi" w:hAnsiTheme="minorHAnsi" w:cstheme="minorHAnsi"/>
+          <w:lang w:eastAsia="es-CO"/>
+        </w:rPr>
+      </w:pPr>
+    </w:p>
+    <w:p>
+      <w:pPr>
         <w:pStyle w:val="Tabla"/>
         <w:rPr>
           <w:lang w:eastAsia="es-CO"/>
@@ -8403,6 +8447,7 @@
         <w:rPr>
           <w:lang w:eastAsia="es-CO"/>
         </w:rPr>
+        <w:lastRenderedPageBreak/>
         <w:t>Análisis de causa raíz de no conformidades en prendas mediante la técnica de los cinco porqués.</w:t>
       </w:r>
     </w:p>
@@ -8440,7 +8485,6 @@
                 <w:sz w:val="28"/>
                 <w:szCs w:val="28"/>
               </w:rPr>
-              <w:lastRenderedPageBreak/>
               <w:t>No conformidad para estudiar</w:t>
             </w:r>
           </w:p>
@@ -9022,6 +9066,7 @@
           <w:bCs/>
           <w:lang w:eastAsia="es-CO"/>
         </w:rPr>
+        <w:lastRenderedPageBreak/>
         <w:t>Observación</w:t>
       </w:r>
     </w:p>
@@ -9039,7 +9084,6 @@
           <w:rFonts w:asciiTheme="minorHAnsi" w:hAnsiTheme="minorHAnsi" w:cstheme="minorHAnsi"/>
           <w:lang w:eastAsia="es-CO"/>
         </w:rPr>
-        <w:lastRenderedPageBreak/>
         <w:t>Existe un cumplimiento, pero en un futuro puede convertirse en un incumplimiento. Representa un riesgo por lo cual es importante la especial atención para analizar y tomar las acciones correctivas.</w:t>
       </w:r>
     </w:p>
@@ -9318,7 +9362,7 @@
           <w:numId w:val="0"/>
         </w:numPr>
       </w:pPr>
-      <w:bookmarkStart w:id="37" w:name="_Toc236301764"/>
+      <w:bookmarkStart w:id="38" w:name="_Toc240006193"/>
       <w:r>
         <w:lastRenderedPageBreak/>
         <w:t>4.2. Inspección vs</w:t>
@@ -9335,7 +9379,7 @@
       <w:r>
         <w:t>a</w:t>
       </w:r>
-      <w:bookmarkEnd w:id="37"/>
+      <w:bookmarkEnd w:id="38"/>
     </w:p>
     <w:p>
       <w:pPr>
@@ -10171,20 +10215,20 @@
           <w:numId w:val="0"/>
         </w:numPr>
       </w:pPr>
-      <w:bookmarkStart w:id="38" w:name="_Toc233211091"/>
-      <w:bookmarkStart w:id="39" w:name="_Toc233369920"/>
-      <w:bookmarkStart w:id="40" w:name="_Toc233376204"/>
-      <w:bookmarkStart w:id="41" w:name="_Toc233754759"/>
-      <w:bookmarkStart w:id="42" w:name="_Toc236301765"/>
+      <w:bookmarkStart w:id="39" w:name="_Toc233211091"/>
+      <w:bookmarkStart w:id="40" w:name="_Toc233369920"/>
+      <w:bookmarkStart w:id="41" w:name="_Toc233376204"/>
+      <w:bookmarkStart w:id="42" w:name="_Toc233754759"/>
+      <w:bookmarkStart w:id="43" w:name="_Toc240006194"/>
       <w:r>
         <w:lastRenderedPageBreak/>
         <w:t>Síntesis</w:t>
       </w:r>
-      <w:bookmarkEnd w:id="38"/>
       <w:bookmarkEnd w:id="39"/>
       <w:bookmarkEnd w:id="40"/>
       <w:bookmarkEnd w:id="41"/>
       <w:bookmarkEnd w:id="42"/>
+      <w:bookmarkEnd w:id="43"/>
     </w:p>
     <w:p>
       <w:pPr>
@@ -10214,15 +10258,13 @@
       </w:pPr>
       <w:r>
         <w:rPr>
-          <w:rFonts w:asciiTheme="minorHAnsi" w:hAnsiTheme="minorHAnsi" w:cstheme="minorHAnsi"/>
           <w:noProof/>
-          <w:lang w:eastAsia="es-CO"/>
         </w:rPr>
         <w:drawing>
-          <wp:inline distT="0" distB="0" distL="0" distR="0" wp14:anchorId="6651744E" wp14:editId="32D2F220">
-            <wp:extent cx="6332220" cy="2810510"/>
-            <wp:effectExtent l="0" t="0" r="0" b="8890"/>
-            <wp:docPr id="1150710437" name="Gráfico 9" descr="Esquema en la parte superior aparece el título principal “Control en procesos de calidad para la confección industrial”. Desde este se desprenden cuatro categorías: “Procedimiento de auditoría”, con los temas características, procedimiento y plan anual; “Tipos de auditorías”, con auditoría intermedia, final, interna y externa; “Premios de calidad”; y “Norma ISO 19011”, que incluye inspección vs. auditoría y hallazgos de las auditorías. El diagrama utiliza líneas de conexión y bloques de colores azul, verde, gris y naranja sobre fondo claro."/>
+          <wp:inline distT="0" distB="0" distL="0" distR="0" wp14:anchorId="00EFC0AF" wp14:editId="052B519B">
+            <wp:extent cx="6336000" cy="2935752"/>
+            <wp:effectExtent l="0" t="0" r="8255" b="0"/>
+            <wp:docPr id="1305509254" name="Imagen 4" descr="Esquema en la parte superior aparece el título principal “Control en procesos de calidad para la confección industrial”. Desde este se desprenden cuatro categorías: “Procedimiento de auditoría”, con los temas características, procedimiento y plan anual; “Tipos de auditorías”, con auditoría intermedia, final, interna y externa; “Premios de calidad”; y “Norma ISO 19011”, que incluye inspección vs. auditoría y hallazgos de las auditorías. El diagrama utiliza líneas de conexión y bloques de colores azul, verde, gris y naranja sobre fondo claro."/>
             <wp:cNvGraphicFramePr>
               <a:graphicFrameLocks xmlns:a="http://schemas.openxmlformats.org/drawingml/2006/main" noChangeAspect="1"/>
             </wp:cNvGraphicFramePr>
@@ -10230,29 +10272,41 @@
               <a:graphicData uri="http://schemas.openxmlformats.org/drawingml/2006/picture">
                 <pic:pic xmlns:pic="http://schemas.openxmlformats.org/drawingml/2006/picture">
                   <pic:nvPicPr>
-                    <pic:cNvPr id="1150710437" name="Gráfico 9" descr="Esquema en la parte superior aparece el título principal “Control en procesos de calidad para la confección industrial”. Desde este se desprenden cuatro categorías: “Procedimiento de auditoría”, con los temas características, procedimiento y plan anual; “Tipos de auditorías”, con auditoría intermedia, final, interna y externa; “Premios de calidad”; y “Norma ISO 19011”, que incluye inspección vs. auditoría y hallazgos de las auditorías. El diagrama utiliza líneas de conexión y bloques de colores azul, verde, gris y naranja sobre fondo claro."/>
-                    <pic:cNvPicPr/>
+                    <pic:cNvPr id="1305509254" name="Imagen 4" descr="Esquema en la parte superior aparece el título principal “Control en procesos de calidad para la confección industrial”. Desde este se desprenden cuatro categorías: “Procedimiento de auditoría”, con los temas características, procedimiento y plan anual; “Tipos de auditorías”, con auditoría intermedia, final, interna y externa; “Premios de calidad”; y “Norma ISO 19011”, que incluye inspección vs. auditoría y hallazgos de las auditorías. El diagrama utiliza líneas de conexión y bloques de colores azul, verde, gris y naranja sobre fondo claro."/>
+                    <pic:cNvPicPr>
+                      <a:picLocks noChangeAspect="1" noChangeArrowheads="1"/>
+                    </pic:cNvPicPr>
                   </pic:nvPicPr>
-                  <pic:blipFill>
+                  <pic:blipFill rotWithShape="1">
                     <a:blip r:embed="rId22">
                       <a:extLst>
-                        <a:ext uri="{96DAC541-7B7A-43D3-8B79-37D633B846F1}">
-                          <asvg:svgBlip xmlns:asvg="http://schemas.microsoft.com/office/drawing/2016/SVG/main" r:embed="rId23"/>
+                        <a:ext uri="{28A0092B-C50C-407E-A947-70E740481C1C}">
+                          <a14:useLocalDpi xmlns:a14="http://schemas.microsoft.com/office/drawing/2010/main" val="0"/>
                         </a:ext>
                       </a:extLst>
                     </a:blip>
+                    <a:srcRect l="1907" t="6300" r="5183" b="7152"/>
                     <a:stretch>
                       <a:fillRect/>
                     </a:stretch>
                   </pic:blipFill>
-                  <pic:spPr>
+                  <pic:spPr bwMode="auto">
                     <a:xfrm>
                       <a:off x="0" y="0"/>
-                      <a:ext cx="6332220" cy="2810510"/>
+                      <a:ext cx="6336000" cy="2935752"/>
                     </a:xfrm>
                     <a:prstGeom prst="rect">
                       <a:avLst/>
                     </a:prstGeom>
+                    <a:noFill/>
+                    <a:ln>
+                      <a:noFill/>
+                    </a:ln>
+                    <a:extLst>
+                      <a:ext uri="{53640926-AAD7-44D8-BBD7-CCE9431645EC}">
+                        <a14:shadowObscured xmlns:a14="http://schemas.microsoft.com/office/drawing/2010/main"/>
+                      </a:ext>
+                    </a:extLst>
                   </pic:spPr>
                 </pic:pic>
               </a:graphicData>
@@ -10323,58 +10377,27 @@
     </w:p>
     <w:p>
       <w:pPr>
-        <w:spacing w:before="0" w:after="0"/>
-        <w:ind w:firstLine="0"/>
-        <w:rPr>
-          <w:rFonts w:asciiTheme="minorHAnsi" w:hAnsiTheme="minorHAnsi" w:cstheme="minorHAnsi"/>
-          <w:lang w:eastAsia="es-CO"/>
-        </w:rPr>
-      </w:pPr>
-    </w:p>
-    <w:p>
-      <w:pPr>
-        <w:spacing w:before="0" w:after="0"/>
-        <w:ind w:firstLine="0"/>
-        <w:rPr>
-          <w:rFonts w:asciiTheme="minorHAnsi" w:hAnsiTheme="minorHAnsi" w:cstheme="minorHAnsi"/>
-          <w:lang w:eastAsia="es-CO"/>
-        </w:rPr>
-      </w:pPr>
-    </w:p>
-    <w:p>
-      <w:pPr>
-        <w:spacing w:before="0" w:after="0"/>
-        <w:ind w:firstLine="0"/>
-        <w:rPr>
-          <w:rFonts w:asciiTheme="minorHAnsi" w:hAnsiTheme="minorHAnsi" w:cstheme="minorHAnsi"/>
-          <w:lang w:eastAsia="es-CO"/>
-        </w:rPr>
-      </w:pPr>
-    </w:p>
-    <w:p>
-      <w:pPr>
         <w:pStyle w:val="Ttulo1"/>
         <w:numPr>
           <w:ilvl w:val="0"/>
           <w:numId w:val="0"/>
         </w:numPr>
       </w:pPr>
-      <w:bookmarkStart w:id="43" w:name="_Toc176443725"/>
-      <w:bookmarkStart w:id="44" w:name="_Toc233211092"/>
-      <w:bookmarkStart w:id="45" w:name="_Toc233369921"/>
-      <w:bookmarkStart w:id="46" w:name="_Toc233376205"/>
-      <w:bookmarkStart w:id="47" w:name="_Toc233754760"/>
-      <w:bookmarkStart w:id="48" w:name="_Toc236301766"/>
-      <w:r>
-        <w:lastRenderedPageBreak/>
+      <w:bookmarkStart w:id="44" w:name="_Toc176443725"/>
+      <w:bookmarkStart w:id="45" w:name="_Toc233211092"/>
+      <w:bookmarkStart w:id="46" w:name="_Toc233369921"/>
+      <w:bookmarkStart w:id="47" w:name="_Toc233376205"/>
+      <w:bookmarkStart w:id="48" w:name="_Toc233754760"/>
+      <w:bookmarkStart w:id="49" w:name="_Toc240006195"/>
+      <w:r>
         <w:t>Glosario</w:t>
       </w:r>
-      <w:bookmarkEnd w:id="43"/>
       <w:bookmarkEnd w:id="44"/>
       <w:bookmarkEnd w:id="45"/>
       <w:bookmarkEnd w:id="46"/>
       <w:bookmarkEnd w:id="47"/>
       <w:bookmarkEnd w:id="48"/>
+      <w:bookmarkEnd w:id="49"/>
     </w:p>
     <w:p>
       <w:pPr>
@@ -10445,6 +10468,7 @@
           <w:bCs/>
           <w:lang w:eastAsia="es-CO"/>
         </w:rPr>
+        <w:lastRenderedPageBreak/>
         <w:t>Eficacia: </w:t>
       </w:r>
       <w:r>
@@ -10721,22 +10745,21 @@
           <w:numId w:val="0"/>
         </w:numPr>
       </w:pPr>
-      <w:bookmarkStart w:id="49" w:name="_Toc176443726"/>
-      <w:bookmarkStart w:id="50" w:name="_Toc233211093"/>
-      <w:bookmarkStart w:id="51" w:name="_Toc233369922"/>
-      <w:bookmarkStart w:id="52" w:name="_Toc233376206"/>
-      <w:bookmarkStart w:id="53" w:name="_Toc233754761"/>
-      <w:bookmarkStart w:id="54" w:name="_Toc236301767"/>
-      <w:r>
-        <w:lastRenderedPageBreak/>
+      <w:bookmarkStart w:id="50" w:name="_Toc176443726"/>
+      <w:bookmarkStart w:id="51" w:name="_Toc233211093"/>
+      <w:bookmarkStart w:id="52" w:name="_Toc233369922"/>
+      <w:bookmarkStart w:id="53" w:name="_Toc233376206"/>
+      <w:bookmarkStart w:id="54" w:name="_Toc233754761"/>
+      <w:bookmarkStart w:id="55" w:name="_Toc240006196"/>
+      <w:r>
         <w:t>Referencias bibliográficas</w:t>
       </w:r>
-      <w:bookmarkEnd w:id="49"/>
       <w:bookmarkEnd w:id="50"/>
       <w:bookmarkEnd w:id="51"/>
       <w:bookmarkEnd w:id="52"/>
       <w:bookmarkEnd w:id="53"/>
       <w:bookmarkEnd w:id="54"/>
+      <w:bookmarkEnd w:id="55"/>
     </w:p>
     <w:p>
       <w:pPr>
@@ -10777,6 +10800,7 @@
         <w:rPr>
           <w:lang w:eastAsia="es-CO"/>
         </w:rPr>
+        <w:lastRenderedPageBreak/>
         <w:t>Duque de Serna, F. (1990). Procedimientos para el control de la calidad. SENA.</w:t>
       </w:r>
     </w:p>
@@ -10819,7 +10843,19 @@
         <w:rPr>
           <w:lang w:eastAsia="es-CO"/>
         </w:rPr>
-        <w:t>Jimenez, D. (2020). Auditorías: Cómo hacer una lista de verificación usando diagrama de tortuga.</w:t>
+        <w:t xml:space="preserve">Jimenez, D. (2020). Auditorías: </w:t>
+      </w:r>
+      <w:r>
+        <w:rPr>
+          <w:lang w:eastAsia="es-CO"/>
+        </w:rPr>
+        <w:t>c</w:t>
+      </w:r>
+      <w:r>
+        <w:rPr>
+          <w:lang w:eastAsia="es-CO"/>
+        </w:rPr>
+        <w:t>ómo hacer una lista de verificación usando diagrama de tortuga.</w:t>
       </w:r>
     </w:p>
     <w:p>
@@ -10914,22 +10950,21 @@
           <w:numId w:val="0"/>
         </w:numPr>
       </w:pPr>
-      <w:bookmarkStart w:id="55" w:name="_Toc176443727"/>
-      <w:bookmarkStart w:id="56" w:name="_Toc233211094"/>
-      <w:bookmarkStart w:id="57" w:name="_Toc233369923"/>
-      <w:bookmarkStart w:id="58" w:name="_Toc233376207"/>
-      <w:bookmarkStart w:id="59" w:name="_Toc233754762"/>
-      <w:bookmarkStart w:id="60" w:name="_Toc236301768"/>
-      <w:r>
-        <w:lastRenderedPageBreak/>
+      <w:bookmarkStart w:id="56" w:name="_Toc176443727"/>
+      <w:bookmarkStart w:id="57" w:name="_Toc233211094"/>
+      <w:bookmarkStart w:id="58" w:name="_Toc233369923"/>
+      <w:bookmarkStart w:id="59" w:name="_Toc233376207"/>
+      <w:bookmarkStart w:id="60" w:name="_Toc233754762"/>
+      <w:bookmarkStart w:id="61" w:name="_Toc240006197"/>
+      <w:r>
         <w:t>Créditos</w:t>
       </w:r>
-      <w:bookmarkEnd w:id="55"/>
       <w:bookmarkEnd w:id="56"/>
       <w:bookmarkEnd w:id="57"/>
       <w:bookmarkEnd w:id="58"/>
       <w:bookmarkEnd w:id="59"/>
       <w:bookmarkEnd w:id="60"/>
+      <w:bookmarkEnd w:id="61"/>
     </w:p>
     <w:tbl>
       <w:tblPr>
@@ -10969,6 +11004,7 @@
                 <w:szCs w:val="28"/>
                 <w:lang w:val="es-419" w:eastAsia="es-CO"/>
               </w:rPr>
+              <w:lastRenderedPageBreak/>
               <w:t>Nombre</w:t>
             </w:r>
           </w:p>
@@ -11919,8 +11955,8 @@
       </w:pPr>
     </w:p>
     <w:sectPr>
-      <w:headerReference w:type="default" r:id="rId24"/>
-      <w:footerReference w:type="default" r:id="rId25"/>
+      <w:headerReference w:type="default" r:id="rId23"/>
+      <w:footerReference w:type="default" r:id="rId24"/>
       <w:type w:val="continuous"/>
       <w:pgSz w:w="12240" w:h="15840"/>
       <w:pgMar w:top="1701" w:right="1134" w:bottom="1134" w:left="1134" w:header="709" w:footer="737" w:gutter="0"/>
@@ -12989,6 +13025,119 @@
     </w:lvl>
   </w:abstractNum>
   <w:abstractNum w:abstractNumId="8" w15:restartNumberingAfterBreak="0">
+    <w:nsid w:val="2DC34257"/>
+    <w:multiLevelType w:val="hybridMultilevel"/>
+    <w:tmpl w:val="B01C98B8"/>
+    <w:lvl w:ilvl="0" w:tplc="240A0001">
+      <w:start w:val="1"/>
+      <w:numFmt w:val="bullet"/>
+      <w:lvlText w:val=""/>
+      <w:lvlJc w:val="left"/>
+      <w:pPr>
+        <w:ind w:left="720" w:hanging="360"/>
+      </w:pPr>
+      <w:rPr>
+        <w:rFonts w:ascii="Symbol" w:hAnsi="Symbol" w:hint="default"/>
+      </w:rPr>
+    </w:lvl>
+    <w:lvl w:ilvl="1" w:tplc="240A0003" w:tentative="1">
+      <w:start w:val="1"/>
+      <w:numFmt w:val="bullet"/>
+      <w:lvlText w:val="o"/>
+      <w:lvlJc w:val="left"/>
+      <w:pPr>
+        <w:ind w:left="1440" w:hanging="360"/>
+      </w:pPr>
+      <w:rPr>
+        <w:rFonts w:ascii="Courier New" w:hAnsi="Courier New" w:cs="Courier New" w:hint="default"/>
+      </w:rPr>
+    </w:lvl>
+    <w:lvl w:ilvl="2" w:tplc="240A0005" w:tentative="1">
+      <w:start w:val="1"/>
+      <w:numFmt w:val="bullet"/>
+      <w:lvlText w:val=""/>
+      <w:lvlJc w:val="left"/>
+      <w:pPr>
+        <w:ind w:left="2160" w:hanging="360"/>
+      </w:pPr>
+      <w:rPr>
+        <w:rFonts w:ascii="Wingdings" w:hAnsi="Wingdings" w:hint="default"/>
+      </w:rPr>
+    </w:lvl>
+    <w:lvl w:ilvl="3" w:tplc="240A0001" w:tentative="1">
+      <w:start w:val="1"/>
+      <w:numFmt w:val="bullet"/>
+      <w:lvlText w:val=""/>
+      <w:lvlJc w:val="left"/>
+      <w:pPr>
+        <w:ind w:left="2880" w:hanging="360"/>
+      </w:pPr>
+      <w:rPr>
+        <w:rFonts w:ascii="Symbol" w:hAnsi="Symbol" w:hint="default"/>
+      </w:rPr>
+    </w:lvl>
+    <w:lvl w:ilvl="4" w:tplc="240A0003" w:tentative="1">
+      <w:start w:val="1"/>
+      <w:numFmt w:val="bullet"/>
+      <w:lvlText w:val="o"/>
+      <w:lvlJc w:val="left"/>
+      <w:pPr>
+        <w:ind w:left="3600" w:hanging="360"/>
+      </w:pPr>
+      <w:rPr>
+        <w:rFonts w:ascii="Courier New" w:hAnsi="Courier New" w:cs="Courier New" w:hint="default"/>
+      </w:rPr>
+    </w:lvl>
+    <w:lvl w:ilvl="5" w:tplc="240A0005" w:tentative="1">
+      <w:start w:val="1"/>
+      <w:numFmt w:val="bullet"/>
+      <w:lvlText w:val=""/>
+      <w:lvlJc w:val="left"/>
+      <w:pPr>
+        <w:ind w:left="4320" w:hanging="360"/>
+      </w:pPr>
+      <w:rPr>
+        <w:rFonts w:ascii="Wingdings" w:hAnsi="Wingdings" w:hint="default"/>
+      </w:rPr>
+    </w:lvl>
+    <w:lvl w:ilvl="6" w:tplc="240A0001" w:tentative="1">
+      <w:start w:val="1"/>
+      <w:numFmt w:val="bullet"/>
+      <w:lvlText w:val=""/>
+      <w:lvlJc w:val="left"/>
+      <w:pPr>
+        <w:ind w:left="5040" w:hanging="360"/>
+      </w:pPr>
+      <w:rPr>
+        <w:rFonts w:ascii="Symbol" w:hAnsi="Symbol" w:hint="default"/>
+      </w:rPr>
+    </w:lvl>
+    <w:lvl w:ilvl="7" w:tplc="240A0003" w:tentative="1">
+      <w:start w:val="1"/>
+      <w:numFmt w:val="bullet"/>
+      <w:lvlText w:val="o"/>
+      <w:lvlJc w:val="left"/>
+      <w:pPr>
+        <w:ind w:left="5760" w:hanging="360"/>
+      </w:pPr>
+      <w:rPr>
+        <w:rFonts w:ascii="Courier New" w:hAnsi="Courier New" w:cs="Courier New" w:hint="default"/>
+      </w:rPr>
+    </w:lvl>
+    <w:lvl w:ilvl="8" w:tplc="240A0005" w:tentative="1">
+      <w:start w:val="1"/>
+      <w:numFmt w:val="bullet"/>
+      <w:lvlText w:val=""/>
+      <w:lvlJc w:val="left"/>
+      <w:pPr>
+        <w:ind w:left="6480" w:hanging="360"/>
+      </w:pPr>
+      <w:rPr>
+        <w:rFonts w:ascii="Wingdings" w:hAnsi="Wingdings" w:hint="default"/>
+      </w:rPr>
+    </w:lvl>
+  </w:abstractNum>
+  <w:abstractNum w:abstractNumId="9" w15:restartNumberingAfterBreak="0">
     <w:nsid w:val="31FA7969"/>
     <w:multiLevelType w:val="hybridMultilevel"/>
     <w:tmpl w:val="9864C73E"/>
@@ -13101,7 +13250,7 @@
       </w:rPr>
     </w:lvl>
   </w:abstractNum>
-  <w:abstractNum w:abstractNumId="9" w15:restartNumberingAfterBreak="0">
+  <w:abstractNum w:abstractNumId="10" w15:restartNumberingAfterBreak="0">
     <w:nsid w:val="348A5CC7"/>
     <w:multiLevelType w:val="multilevel"/>
     <w:tmpl w:val="F9889AE2"/>
@@ -13215,7 +13364,7 @@
       </w:rPr>
     </w:lvl>
   </w:abstractNum>
-  <w:abstractNum w:abstractNumId="10" w15:restartNumberingAfterBreak="0">
+  <w:abstractNum w:abstractNumId="11" w15:restartNumberingAfterBreak="0">
     <w:nsid w:val="368E176E"/>
     <w:multiLevelType w:val="hybridMultilevel"/>
     <w:tmpl w:val="E88E4BE0"/>
@@ -13310,7 +13459,7 @@
       </w:pPr>
     </w:lvl>
   </w:abstractNum>
-  <w:abstractNum w:abstractNumId="11" w15:restartNumberingAfterBreak="0">
+  <w:abstractNum w:abstractNumId="12" w15:restartNumberingAfterBreak="0">
     <w:nsid w:val="3CC75FEF"/>
     <w:multiLevelType w:val="hybridMultilevel"/>
     <w:tmpl w:val="0B507FF4"/>
@@ -13423,7 +13572,7 @@
       </w:rPr>
     </w:lvl>
   </w:abstractNum>
-  <w:abstractNum w:abstractNumId="12" w15:restartNumberingAfterBreak="0">
+  <w:abstractNum w:abstractNumId="13" w15:restartNumberingAfterBreak="0">
     <w:nsid w:val="427716FE"/>
     <w:multiLevelType w:val="hybridMultilevel"/>
     <w:tmpl w:val="8F3A143C"/>
@@ -13536,7 +13685,120 @@
       </w:rPr>
     </w:lvl>
   </w:abstractNum>
-  <w:abstractNum w:abstractNumId="13" w15:restartNumberingAfterBreak="0">
+  <w:abstractNum w:abstractNumId="14" w15:restartNumberingAfterBreak="0">
+    <w:nsid w:val="43C350DA"/>
+    <w:multiLevelType w:val="hybridMultilevel"/>
+    <w:tmpl w:val="1EB2D66C"/>
+    <w:lvl w:ilvl="0" w:tplc="240A0003">
+      <w:start w:val="1"/>
+      <w:numFmt w:val="bullet"/>
+      <w:lvlText w:val="o"/>
+      <w:lvlJc w:val="left"/>
+      <w:pPr>
+        <w:ind w:left="1068" w:hanging="360"/>
+      </w:pPr>
+      <w:rPr>
+        <w:rFonts w:ascii="Courier New" w:hAnsi="Courier New" w:cs="Courier New" w:hint="default"/>
+      </w:rPr>
+    </w:lvl>
+    <w:lvl w:ilvl="1" w:tplc="FFFFFFFF">
+      <w:start w:val="1"/>
+      <w:numFmt w:val="bullet"/>
+      <w:lvlText w:val="o"/>
+      <w:lvlJc w:val="left"/>
+      <w:pPr>
+        <w:ind w:left="1788" w:hanging="360"/>
+      </w:pPr>
+      <w:rPr>
+        <w:rFonts w:ascii="Courier New" w:hAnsi="Courier New" w:cs="Courier New" w:hint="default"/>
+      </w:rPr>
+    </w:lvl>
+    <w:lvl w:ilvl="2" w:tplc="FFFFFFFF">
+      <w:start w:val="1"/>
+      <w:numFmt w:val="bullet"/>
+      <w:lvlText w:val=""/>
+      <w:lvlJc w:val="left"/>
+      <w:pPr>
+        <w:ind w:left="2508" w:hanging="360"/>
+      </w:pPr>
+      <w:rPr>
+        <w:rFonts w:ascii="Wingdings" w:hAnsi="Wingdings" w:hint="default"/>
+      </w:rPr>
+    </w:lvl>
+    <w:lvl w:ilvl="3" w:tplc="FFFFFFFF">
+      <w:start w:val="1"/>
+      <w:numFmt w:val="bullet"/>
+      <w:lvlText w:val=""/>
+      <w:lvlJc w:val="left"/>
+      <w:pPr>
+        <w:ind w:left="3228" w:hanging="360"/>
+      </w:pPr>
+      <w:rPr>
+        <w:rFonts w:ascii="Symbol" w:hAnsi="Symbol" w:hint="default"/>
+      </w:rPr>
+    </w:lvl>
+    <w:lvl w:ilvl="4" w:tplc="FFFFFFFF" w:tentative="1">
+      <w:start w:val="1"/>
+      <w:numFmt w:val="bullet"/>
+      <w:lvlText w:val="o"/>
+      <w:lvlJc w:val="left"/>
+      <w:pPr>
+        <w:ind w:left="3948" w:hanging="360"/>
+      </w:pPr>
+      <w:rPr>
+        <w:rFonts w:ascii="Courier New" w:hAnsi="Courier New" w:cs="Courier New" w:hint="default"/>
+      </w:rPr>
+    </w:lvl>
+    <w:lvl w:ilvl="5" w:tplc="FFFFFFFF" w:tentative="1">
+      <w:start w:val="1"/>
+      <w:numFmt w:val="bullet"/>
+      <w:lvlText w:val=""/>
+      <w:lvlJc w:val="left"/>
+      <w:pPr>
+        <w:ind w:left="4668" w:hanging="360"/>
+      </w:pPr>
+      <w:rPr>
+        <w:rFonts w:ascii="Wingdings" w:hAnsi="Wingdings" w:hint="default"/>
+      </w:rPr>
+    </w:lvl>
+    <w:lvl w:ilvl="6" w:tplc="FFFFFFFF" w:tentative="1">
+      <w:start w:val="1"/>
+      <w:numFmt w:val="bullet"/>
+      <w:lvlText w:val=""/>
+      <w:lvlJc w:val="left"/>
+      <w:pPr>
+        <w:ind w:left="5388" w:hanging="360"/>
+      </w:pPr>
+      <w:rPr>
+        <w:rFonts w:ascii="Symbol" w:hAnsi="Symbol" w:hint="default"/>
+      </w:rPr>
+    </w:lvl>
+    <w:lvl w:ilvl="7" w:tplc="FFFFFFFF" w:tentative="1">
+      <w:start w:val="1"/>
+      <w:numFmt w:val="bullet"/>
+      <w:lvlText w:val="o"/>
+      <w:lvlJc w:val="left"/>
+      <w:pPr>
+        <w:ind w:left="6108" w:hanging="360"/>
+      </w:pPr>
+      <w:rPr>
+        <w:rFonts w:ascii="Courier New" w:hAnsi="Courier New" w:cs="Courier New" w:hint="default"/>
+      </w:rPr>
+    </w:lvl>
+    <w:lvl w:ilvl="8" w:tplc="FFFFFFFF" w:tentative="1">
+      <w:start w:val="1"/>
+      <w:numFmt w:val="bullet"/>
+      <w:lvlText w:val=""/>
+      <w:lvlJc w:val="left"/>
+      <w:pPr>
+        <w:ind w:left="6828" w:hanging="360"/>
+      </w:pPr>
+      <w:rPr>
+        <w:rFonts w:ascii="Wingdings" w:hAnsi="Wingdings" w:hint="default"/>
+      </w:rPr>
+    </w:lvl>
+  </w:abstractNum>
+  <w:abstractNum w:abstractNumId="15" w15:restartNumberingAfterBreak="0">
     <w:nsid w:val="44CA48CD"/>
     <w:multiLevelType w:val="hybridMultilevel"/>
     <w:tmpl w:val="7C2C3470"/>
@@ -13649,7 +13911,7 @@
       </w:rPr>
     </w:lvl>
   </w:abstractNum>
-  <w:abstractNum w:abstractNumId="14" w15:restartNumberingAfterBreak="0">
+  <w:abstractNum w:abstractNumId="16" w15:restartNumberingAfterBreak="0">
     <w:nsid w:val="4A8A5685"/>
     <w:multiLevelType w:val="hybridMultilevel"/>
     <w:tmpl w:val="80BC0AC0"/>
@@ -13762,7 +14024,7 @@
       </w:rPr>
     </w:lvl>
   </w:abstractNum>
-  <w:abstractNum w:abstractNumId="15" w15:restartNumberingAfterBreak="0">
+  <w:abstractNum w:abstractNumId="17" w15:restartNumberingAfterBreak="0">
     <w:nsid w:val="4EBE1EF6"/>
     <w:multiLevelType w:val="hybridMultilevel"/>
     <w:tmpl w:val="A190C170"/>
@@ -13856,7 +14118,7 @@
       </w:pPr>
     </w:lvl>
   </w:abstractNum>
-  <w:abstractNum w:abstractNumId="16" w15:restartNumberingAfterBreak="0">
+  <w:abstractNum w:abstractNumId="18" w15:restartNumberingAfterBreak="0">
     <w:nsid w:val="52292E97"/>
     <w:multiLevelType w:val="hybridMultilevel"/>
     <w:tmpl w:val="2452D206"/>
@@ -13946,7 +14208,7 @@
       </w:pPr>
     </w:lvl>
   </w:abstractNum>
-  <w:abstractNum w:abstractNumId="17" w15:restartNumberingAfterBreak="0">
+  <w:abstractNum w:abstractNumId="19" w15:restartNumberingAfterBreak="0">
     <w:nsid w:val="54173CE7"/>
     <w:multiLevelType w:val="hybridMultilevel"/>
     <w:tmpl w:val="A0D6DECC"/>
@@ -14061,7 +14323,7 @@
       </w:rPr>
     </w:lvl>
   </w:abstractNum>
-  <w:abstractNum w:abstractNumId="18" w15:restartNumberingAfterBreak="0">
+  <w:abstractNum w:abstractNumId="20" w15:restartNumberingAfterBreak="0">
     <w:nsid w:val="571B60AB"/>
     <w:multiLevelType w:val="hybridMultilevel"/>
     <w:tmpl w:val="8C6A2278"/>
@@ -14174,7 +14436,7 @@
       </w:rPr>
     </w:lvl>
   </w:abstractNum>
-  <w:abstractNum w:abstractNumId="19" w15:restartNumberingAfterBreak="0">
+  <w:abstractNum w:abstractNumId="21" w15:restartNumberingAfterBreak="0">
     <w:nsid w:val="5B7306EA"/>
     <w:multiLevelType w:val="hybridMultilevel"/>
     <w:tmpl w:val="FF121B0C"/>
@@ -14287,7 +14549,7 @@
       </w:rPr>
     </w:lvl>
   </w:abstractNum>
-  <w:abstractNum w:abstractNumId="20" w15:restartNumberingAfterBreak="0">
+  <w:abstractNum w:abstractNumId="22" w15:restartNumberingAfterBreak="0">
     <w:nsid w:val="5DA13499"/>
     <w:multiLevelType w:val="multilevel"/>
     <w:tmpl w:val="3D706C58"/>
@@ -14406,7 +14668,120 @@
       </w:rPr>
     </w:lvl>
   </w:abstractNum>
-  <w:abstractNum w:abstractNumId="21" w15:restartNumberingAfterBreak="0">
+  <w:abstractNum w:abstractNumId="23" w15:restartNumberingAfterBreak="0">
+    <w:nsid w:val="5FB73F5F"/>
+    <w:multiLevelType w:val="hybridMultilevel"/>
+    <w:tmpl w:val="B486F27A"/>
+    <w:lvl w:ilvl="0" w:tplc="240A0001">
+      <w:start w:val="1"/>
+      <w:numFmt w:val="bullet"/>
+      <w:lvlText w:val=""/>
+      <w:lvlJc w:val="left"/>
+      <w:pPr>
+        <w:ind w:left="1068" w:hanging="360"/>
+      </w:pPr>
+      <w:rPr>
+        <w:rFonts w:ascii="Symbol" w:hAnsi="Symbol" w:hint="default"/>
+      </w:rPr>
+    </w:lvl>
+    <w:lvl w:ilvl="1" w:tplc="FFFFFFFF">
+      <w:start w:val="1"/>
+      <w:numFmt w:val="bullet"/>
+      <w:lvlText w:val="o"/>
+      <w:lvlJc w:val="left"/>
+      <w:pPr>
+        <w:ind w:left="1788" w:hanging="360"/>
+      </w:pPr>
+      <w:rPr>
+        <w:rFonts w:ascii="Courier New" w:hAnsi="Courier New" w:cs="Courier New" w:hint="default"/>
+      </w:rPr>
+    </w:lvl>
+    <w:lvl w:ilvl="2" w:tplc="FFFFFFFF">
+      <w:start w:val="1"/>
+      <w:numFmt w:val="bullet"/>
+      <w:lvlText w:val=""/>
+      <w:lvlJc w:val="left"/>
+      <w:pPr>
+        <w:ind w:left="2508" w:hanging="360"/>
+      </w:pPr>
+      <w:rPr>
+        <w:rFonts w:ascii="Wingdings" w:hAnsi="Wingdings" w:hint="default"/>
+      </w:rPr>
+    </w:lvl>
+    <w:lvl w:ilvl="3" w:tplc="FFFFFFFF">
+      <w:start w:val="1"/>
+      <w:numFmt w:val="bullet"/>
+      <w:lvlText w:val=""/>
+      <w:lvlJc w:val="left"/>
+      <w:pPr>
+        <w:ind w:left="3228" w:hanging="360"/>
+      </w:pPr>
+      <w:rPr>
+        <w:rFonts w:ascii="Symbol" w:hAnsi="Symbol" w:hint="default"/>
+      </w:rPr>
+    </w:lvl>
+    <w:lvl w:ilvl="4" w:tplc="FFFFFFFF" w:tentative="1">
+      <w:start w:val="1"/>
+      <w:numFmt w:val="bullet"/>
+      <w:lvlText w:val="o"/>
+      <w:lvlJc w:val="left"/>
+      <w:pPr>
+        <w:ind w:left="3948" w:hanging="360"/>
+      </w:pPr>
+      <w:rPr>
+        <w:rFonts w:ascii="Courier New" w:hAnsi="Courier New" w:cs="Courier New" w:hint="default"/>
+      </w:rPr>
+    </w:lvl>
+    <w:lvl w:ilvl="5" w:tplc="FFFFFFFF" w:tentative="1">
+      <w:start w:val="1"/>
+      <w:numFmt w:val="bullet"/>
+      <w:lvlText w:val=""/>
+      <w:lvlJc w:val="left"/>
+      <w:pPr>
+        <w:ind w:left="4668" w:hanging="360"/>
+      </w:pPr>
+      <w:rPr>
+        <w:rFonts w:ascii="Wingdings" w:hAnsi="Wingdings" w:hint="default"/>
+      </w:rPr>
+    </w:lvl>
+    <w:lvl w:ilvl="6" w:tplc="FFFFFFFF" w:tentative="1">
+      <w:start w:val="1"/>
+      <w:numFmt w:val="bullet"/>
+      <w:lvlText w:val=""/>
+      <w:lvlJc w:val="left"/>
+      <w:pPr>
+        <w:ind w:left="5388" w:hanging="360"/>
+      </w:pPr>
+      <w:rPr>
+        <w:rFonts w:ascii="Symbol" w:hAnsi="Symbol" w:hint="default"/>
+      </w:rPr>
+    </w:lvl>
+    <w:lvl w:ilvl="7" w:tplc="FFFFFFFF" w:tentative="1">
+      <w:start w:val="1"/>
+      <w:numFmt w:val="bullet"/>
+      <w:lvlText w:val="o"/>
+      <w:lvlJc w:val="left"/>
+      <w:pPr>
+        <w:ind w:left="6108" w:hanging="360"/>
+      </w:pPr>
+      <w:rPr>
+        <w:rFonts w:ascii="Courier New" w:hAnsi="Courier New" w:cs="Courier New" w:hint="default"/>
+      </w:rPr>
+    </w:lvl>
+    <w:lvl w:ilvl="8" w:tplc="FFFFFFFF" w:tentative="1">
+      <w:start w:val="1"/>
+      <w:numFmt w:val="bullet"/>
+      <w:lvlText w:val=""/>
+      <w:lvlJc w:val="left"/>
+      <w:pPr>
+        <w:ind w:left="6828" w:hanging="360"/>
+      </w:pPr>
+      <w:rPr>
+        <w:rFonts w:ascii="Wingdings" w:hAnsi="Wingdings" w:hint="default"/>
+      </w:rPr>
+    </w:lvl>
+  </w:abstractNum>
+  <w:abstractNum w:abstractNumId="24" w15:restartNumberingAfterBreak="0">
     <w:nsid w:val="60ED38B3"/>
     <w:multiLevelType w:val="hybridMultilevel"/>
     <w:tmpl w:val="424020CE"/>
@@ -14416,7 +14791,7 @@
       <w:lvlText w:val="o"/>
       <w:lvlJc w:val="left"/>
       <w:pPr>
-        <w:ind w:left="1428" w:hanging="360"/>
+        <w:ind w:left="1069" w:hanging="360"/>
       </w:pPr>
       <w:rPr>
         <w:rFonts w:ascii="Courier New" w:hAnsi="Courier New" w:cs="Courier New" w:hint="default"/>
@@ -14428,7 +14803,7 @@
       <w:lvlText w:val="o"/>
       <w:lvlJc w:val="left"/>
       <w:pPr>
-        <w:ind w:left="2148" w:hanging="360"/>
+        <w:ind w:left="1789" w:hanging="360"/>
       </w:pPr>
       <w:rPr>
         <w:rFonts w:ascii="Courier New" w:hAnsi="Courier New" w:cs="Courier New" w:hint="default"/>
@@ -14440,7 +14815,7 @@
       <w:lvlText w:val=""/>
       <w:lvlJc w:val="left"/>
       <w:pPr>
-        <w:ind w:left="2868" w:hanging="360"/>
+        <w:ind w:left="2509" w:hanging="360"/>
       </w:pPr>
       <w:rPr>
         <w:rFonts w:ascii="Wingdings" w:hAnsi="Wingdings" w:hint="default"/>
@@ -14452,7 +14827,7 @@
       <w:lvlText w:val=""/>
       <w:lvlJc w:val="left"/>
       <w:pPr>
-        <w:ind w:left="3588" w:hanging="360"/>
+        <w:ind w:left="3229" w:hanging="360"/>
       </w:pPr>
       <w:rPr>
         <w:rFonts w:ascii="Symbol" w:hAnsi="Symbol" w:hint="default"/>
@@ -14464,7 +14839,7 @@
       <w:lvlText w:val="o"/>
       <w:lvlJc w:val="left"/>
       <w:pPr>
-        <w:ind w:left="4308" w:hanging="360"/>
+        <w:ind w:left="3949" w:hanging="360"/>
       </w:pPr>
       <w:rPr>
         <w:rFonts w:ascii="Courier New" w:hAnsi="Courier New" w:cs="Courier New" w:hint="default"/>
@@ -14476,7 +14851,7 @@
       <w:lvlText w:val=""/>
       <w:lvlJc w:val="left"/>
       <w:pPr>
-        <w:ind w:left="5028" w:hanging="360"/>
+        <w:ind w:left="4669" w:hanging="360"/>
       </w:pPr>
       <w:rPr>
         <w:rFonts w:ascii="Wingdings" w:hAnsi="Wingdings" w:hint="default"/>
@@ -14488,7 +14863,7 @@
       <w:lvlText w:val=""/>
       <w:lvlJc w:val="left"/>
       <w:pPr>
-        <w:ind w:left="5748" w:hanging="360"/>
+        <w:ind w:left="5389" w:hanging="360"/>
       </w:pPr>
       <w:rPr>
         <w:rFonts w:ascii="Symbol" w:hAnsi="Symbol" w:hint="default"/>
@@ -14500,7 +14875,7 @@
       <w:lvlText w:val="o"/>
       <w:lvlJc w:val="left"/>
       <w:pPr>
-        <w:ind w:left="6468" w:hanging="360"/>
+        <w:ind w:left="6109" w:hanging="360"/>
       </w:pPr>
       <w:rPr>
         <w:rFonts w:ascii="Courier New" w:hAnsi="Courier New" w:cs="Courier New" w:hint="default"/>
@@ -14512,14 +14887,14 @@
       <w:lvlText w:val=""/>
       <w:lvlJc w:val="left"/>
       <w:pPr>
-        <w:ind w:left="7188" w:hanging="360"/>
+        <w:ind w:left="6829" w:hanging="360"/>
       </w:pPr>
       <w:rPr>
         <w:rFonts w:ascii="Wingdings" w:hAnsi="Wingdings" w:hint="default"/>
       </w:rPr>
     </w:lvl>
   </w:abstractNum>
-  <w:abstractNum w:abstractNumId="22" w15:restartNumberingAfterBreak="0">
+  <w:abstractNum w:abstractNumId="25" w15:restartNumberingAfterBreak="0">
     <w:nsid w:val="6B015042"/>
     <w:multiLevelType w:val="hybridMultilevel"/>
     <w:tmpl w:val="7B421982"/>
@@ -14609,7 +14984,7 @@
       </w:pPr>
     </w:lvl>
   </w:abstractNum>
-  <w:abstractNum w:abstractNumId="23" w15:restartNumberingAfterBreak="0">
+  <w:abstractNum w:abstractNumId="26" w15:restartNumberingAfterBreak="0">
     <w:nsid w:val="6F7830ED"/>
     <w:multiLevelType w:val="hybridMultilevel"/>
     <w:tmpl w:val="01EE6658"/>
@@ -14722,7 +15097,7 @@
       </w:rPr>
     </w:lvl>
   </w:abstractNum>
-  <w:abstractNum w:abstractNumId="24" w15:restartNumberingAfterBreak="0">
+  <w:abstractNum w:abstractNumId="27" w15:restartNumberingAfterBreak="0">
     <w:nsid w:val="74D96DA0"/>
     <w:multiLevelType w:val="hybridMultilevel"/>
     <w:tmpl w:val="34728A1C"/>
@@ -14839,46 +15214,46 @@
     <w:abstractNumId w:val="0"/>
   </w:num>
   <w:num w:numId="2" w16cid:durableId="1587882489">
-    <w:abstractNumId w:val="15"/>
+    <w:abstractNumId w:val="17"/>
   </w:num>
   <w:num w:numId="3" w16cid:durableId="815605698">
-    <w:abstractNumId w:val="10"/>
+    <w:abstractNumId w:val="11"/>
   </w:num>
   <w:num w:numId="4" w16cid:durableId="1831018542">
-    <w:abstractNumId w:val="20"/>
+    <w:abstractNumId w:val="22"/>
   </w:num>
   <w:num w:numId="5" w16cid:durableId="1985816660">
-    <w:abstractNumId w:val="9"/>
+    <w:abstractNumId w:val="10"/>
   </w:num>
   <w:num w:numId="6" w16cid:durableId="349259404">
     <w:abstractNumId w:val="4"/>
   </w:num>
   <w:num w:numId="7" w16cid:durableId="1734041876">
+    <w:abstractNumId w:val="21"/>
+  </w:num>
+  <w:num w:numId="8" w16cid:durableId="1411193816">
+    <w:abstractNumId w:val="13"/>
+  </w:num>
+  <w:num w:numId="9" w16cid:durableId="726143845">
+    <w:abstractNumId w:val="15"/>
+  </w:num>
+  <w:num w:numId="10" w16cid:durableId="573855375">
     <w:abstractNumId w:val="19"/>
   </w:num>
-  <w:num w:numId="8" w16cid:durableId="1411193816">
-    <w:abstractNumId w:val="12"/>
-  </w:num>
-  <w:num w:numId="9" w16cid:durableId="726143845">
-    <w:abstractNumId w:val="13"/>
-  </w:num>
-  <w:num w:numId="10" w16cid:durableId="573855375">
-    <w:abstractNumId w:val="17"/>
-  </w:num>
   <w:num w:numId="11" w16cid:durableId="841235309">
-    <w:abstractNumId w:val="23"/>
+    <w:abstractNumId w:val="26"/>
   </w:num>
   <w:num w:numId="12" w16cid:durableId="1444039251">
     <w:abstractNumId w:val="7"/>
   </w:num>
   <w:num w:numId="13" w16cid:durableId="602342686">
-    <w:abstractNumId w:val="16"/>
+    <w:abstractNumId w:val="18"/>
   </w:num>
   <w:num w:numId="14" w16cid:durableId="936138350">
-    <w:abstractNumId w:val="22"/>
+    <w:abstractNumId w:val="25"/>
   </w:num>
   <w:num w:numId="15" w16cid:durableId="1245728">
-    <w:abstractNumId w:val="14"/>
+    <w:abstractNumId w:val="16"/>
   </w:num>
   <w:num w:numId="16" w16cid:durableId="1125543456">
     <w:abstractNumId w:val="2"/>
@@ -14887,10 +15262,10 @@
     <w:abstractNumId w:val="3"/>
   </w:num>
   <w:num w:numId="18" w16cid:durableId="1591160635">
-    <w:abstractNumId w:val="21"/>
+    <w:abstractNumId w:val="24"/>
   </w:num>
   <w:num w:numId="19" w16cid:durableId="1446146589">
-    <w:abstractNumId w:val="24"/>
+    <w:abstractNumId w:val="27"/>
   </w:num>
   <w:num w:numId="20" w16cid:durableId="1747848218">
     <w:abstractNumId w:val="6"/>
@@ -14899,15 +15274,24 @@
     <w:abstractNumId w:val="1"/>
   </w:num>
   <w:num w:numId="22" w16cid:durableId="785465311">
-    <w:abstractNumId w:val="11"/>
+    <w:abstractNumId w:val="12"/>
   </w:num>
   <w:num w:numId="23" w16cid:durableId="1416128794">
-    <w:abstractNumId w:val="18"/>
+    <w:abstractNumId w:val="20"/>
   </w:num>
   <w:num w:numId="24" w16cid:durableId="1366100445">
     <w:abstractNumId w:val="5"/>
   </w:num>
   <w:num w:numId="25" w16cid:durableId="1922906871">
+    <w:abstractNumId w:val="9"/>
+  </w:num>
+  <w:num w:numId="26" w16cid:durableId="1342010271">
+    <w:abstractNumId w:val="23"/>
+  </w:num>
+  <w:num w:numId="27" w16cid:durableId="2068452523">
+    <w:abstractNumId w:val="14"/>
+  </w:num>
+  <w:num w:numId="28" w16cid:durableId="901479203">
     <w:abstractNumId w:val="8"/>
   </w:num>
   <w:numIdMacAtCleanup w:val="25"/>
@@ -16846,6 +17230,15 @@
 </file>
 
 <file path=customXml/item1.xml><?xml version="1.0" encoding="utf-8"?>
+<?mso-contentType ?>
+<FormTemplates xmlns="http://schemas.microsoft.com/sharepoint/v3/contenttype/forms">
+  <Display>DocumentLibraryForm</Display>
+  <Edit>DocumentLibraryForm</Edit>
+  <New>DocumentLibraryForm</New>
+</FormTemplates>
+</file>
+
+<file path=customXml/item2.xml><?xml version="1.0" encoding="utf-8"?>
 <ct:contentTypeSchema xmlns:ct="http://schemas.microsoft.com/office/2006/metadata/contentType" xmlns:ma="http://schemas.microsoft.com/office/2006/metadata/properties/metaAttributes" ct:_="" ma:_="" ma:contentTypeName="Documento" ma:contentTypeID="0x0101006A81D6BD42E8DF4C91013959704817E1" ma:contentTypeVersion="15" ma:contentTypeDescription="Crear nuevo documento." ma:contentTypeScope="" ma:versionID="bf4f72ffd194f0963ff564daca6869f7">
   <xsd:schema xmlns:xsd="http://www.w3.org/2001/XMLSchema" xmlns:xs="http://www.w3.org/2001/XMLSchema" xmlns:p="http://schemas.microsoft.com/office/2006/metadata/properties" xmlns:ns2="13c90a0b-73bc-4dc0-be5f-28d77b615beb" xmlns:ns3="13c93bba-48ce-428c-bfe5-88b42c19b028" targetNamespace="http://schemas.microsoft.com/office/2006/metadata/properties" ma:root="true" ma:fieldsID="8718d6f4873a5b1392a45044efa78385" ns2:_="" ns3:_="">
     <xsd:import namespace="13c90a0b-73bc-4dc0-be5f-28d77b615beb"/>
@@ -17080,16 +17473,11 @@
 </ct:contentTypeSchema>
 </file>
 
-<file path=customXml/item2.xml><?xml version="1.0" encoding="utf-8"?>
-<?mso-contentType ?>
-<FormTemplates xmlns="http://schemas.microsoft.com/sharepoint/v3/contenttype/forms">
-  <Display>DocumentLibraryForm</Display>
-  <Edit>DocumentLibraryForm</Edit>
-  <New>DocumentLibraryForm</New>
-</FormTemplates>
+<file path=customXml/item3.xml><?xml version="1.0" encoding="utf-8"?>
+<b:Sources xmlns:b="http://schemas.openxmlformats.org/officeDocument/2006/bibliography" xmlns="http://schemas.openxmlformats.org/officeDocument/2006/bibliography" SelectedStyle="\APASixthEditionOfficeOnline.xsl" StyleName="APA" Version="6"/>
 </file>
 
-<file path=customXml/item3.xml><?xml version="1.0" encoding="utf-8"?>
+<file path=customXml/item4.xml><?xml version="1.0" encoding="utf-8"?>
 <p:properties xmlns:p="http://schemas.microsoft.com/office/2006/metadata/properties" xmlns:xsi="http://www.w3.org/2001/XMLSchema-instance" xmlns:pc="http://schemas.microsoft.com/office/infopath/2007/PartnerControls">
   <documentManagement>
     <TaxCatchAll xmlns="13c90a0b-73bc-4dc0-be5f-28d77b615beb" xsi:nil="true"/>
@@ -17100,11 +17488,15 @@
 </p:properties>
 </file>
 
-<file path=customXml/item4.xml><?xml version="1.0" encoding="utf-8"?>
-<b:Sources xmlns:b="http://schemas.openxmlformats.org/officeDocument/2006/bibliography" xmlns="http://schemas.openxmlformats.org/officeDocument/2006/bibliography" SelectedStyle="\APASixthEditionOfficeOnline.xsl" StyleName="APA" Version="6"/>
+<file path=customXml/itemProps1.xml><?xml version="1.0" encoding="utf-8"?>
+<ds:datastoreItem xmlns:ds="http://schemas.openxmlformats.org/officeDocument/2006/customXml" ds:itemID="{91756AAB-0645-4FFC-990B-34BB6096B23B}">
+  <ds:schemaRefs>
+    <ds:schemaRef ds:uri="http://schemas.microsoft.com/sharepoint/v3/contenttype/forms"/>
+  </ds:schemaRefs>
+</ds:datastoreItem>
 </file>
 
-<file path=customXml/itemProps1.xml><?xml version="1.0" encoding="utf-8"?>
+<file path=customXml/itemProps2.xml><?xml version="1.0" encoding="utf-8"?>
 <ds:datastoreItem xmlns:ds="http://schemas.openxmlformats.org/officeDocument/2006/customXml" ds:itemID="{4B3C6E78-634C-4AE7-B2E1-4D68F5BA9D52}">
   <ds:schemaRefs>
     <ds:schemaRef ds:uri="http://schemas.microsoft.com/office/2006/metadata/contentType"/>
@@ -17123,15 +17515,15 @@
 </ds:datastoreItem>
 </file>
 
-<file path=customXml/itemProps2.xml><?xml version="1.0" encoding="utf-8"?>
-<ds:datastoreItem xmlns:ds="http://schemas.openxmlformats.org/officeDocument/2006/customXml" ds:itemID="{91756AAB-0645-4FFC-990B-34BB6096B23B}">
+<file path=customXml/itemProps3.xml><?xml version="1.0" encoding="utf-8"?>
+<ds:datastoreItem xmlns:ds="http://schemas.openxmlformats.org/officeDocument/2006/customXml" ds:itemID="{1AF2C25B-FB23-49D7-861B-D97474F002D2}">
   <ds:schemaRefs>
-    <ds:schemaRef ds:uri="http://schemas.microsoft.com/sharepoint/v3/contenttype/forms"/>
+    <ds:schemaRef ds:uri="http://schemas.openxmlformats.org/officeDocument/2006/bibliography"/>
   </ds:schemaRefs>
 </ds:datastoreItem>
 </file>
 
-<file path=customXml/itemProps3.xml><?xml version="1.0" encoding="utf-8"?>
+<file path=customXml/itemProps4.xml><?xml version="1.0" encoding="utf-8"?>
 <ds:datastoreItem xmlns:ds="http://schemas.openxmlformats.org/officeDocument/2006/customXml" ds:itemID="{CEECB56F-E1D8-45BF-A0A3-B5258E7263D4}">
   <ds:schemaRefs>
     <ds:schemaRef ds:uri="http://schemas.microsoft.com/office/2006/metadata/properties"/>
@@ -17140,12 +17532,4 @@
     <ds:schemaRef ds:uri="13c93bba-48ce-428c-bfe5-88b42c19b028"/>
   </ds:schemaRefs>
 </ds:datastoreItem>
-</file>
-
-<file path=customXml/itemProps4.xml><?xml version="1.0" encoding="utf-8"?>
-<ds:datastoreItem xmlns:ds="http://schemas.openxmlformats.org/officeDocument/2006/customXml" ds:itemID="{1AF2C25B-FB23-49D7-861B-D97474F002D2}">
-  <ds:schemaRefs>
-    <ds:schemaRef ds:uri="http://schemas.openxmlformats.org/officeDocument/2006/bibliography"/>
-  </ds:schemaRefs>
-</ds:datastoreItem>
 </file>
--- a/fuentes/CF10_935507_CFA.docx
+++ b/fuentes/CF10_935507_CFA.docx
@@ -610,8 +610,6 @@
       <w:sdtPr>
         <w:rPr>
           <w:rFonts w:ascii="Calibri" w:eastAsia="Calibri" w:hAnsi="Calibri" w:cs="Times New Roman"/>
-          <w:b w:val="0"/>
-          <w:bCs w:val="0"/>
           <w:spacing w:val="0"/>
           <w:kern w:val="2"/>
           <w:sz w:val="28"/>
@@ -626,6 +624,8 @@
       </w:sdtPr>
       <w:sdtEndPr>
         <w:rPr>
+          <w:b w:val="0"/>
+          <w:bCs w:val="0"/>
           <w:noProof/>
         </w:rPr>
       </w:sdtEndPr>
@@ -633,10 +633,6 @@
         <w:p>
           <w:pPr>
             <w:pStyle w:val="Ttulo1"/>
-            <w:numPr>
-              <w:ilvl w:val="0"/>
-              <w:numId w:val="0"/>
-            </w:numPr>
             <w:rPr>
               <w:noProof/>
             </w:rPr>
@@ -1928,10 +1924,6 @@
     <w:p>
       <w:pPr>
         <w:pStyle w:val="Ttulo1"/>
-        <w:numPr>
-          <w:ilvl w:val="0"/>
-          <w:numId w:val="0"/>
-        </w:numPr>
       </w:pPr>
       <w:bookmarkStart w:id="8" w:name="_Toc240006180"/>
       <w:r>
@@ -2057,10 +2049,6 @@
     <w:p>
       <w:pPr>
         <w:pStyle w:val="Ttulo1"/>
-        <w:numPr>
-          <w:ilvl w:val="0"/>
-          <w:numId w:val="0"/>
-        </w:numPr>
       </w:pPr>
       <w:bookmarkStart w:id="9" w:name="_Toc233211086"/>
       <w:bookmarkStart w:id="10" w:name="_Toc233369901"/>
@@ -2162,10 +2150,6 @@
     <w:p>
       <w:pPr>
         <w:pStyle w:val="Ttulo2"/>
-        <w:numPr>
-          <w:ilvl w:val="0"/>
-          <w:numId w:val="0"/>
-        </w:numPr>
       </w:pPr>
       <w:bookmarkStart w:id="17" w:name="_Toc240006182"/>
       <w:r>
@@ -2285,10 +2269,6 @@
     <w:p>
       <w:pPr>
         <w:pStyle w:val="Ttulo2"/>
-        <w:numPr>
-          <w:ilvl w:val="0"/>
-          <w:numId w:val="0"/>
-        </w:numPr>
       </w:pPr>
       <w:bookmarkStart w:id="18" w:name="_Toc233754742"/>
       <w:bookmarkStart w:id="19" w:name="_Toc240006183"/>
@@ -2828,10 +2808,6 @@
     <w:p>
       <w:pPr>
         <w:pStyle w:val="Ttulo2"/>
-        <w:numPr>
-          <w:ilvl w:val="0"/>
-          <w:numId w:val="0"/>
-        </w:numPr>
       </w:pPr>
       <w:bookmarkStart w:id="20" w:name="_Toc240006184"/>
       <w:bookmarkStart w:id="21" w:name="_Toc233754743"/>
@@ -5409,10 +5385,6 @@
     <w:p>
       <w:pPr>
         <w:pStyle w:val="Ttulo1"/>
-        <w:numPr>
-          <w:ilvl w:val="0"/>
-          <w:numId w:val="0"/>
-        </w:numPr>
       </w:pPr>
       <w:bookmarkStart w:id="25" w:name="_Toc233754748"/>
       <w:bookmarkStart w:id="26" w:name="_Toc240006185"/>
@@ -5453,10 +5425,6 @@
     <w:p>
       <w:pPr>
         <w:pStyle w:val="Ttulo2"/>
-        <w:numPr>
-          <w:ilvl w:val="0"/>
-          <w:numId w:val="0"/>
-        </w:numPr>
       </w:pPr>
       <w:bookmarkStart w:id="27" w:name="_Toc240006186"/>
       <w:r>
@@ -5532,10 +5500,6 @@
     <w:p>
       <w:pPr>
         <w:pStyle w:val="Ttulo2"/>
-        <w:numPr>
-          <w:ilvl w:val="0"/>
-          <w:numId w:val="0"/>
-        </w:numPr>
       </w:pPr>
       <w:bookmarkStart w:id="28" w:name="_Toc233754749"/>
       <w:bookmarkStart w:id="29" w:name="_Toc240006187"/>
@@ -5573,10 +5537,6 @@
     <w:p>
       <w:pPr>
         <w:pStyle w:val="Ttulo2"/>
-        <w:numPr>
-          <w:ilvl w:val="0"/>
-          <w:numId w:val="0"/>
-        </w:numPr>
       </w:pPr>
       <w:bookmarkStart w:id="30" w:name="_Toc233754750"/>
       <w:bookmarkStart w:id="31" w:name="_Toc240006188"/>
@@ -7121,7 +7081,7 @@
           <w:bCs/>
           <w:lang w:val="en-US"/>
         </w:rPr>
-        <w:t>lista</w:t>
+        <w:t>L</w:t>
       </w:r>
       <w:r>
         <w:rPr>
@@ -7130,7 +7090,7 @@
           <w:bCs/>
           <w:lang w:val="en-US"/>
         </w:rPr>
-        <w:t>_</w:t>
+        <w:t>ista</w:t>
       </w:r>
       <w:r>
         <w:rPr>
@@ -7139,7 +7099,7 @@
           <w:bCs/>
           <w:lang w:val="en-US"/>
         </w:rPr>
-        <w:t>de_</w:t>
+        <w:t>_</w:t>
       </w:r>
       <w:r>
         <w:rPr>
@@ -7148,7 +7108,7 @@
           <w:bCs/>
           <w:lang w:val="en-US"/>
         </w:rPr>
-        <w:t>verificaci</w:t>
+        <w:t>de_</w:t>
       </w:r>
       <w:r>
         <w:rPr>
@@ -7157,7 +7117,7 @@
           <w:bCs/>
           <w:lang w:val="en-US"/>
         </w:rPr>
-        <w:t>o</w:t>
+        <w:t>verificaci</w:t>
       </w:r>
       <w:r>
         <w:rPr>
@@ -7166,7 +7126,7 @@
           <w:bCs/>
           <w:lang w:val="en-US"/>
         </w:rPr>
-        <w:t>n</w:t>
+        <w:t>o</w:t>
       </w:r>
       <w:r>
         <w:rPr>
@@ -7175,7 +7135,7 @@
           <w:bCs/>
           <w:lang w:val="en-US"/>
         </w:rPr>
-        <w:t>_</w:t>
+        <w:t>n</w:t>
       </w:r>
       <w:r>
         <w:rPr>
@@ -7184,7 +7144,7 @@
           <w:bCs/>
           <w:lang w:val="en-US"/>
         </w:rPr>
-        <w:t>auditor</w:t>
+        <w:t>_</w:t>
       </w:r>
       <w:r>
         <w:rPr>
@@ -7193,7 +7153,7 @@
           <w:bCs/>
           <w:lang w:val="en-US"/>
         </w:rPr>
-        <w:t>i</w:t>
+        <w:t>auditor</w:t>
       </w:r>
       <w:r>
         <w:rPr>
@@ -7202,7 +7162,7 @@
           <w:bCs/>
           <w:lang w:val="en-US"/>
         </w:rPr>
-        <w:t>a</w:t>
+        <w:t>i</w:t>
       </w:r>
       <w:r>
         <w:rPr>
@@ -7211,7 +7171,7 @@
           <w:bCs/>
           <w:lang w:val="en-US"/>
         </w:rPr>
-        <w:t>_</w:t>
+        <w:t>a</w:t>
       </w:r>
       <w:r>
         <w:rPr>
@@ -7220,43 +7180,7 @@
           <w:bCs/>
           <w:lang w:val="en-US"/>
         </w:rPr>
-        <w:t>interna,</w:t>
-      </w:r>
-      <w:r>
-        <w:rPr>
-          <w:rFonts w:asciiTheme="minorHAnsi" w:hAnsiTheme="minorHAnsi" w:cstheme="minorHAnsi"/>
-          <w:lang w:val="en-US"/>
-        </w:rPr>
-        <w:t xml:space="preserve"> </w:t>
-      </w:r>
-      <w:r>
-        <w:rPr>
-          <w:rFonts w:asciiTheme="minorHAnsi" w:hAnsiTheme="minorHAnsi" w:cstheme="minorHAnsi"/>
-        </w:rPr>
-        <w:t>disponible en la carpeta de anexos</w:t>
-      </w:r>
-      <w:r>
-        <w:rPr>
-          <w:rFonts w:asciiTheme="minorHAnsi" w:hAnsiTheme="minorHAnsi" w:cstheme="minorHAnsi"/>
-        </w:rPr>
-        <w:t>.</w:t>
-      </w:r>
-    </w:p>
-    <w:p>
-      <w:pPr>
-        <w:spacing w:before="0" w:after="0"/>
-        <w:ind w:left="708" w:firstLine="0"/>
-        <w:rPr>
-          <w:rFonts w:asciiTheme="minorHAnsi" w:hAnsiTheme="minorHAnsi" w:cstheme="minorHAnsi"/>
-        </w:rPr>
-      </w:pPr>
-      <w:r>
-        <w:rPr>
-          <w:rFonts w:asciiTheme="minorHAnsi" w:hAnsiTheme="minorHAnsi" w:cstheme="minorHAnsi"/>
-          <w:b/>
-          <w:bCs/>
-        </w:rPr>
-        <w:t>Anexo_03_</w:t>
+        <w:t>_</w:t>
       </w:r>
       <w:r>
         <w:rPr>
@@ -7265,7 +7189,43 @@
           <w:bCs/>
           <w:lang w:val="en-US"/>
         </w:rPr>
-        <w:t>Plan</w:t>
+        <w:t>interna,</w:t>
+      </w:r>
+      <w:r>
+        <w:rPr>
+          <w:rFonts w:asciiTheme="minorHAnsi" w:hAnsiTheme="minorHAnsi" w:cstheme="minorHAnsi"/>
+          <w:lang w:val="en-US"/>
+        </w:rPr>
+        <w:t xml:space="preserve"> </w:t>
+      </w:r>
+      <w:r>
+        <w:rPr>
+          <w:rFonts w:asciiTheme="minorHAnsi" w:hAnsiTheme="minorHAnsi" w:cstheme="minorHAnsi"/>
+        </w:rPr>
+        <w:t>disponible en la carpeta de anexos</w:t>
+      </w:r>
+      <w:r>
+        <w:rPr>
+          <w:rFonts w:asciiTheme="minorHAnsi" w:hAnsiTheme="minorHAnsi" w:cstheme="minorHAnsi"/>
+        </w:rPr>
+        <w:t>.</w:t>
+      </w:r>
+    </w:p>
+    <w:p>
+      <w:pPr>
+        <w:spacing w:before="0" w:after="0"/>
+        <w:ind w:left="708" w:firstLine="0"/>
+        <w:rPr>
+          <w:rFonts w:asciiTheme="minorHAnsi" w:hAnsiTheme="minorHAnsi" w:cstheme="minorHAnsi"/>
+        </w:rPr>
+      </w:pPr>
+      <w:r>
+        <w:rPr>
+          <w:rFonts w:asciiTheme="minorHAnsi" w:hAnsiTheme="minorHAnsi" w:cstheme="minorHAnsi"/>
+          <w:b/>
+          <w:bCs/>
+        </w:rPr>
+        <w:t>Anexo_03_</w:t>
       </w:r>
       <w:r>
         <w:rPr>
@@ -7274,7 +7234,7 @@
           <w:bCs/>
           <w:lang w:val="en-US"/>
         </w:rPr>
-        <w:t>_</w:t>
+        <w:t>Plan</w:t>
       </w:r>
       <w:r>
         <w:rPr>
@@ -7283,7 +7243,7 @@
           <w:bCs/>
           <w:lang w:val="en-US"/>
         </w:rPr>
-        <w:t>de_</w:t>
+        <w:t>_</w:t>
       </w:r>
       <w:r>
         <w:rPr>
@@ -7292,7 +7252,7 @@
           <w:bCs/>
           <w:lang w:val="en-US"/>
         </w:rPr>
-        <w:t>auditor</w:t>
+        <w:t>de_</w:t>
       </w:r>
       <w:r>
         <w:rPr>
@@ -7301,7 +7261,7 @@
           <w:bCs/>
           <w:lang w:val="en-US"/>
         </w:rPr>
-        <w:t>i</w:t>
+        <w:t>auditor</w:t>
       </w:r>
       <w:r>
         <w:rPr>
@@ -7310,30 +7270,8 @@
           <w:bCs/>
           <w:lang w:val="en-US"/>
         </w:rPr>
-        <w:t xml:space="preserve">a, </w:t>
-      </w:r>
-      <w:r>
-        <w:rPr>
-          <w:rFonts w:asciiTheme="minorHAnsi" w:hAnsiTheme="minorHAnsi" w:cstheme="minorHAnsi"/>
-        </w:rPr>
-        <w:t>disponible en la carpeta de anexos</w:t>
-      </w:r>
-      <w:r>
-        <w:rPr>
-          <w:rFonts w:asciiTheme="minorHAnsi" w:hAnsiTheme="minorHAnsi" w:cstheme="minorHAnsi"/>
-        </w:rPr>
-        <w:t>.</w:t>
-      </w:r>
-    </w:p>
-    <w:p>
-      <w:pPr>
-        <w:spacing w:before="0" w:after="0"/>
-        <w:ind w:left="708" w:firstLine="0"/>
-        <w:rPr>
-          <w:rFonts w:asciiTheme="minorHAnsi" w:hAnsiTheme="minorHAnsi" w:cstheme="minorHAnsi"/>
-          <w:lang w:val="en-US"/>
-        </w:rPr>
-      </w:pPr>
+        <w:t>i</w:t>
+      </w:r>
       <w:r>
         <w:rPr>
           <w:rFonts w:asciiTheme="minorHAnsi" w:hAnsiTheme="minorHAnsi" w:cstheme="minorHAnsi"/>
@@ -7341,8 +7279,30 @@
           <w:bCs/>
           <w:lang w:val="en-US"/>
         </w:rPr>
-        <w:t>Anexo_04_</w:t>
-      </w:r>
+        <w:t xml:space="preserve">a, </w:t>
+      </w:r>
+      <w:r>
+        <w:rPr>
+          <w:rFonts w:asciiTheme="minorHAnsi" w:hAnsiTheme="minorHAnsi" w:cstheme="minorHAnsi"/>
+        </w:rPr>
+        <w:t>disponible en la carpeta de anexos</w:t>
+      </w:r>
+      <w:r>
+        <w:rPr>
+          <w:rFonts w:asciiTheme="minorHAnsi" w:hAnsiTheme="minorHAnsi" w:cstheme="minorHAnsi"/>
+        </w:rPr>
+        <w:t>.</w:t>
+      </w:r>
+    </w:p>
+    <w:p>
+      <w:pPr>
+        <w:spacing w:before="0" w:after="0"/>
+        <w:ind w:left="708" w:firstLine="0"/>
+        <w:rPr>
+          <w:rFonts w:asciiTheme="minorHAnsi" w:hAnsiTheme="minorHAnsi" w:cstheme="minorHAnsi"/>
+          <w:lang w:val="en-US"/>
+        </w:rPr>
+      </w:pPr>
       <w:r>
         <w:rPr>
           <w:rFonts w:asciiTheme="minorHAnsi" w:hAnsiTheme="minorHAnsi" w:cstheme="minorHAnsi"/>
@@ -7350,7 +7310,7 @@
           <w:bCs/>
           <w:lang w:val="en-US"/>
         </w:rPr>
-        <w:t>Informe</w:t>
+        <w:t>Anexo_04_</w:t>
       </w:r>
       <w:r>
         <w:rPr>
@@ -7359,7 +7319,7 @@
           <w:bCs/>
           <w:lang w:val="en-US"/>
         </w:rPr>
-        <w:t>_</w:t>
+        <w:t>Informe</w:t>
       </w:r>
       <w:r>
         <w:rPr>
@@ -7368,7 +7328,7 @@
           <w:bCs/>
           <w:lang w:val="en-US"/>
         </w:rPr>
-        <w:t>de_</w:t>
+        <w:t>_</w:t>
       </w:r>
       <w:r>
         <w:rPr>
@@ -7377,7 +7337,7 @@
           <w:bCs/>
           <w:lang w:val="en-US"/>
         </w:rPr>
-        <w:t>auditor</w:t>
+        <w:t>de_</w:t>
       </w:r>
       <w:r>
         <w:rPr>
@@ -7386,7 +7346,7 @@
           <w:bCs/>
           <w:lang w:val="en-US"/>
         </w:rPr>
-        <w:t>i</w:t>
+        <w:t>auditor</w:t>
       </w:r>
       <w:r>
         <w:rPr>
@@ -7395,6 +7355,15 @@
           <w:bCs/>
           <w:lang w:val="en-US"/>
         </w:rPr>
+        <w:t>i</w:t>
+      </w:r>
+      <w:r>
+        <w:rPr>
+          <w:rFonts w:asciiTheme="minorHAnsi" w:hAnsiTheme="minorHAnsi" w:cstheme="minorHAnsi"/>
+          <w:b/>
+          <w:bCs/>
+          <w:lang w:val="en-US"/>
+        </w:rPr>
         <w:t>a</w:t>
       </w:r>
       <w:r>
@@ -7427,10 +7396,6 @@
     <w:p>
       <w:pPr>
         <w:pStyle w:val="Ttulo2"/>
-        <w:numPr>
-          <w:ilvl w:val="0"/>
-          <w:numId w:val="0"/>
-        </w:numPr>
       </w:pPr>
       <w:bookmarkStart w:id="32" w:name="_Toc240006189"/>
       <w:r>
@@ -7573,10 +7538,6 @@
     <w:p>
       <w:pPr>
         <w:pStyle w:val="Ttulo1"/>
-        <w:numPr>
-          <w:ilvl w:val="0"/>
-          <w:numId w:val="0"/>
-        </w:numPr>
       </w:pPr>
       <w:bookmarkStart w:id="33" w:name="_Toc240006190"/>
       <w:r>
@@ -7861,23 +7822,7 @@
           <w:rFonts w:asciiTheme="minorHAnsi" w:hAnsiTheme="minorHAnsi" w:cstheme="minorHAnsi"/>
           <w:lang w:eastAsia="es-CO"/>
         </w:rPr>
-        <w:t xml:space="preserve">Como todos los premios tienen criterios relacionados con el control total de calidad además de varias categorías de entrega. </w:t>
-      </w:r>
-      <w:proofErr w:type="gramStart"/>
-      <w:r>
-        <w:rPr>
-          <w:rFonts w:asciiTheme="minorHAnsi" w:hAnsiTheme="minorHAnsi" w:cstheme="minorHAnsi"/>
-          <w:lang w:eastAsia="es-CO"/>
-        </w:rPr>
-        <w:t>Los criterios a evaluar</w:t>
-      </w:r>
-      <w:proofErr w:type="gramEnd"/>
-      <w:r>
-        <w:rPr>
-          <w:rFonts w:asciiTheme="minorHAnsi" w:hAnsiTheme="minorHAnsi" w:cstheme="minorHAnsi"/>
-          <w:lang w:eastAsia="es-CO"/>
-        </w:rPr>
-        <w:t xml:space="preserve"> se presentan en el siguiente cuadro y se debe tener en cuenta que cualquier empresa que cumpla con los requisitos establecidos para la participación puede obtener uno de estos premios.</w:t>
+        <w:t>Como todos los premios tienen criterios relacionados con el control total de calidad además de varias categorías de entrega. Los criterios a evaluar se presentan en el siguiente cuadro y se debe tener en cuenta que cualquier empresa que cumpla con los requisitos establecidos para la participación puede obtener uno de estos premios.</w:t>
       </w:r>
       <w:r>
         <w:rPr>
@@ -7999,10 +7944,6 @@
     <w:p>
       <w:pPr>
         <w:pStyle w:val="Ttulo1"/>
-        <w:numPr>
-          <w:ilvl w:val="0"/>
-          <w:numId w:val="0"/>
-        </w:numPr>
       </w:pPr>
       <w:bookmarkStart w:id="34" w:name="_Toc240006191"/>
       <w:bookmarkStart w:id="35" w:name="_Toc233754756"/>
@@ -8056,21 +7997,8 @@
     </w:p>
     <w:p>
       <w:pPr>
-        <w:spacing w:before="0" w:after="0"/>
-        <w:ind w:firstLine="0"/>
-        <w:rPr>
-          <w:rFonts w:asciiTheme="minorHAnsi" w:hAnsiTheme="minorHAnsi" w:cstheme="minorHAnsi"/>
-          <w:lang w:eastAsia="es-CO"/>
-        </w:rPr>
-      </w:pPr>
-    </w:p>
-    <w:p>
-      <w:pPr>
         <w:pStyle w:val="Ttulo2"/>
-        <w:numPr>
-          <w:ilvl w:val="0"/>
-          <w:numId w:val="0"/>
-        </w:numPr>
+        <w:spacing w:before="240"/>
       </w:pPr>
       <w:bookmarkStart w:id="37" w:name="_Toc240006192"/>
       <w:r>
@@ -8163,7 +8091,7 @@
           <w:rFonts w:asciiTheme="minorHAnsi" w:hAnsiTheme="minorHAnsi" w:cstheme="minorHAnsi"/>
           <w:lang w:eastAsia="es-CO"/>
         </w:rPr>
-        <w:t xml:space="preserve">Según la norma ISO 9001 es un incumplimiento de un requisito de la norma, legal o de cualquier requisito especificado en los procedimientos del sistema de gestión de la calidad referente a los productos o servicios que suministra la </w:t>
+        <w:t xml:space="preserve">Una no conformidad corresponde al incumplimiento de un requisito establecido en una norma, una disposición legal, los procedimientos del sistema de gestión de la calidad o las especificaciones aplicables a los productos o servicios que suministra la organización. Por tanto, una falla o un error constituye </w:t>
       </w:r>
       <w:r>
         <w:rPr>
@@ -8171,7 +8099,7 @@
           <w:lang w:eastAsia="es-CO"/>
         </w:rPr>
         <w:lastRenderedPageBreak/>
-        <w:t>organización. Por lo tanto, una falla o un error en la empresa por el inadecuado desarrollo de los procesos se considera como no conformidad.</w:t>
+        <w:t>una no conformidad cuando evidencia el incumplimiento de alguno de estos requisitos.</w:t>
       </w:r>
     </w:p>
     <w:p>
@@ -8338,18 +8266,9 @@
       <w:r>
         <w:rPr>
           <w:rFonts w:asciiTheme="minorHAnsi" w:hAnsiTheme="minorHAnsi" w:cstheme="minorHAnsi"/>
-          <w:b/>
-          <w:bCs/>
-          <w:lang w:eastAsia="es-CO"/>
-        </w:rPr>
-        <w:t>Describir la no conformidad:</w:t>
-      </w:r>
-      <w:r>
-        <w:rPr>
-          <w:rFonts w:asciiTheme="minorHAnsi" w:hAnsiTheme="minorHAnsi" w:cstheme="minorHAnsi"/>
-          <w:lang w:eastAsia="es-CO"/>
-        </w:rPr>
-        <w:t xml:space="preserve"> se especifica de manera clara e identificable el hallazgo.</w:t>
+          <w:lang w:eastAsia="es-CO"/>
+        </w:rPr>
+        <w:t>Describir la no conformidad: se especifica de manera clara e identificable el hallazgo.</w:t>
       </w:r>
     </w:p>
     <w:p>
@@ -8369,18 +8288,9 @@
       <w:r>
         <w:rPr>
           <w:rFonts w:asciiTheme="minorHAnsi" w:hAnsiTheme="minorHAnsi" w:cstheme="minorHAnsi"/>
-          <w:b/>
-          <w:bCs/>
-          <w:lang w:eastAsia="es-CO"/>
-        </w:rPr>
-        <w:t>Corrección inmediata:</w:t>
-      </w:r>
-      <w:r>
-        <w:rPr>
-          <w:rFonts w:asciiTheme="minorHAnsi" w:hAnsiTheme="minorHAnsi" w:cstheme="minorHAnsi"/>
-          <w:lang w:eastAsia="es-CO"/>
-        </w:rPr>
-        <w:t xml:space="preserve"> realizar la acción necesaria para corregir o revertirlo.</w:t>
+          <w:lang w:eastAsia="es-CO"/>
+        </w:rPr>
+        <w:t>Corrección inmediata: realizar la acción necesaria para corregir o revertirlo.</w:t>
       </w:r>
     </w:p>
     <w:p>
@@ -8400,18 +8310,9 @@
       <w:r>
         <w:rPr>
           <w:rFonts w:asciiTheme="minorHAnsi" w:hAnsiTheme="minorHAnsi" w:cstheme="minorHAnsi"/>
-          <w:b/>
-          <w:bCs/>
-          <w:lang w:eastAsia="es-CO"/>
-        </w:rPr>
-        <w:t>Analizar la causa:</w:t>
-      </w:r>
-      <w:r>
-        <w:rPr>
-          <w:rFonts w:asciiTheme="minorHAnsi" w:hAnsiTheme="minorHAnsi" w:cstheme="minorHAnsi"/>
-          <w:lang w:eastAsia="es-CO"/>
-        </w:rPr>
-        <w:t xml:space="preserve"> una de las metodologías más conocidas para encontrar las causas, es la de los 5 porqués; la cual consiste en preguntar de manera insistente con el cuestionamiento de por qué, una vez se tiene la respuesta preguntar nuevamente hasta definir la causa raíz.</w:t>
+          <w:lang w:eastAsia="es-CO"/>
+        </w:rPr>
+        <w:t>Analizar la causa: una de las metodologías más conocidas para encontrar las causas, es la de los 5 porqués; la cual consiste en preguntar de manera insistente con el cuestionamiento de por qué, una vez se tiene la respuesta preguntar nuevamente hasta definir la causa raíz.</w:t>
       </w:r>
     </w:p>
     <w:p>
@@ -9357,10 +9258,6 @@
     <w:p>
       <w:pPr>
         <w:pStyle w:val="Ttulo2"/>
-        <w:numPr>
-          <w:ilvl w:val="0"/>
-          <w:numId w:val="0"/>
-        </w:numPr>
       </w:pPr>
       <w:bookmarkStart w:id="38" w:name="_Toc240006193"/>
       <w:r>
@@ -9400,16 +9297,6 @@
     <w:p>
       <w:pPr>
         <w:spacing w:before="0" w:after="0"/>
-        <w:ind w:left="1440" w:firstLine="0"/>
-        <w:rPr>
-          <w:rFonts w:asciiTheme="minorHAnsi" w:hAnsiTheme="minorHAnsi" w:cstheme="minorHAnsi"/>
-          <w:lang w:eastAsia="es-CO"/>
-        </w:rPr>
-      </w:pPr>
-    </w:p>
-    <w:p>
-      <w:pPr>
-        <w:spacing w:before="0" w:after="0"/>
         <w:ind w:firstLine="708"/>
         <w:rPr>
           <w:rFonts w:asciiTheme="minorHAnsi" w:hAnsiTheme="minorHAnsi" w:cstheme="minorHAnsi"/>
@@ -9427,6 +9314,7 @@
     <w:p>
       <w:pPr>
         <w:pStyle w:val="Tabla"/>
+        <w:spacing w:before="0"/>
         <w:rPr>
           <w:lang w:eastAsia="es-CO"/>
         </w:rPr>
@@ -10210,10 +10098,6 @@
     <w:p>
       <w:pPr>
         <w:pStyle w:val="Ttulo1"/>
-        <w:numPr>
-          <w:ilvl w:val="0"/>
-          <w:numId w:val="0"/>
-        </w:numPr>
       </w:pPr>
       <w:bookmarkStart w:id="39" w:name="_Toc233211091"/>
       <w:bookmarkStart w:id="40" w:name="_Toc233369920"/>
@@ -10377,11 +10261,37 @@
     </w:p>
     <w:p>
       <w:pPr>
+        <w:spacing w:before="0" w:after="0"/>
+        <w:ind w:firstLine="0"/>
+        <w:rPr>
+          <w:rFonts w:asciiTheme="minorHAnsi" w:hAnsiTheme="minorHAnsi" w:cstheme="minorHAnsi"/>
+          <w:lang w:eastAsia="es-CO"/>
+        </w:rPr>
+      </w:pPr>
+    </w:p>
+    <w:p>
+      <w:pPr>
+        <w:spacing w:before="0" w:after="0"/>
+        <w:ind w:firstLine="0"/>
+        <w:rPr>
+          <w:rFonts w:asciiTheme="minorHAnsi" w:hAnsiTheme="minorHAnsi" w:cstheme="minorHAnsi"/>
+          <w:lang w:eastAsia="es-CO"/>
+        </w:rPr>
+      </w:pPr>
+    </w:p>
+    <w:p>
+      <w:pPr>
+        <w:spacing w:before="0" w:after="0"/>
+        <w:ind w:firstLine="0"/>
+        <w:rPr>
+          <w:rFonts w:asciiTheme="minorHAnsi" w:hAnsiTheme="minorHAnsi" w:cstheme="minorHAnsi"/>
+          <w:lang w:eastAsia="es-CO"/>
+        </w:rPr>
+      </w:pPr>
+    </w:p>
+    <w:p>
+      <w:pPr>
         <w:pStyle w:val="Ttulo1"/>
-        <w:numPr>
-          <w:ilvl w:val="0"/>
-          <w:numId w:val="0"/>
-        </w:numPr>
       </w:pPr>
       <w:bookmarkStart w:id="44" w:name="_Toc176443725"/>
       <w:bookmarkStart w:id="45" w:name="_Toc233211092"/>
@@ -10390,6 +10300,7 @@
       <w:bookmarkStart w:id="48" w:name="_Toc233754760"/>
       <w:bookmarkStart w:id="49" w:name="_Toc240006195"/>
       <w:r>
+        <w:lastRenderedPageBreak/>
         <w:t>Glosario</w:t>
       </w:r>
       <w:bookmarkEnd w:id="44"/>
@@ -10468,7 +10379,6 @@
           <w:bCs/>
           <w:lang w:eastAsia="es-CO"/>
         </w:rPr>
-        <w:lastRenderedPageBreak/>
         <w:t>Eficacia: </w:t>
       </w:r>
       <w:r>
@@ -10740,10 +10650,6 @@
     <w:p>
       <w:pPr>
         <w:pStyle w:val="Ttulo1"/>
-        <w:numPr>
-          <w:ilvl w:val="0"/>
-          <w:numId w:val="0"/>
-        </w:numPr>
       </w:pPr>
       <w:bookmarkStart w:id="50" w:name="_Toc176443726"/>
       <w:bookmarkStart w:id="51" w:name="_Toc233211093"/>
@@ -10752,6 +10658,7 @@
       <w:bookmarkStart w:id="54" w:name="_Toc233754761"/>
       <w:bookmarkStart w:id="55" w:name="_Toc240006196"/>
       <w:r>
+        <w:lastRenderedPageBreak/>
         <w:t>Referencias bibliográficas</w:t>
       </w:r>
       <w:bookmarkEnd w:id="50"/>
@@ -10763,139 +10670,163 @@
     </w:p>
     <w:p>
       <w:pPr>
-        <w:ind w:firstLine="0"/>
-        <w:rPr>
-          <w:lang w:eastAsia="es-CO"/>
-        </w:rPr>
-      </w:pPr>
-      <w:r>
-        <w:rPr>
-          <w:lang w:eastAsia="es-CO"/>
-        </w:rPr>
-        <w:t>Auditool.org. (2020). Auditool.</w:t>
-      </w:r>
-    </w:p>
-    <w:p>
-      <w:pPr>
-        <w:ind w:firstLine="0"/>
-        <w:rPr>
-          <w:lang w:eastAsia="es-CO"/>
-        </w:rPr>
-      </w:pPr>
-      <w:r>
-        <w:rPr>
-          <w:lang w:eastAsia="es-CO"/>
+        <w:spacing w:before="0" w:after="0"/>
+        <w:rPr>
+          <w:lang w:eastAsia="es-CO"/>
+        </w:rPr>
+      </w:pPr>
+      <w:r>
+        <w:rPr>
+          <w:rFonts w:cs="Calibri"/>
+          <w:lang w:val="es-MX" w:eastAsia="es-CO"/>
+        </w:rPr>
+        <w:t>Auditool</w:t>
+      </w:r>
+      <w:r>
+        <w:rPr>
+          <w:lang w:eastAsia="es-CO"/>
+        </w:rPr>
+        <w:t>.org. (2020). Auditool.</w:t>
+      </w:r>
+    </w:p>
+    <w:p>
+      <w:pPr>
+        <w:spacing w:before="0" w:after="0"/>
+        <w:rPr>
+          <w:rFonts w:cs="Calibri"/>
+          <w:lang w:val="es-MX" w:eastAsia="es-CO"/>
+        </w:rPr>
+      </w:pPr>
+      <w:r>
+        <w:rPr>
+          <w:rFonts w:cs="Calibri"/>
+          <w:lang w:val="es-MX" w:eastAsia="es-CO"/>
         </w:rPr>
         <w:t>CONSULTORES CTMA. (2020). Auditoría interna de calidad.</w:t>
       </w:r>
     </w:p>
     <w:p>
       <w:pPr>
-        <w:ind w:firstLine="0"/>
-        <w:rPr>
-          <w:lang w:eastAsia="es-CO"/>
-        </w:rPr>
-      </w:pPr>
-      <w:r>
-        <w:rPr>
-          <w:lang w:eastAsia="es-CO"/>
-        </w:rPr>
-        <w:lastRenderedPageBreak/>
+        <w:spacing w:before="0" w:after="0"/>
+        <w:rPr>
+          <w:rFonts w:cs="Calibri"/>
+          <w:lang w:val="es-MX" w:eastAsia="es-CO"/>
+        </w:rPr>
+      </w:pPr>
+      <w:r>
+        <w:rPr>
+          <w:rFonts w:cs="Calibri"/>
+          <w:lang w:val="es-MX" w:eastAsia="es-CO"/>
+        </w:rPr>
         <w:t>Duque de Serna, F. (1990). Procedimientos para el control de la calidad. SENA.</w:t>
       </w:r>
     </w:p>
     <w:p>
       <w:pPr>
-        <w:ind w:firstLine="0"/>
-        <w:rPr>
-          <w:lang w:eastAsia="es-CO"/>
-        </w:rPr>
-      </w:pPr>
-      <w:r>
-        <w:rPr>
-          <w:lang w:eastAsia="es-CO"/>
+        <w:spacing w:before="0" w:after="0"/>
+        <w:rPr>
+          <w:rFonts w:cs="Calibri"/>
+          <w:lang w:val="es-MX" w:eastAsia="es-CO"/>
+        </w:rPr>
+      </w:pPr>
+      <w:r>
+        <w:rPr>
+          <w:rFonts w:cs="Calibri"/>
+          <w:lang w:val="es-MX" w:eastAsia="es-CO"/>
         </w:rPr>
         <w:t>Evans, J. y Lindsay, W. (2015). Administración y control de la calidad (9ª ed.). Cengage.</w:t>
       </w:r>
     </w:p>
     <w:p>
       <w:pPr>
-        <w:ind w:firstLine="0"/>
-        <w:rPr>
-          <w:lang w:eastAsia="es-CO"/>
-        </w:rPr>
-      </w:pPr>
-      <w:r>
-        <w:rPr>
-          <w:lang w:eastAsia="es-CO"/>
+        <w:spacing w:before="0" w:after="0"/>
+        <w:rPr>
+          <w:rFonts w:cs="Calibri"/>
+          <w:lang w:val="es-MX" w:eastAsia="es-CO"/>
+        </w:rPr>
+      </w:pPr>
+      <w:r>
+        <w:rPr>
+          <w:rFonts w:cs="Calibri"/>
+          <w:lang w:val="es-MX" w:eastAsia="es-CO"/>
         </w:rPr>
         <w:t>Gómez, J. (2018). Guía para la aplicación de ISO 9001 2015 (1ª ed., págs. 268 a 280). AENOR.</w:t>
       </w:r>
     </w:p>
     <w:p>
       <w:pPr>
-        <w:ind w:firstLine="0"/>
-        <w:rPr>
-          <w:lang w:eastAsia="es-CO"/>
-        </w:rPr>
-      </w:pPr>
-      <w:r>
-        <w:rPr>
-          <w:lang w:eastAsia="es-CO"/>
+        <w:spacing w:before="0" w:after="0"/>
+        <w:rPr>
+          <w:rFonts w:cs="Calibri"/>
+          <w:lang w:val="es-MX" w:eastAsia="es-CO"/>
+        </w:rPr>
+      </w:pPr>
+      <w:r>
+        <w:rPr>
+          <w:rFonts w:cs="Calibri"/>
+          <w:lang w:val="es-MX" w:eastAsia="es-CO"/>
         </w:rPr>
         <w:t xml:space="preserve">Jimenez, D. (2020). Auditorías: </w:t>
       </w:r>
       <w:r>
         <w:rPr>
-          <w:lang w:eastAsia="es-CO"/>
+          <w:rFonts w:cs="Calibri"/>
+          <w:lang w:val="es-MX" w:eastAsia="es-CO"/>
         </w:rPr>
         <w:t>c</w:t>
       </w:r>
       <w:r>
         <w:rPr>
-          <w:lang w:eastAsia="es-CO"/>
+          <w:rFonts w:cs="Calibri"/>
+          <w:lang w:val="es-MX" w:eastAsia="es-CO"/>
         </w:rPr>
         <w:t>ómo hacer una lista de verificación usando diagrama de tortuga.</w:t>
       </w:r>
     </w:p>
     <w:p>
       <w:pPr>
-        <w:ind w:firstLine="0"/>
-        <w:rPr>
-          <w:lang w:eastAsia="es-CO"/>
-        </w:rPr>
-      </w:pPr>
-      <w:r>
-        <w:rPr>
-          <w:lang w:eastAsia="es-CO"/>
+        <w:spacing w:before="0" w:after="0"/>
+        <w:rPr>
+          <w:rFonts w:cs="Calibri"/>
+          <w:lang w:val="es-MX" w:eastAsia="es-CO"/>
+        </w:rPr>
+      </w:pPr>
+      <w:r>
+        <w:rPr>
+          <w:rFonts w:cs="Calibri"/>
+          <w:lang w:val="es-MX" w:eastAsia="es-CO"/>
         </w:rPr>
         <w:t>Océano Administración. (2020). Evolución del concepto de calidad y auditorías de calidad.</w:t>
       </w:r>
     </w:p>
     <w:p>
       <w:pPr>
-        <w:ind w:firstLine="0"/>
-        <w:rPr>
-          <w:lang w:eastAsia="es-CO"/>
-        </w:rPr>
-      </w:pPr>
-      <w:r>
-        <w:rPr>
-          <w:lang w:eastAsia="es-CO"/>
+        <w:spacing w:before="0" w:after="0"/>
+        <w:rPr>
+          <w:rFonts w:cs="Calibri"/>
+          <w:lang w:val="es-MX" w:eastAsia="es-CO"/>
+        </w:rPr>
+      </w:pPr>
+      <w:r>
+        <w:rPr>
+          <w:rFonts w:cs="Calibri"/>
+          <w:lang w:val="es-MX" w:eastAsia="es-CO"/>
         </w:rPr>
         <w:t>Pola Maseda, Á. (2009). Gestión de la calidad. Marcombo.</w:t>
       </w:r>
     </w:p>
     <w:p>
       <w:pPr>
-        <w:ind w:firstLine="0"/>
-        <w:rPr>
-          <w:lang w:eastAsia="es-CO"/>
-        </w:rPr>
-      </w:pPr>
-      <w:r>
-        <w:rPr>
-          <w:lang w:eastAsia="es-CO"/>
+        <w:spacing w:before="0" w:after="0"/>
+        <w:rPr>
+          <w:rFonts w:cs="Calibri"/>
+          <w:lang w:val="es-MX" w:eastAsia="es-CO"/>
+        </w:rPr>
+      </w:pPr>
+      <w:r>
+        <w:rPr>
+          <w:rFonts w:cs="Calibri"/>
+          <w:lang w:val="es-MX" w:eastAsia="es-CO"/>
         </w:rPr>
         <w:t>Ramón, J. (2013). Auditoría interna (3a. ed.) Pearson Educación.</w:t>
       </w:r>
@@ -10944,11 +10875,21 @@
     </w:p>
     <w:p>
       <w:pPr>
+        <w:rPr>
+          <w:lang w:val="es-MX" w:eastAsia="es-CO"/>
+        </w:rPr>
+      </w:pPr>
+    </w:p>
+    <w:p>
+      <w:pPr>
+        <w:rPr>
+          <w:lang w:val="es-MX" w:eastAsia="es-CO"/>
+        </w:rPr>
+      </w:pPr>
+    </w:p>
+    <w:p>
+      <w:pPr>
         <w:pStyle w:val="Ttulo1"/>
-        <w:numPr>
-          <w:ilvl w:val="0"/>
-          <w:numId w:val="0"/>
-        </w:numPr>
       </w:pPr>
       <w:bookmarkStart w:id="56" w:name="_Toc176443727"/>
       <w:bookmarkStart w:id="57" w:name="_Toc233211094"/>
@@ -10957,6 +10898,7 @@
       <w:bookmarkStart w:id="60" w:name="_Toc233754762"/>
       <w:bookmarkStart w:id="61" w:name="_Toc240006197"/>
       <w:r>
+        <w:lastRenderedPageBreak/>
         <w:t>Créditos</w:t>
       </w:r>
       <w:bookmarkEnd w:id="56"/>
@@ -10975,8 +10917,8 @@
       </w:tblPr>
       <w:tblGrid>
         <w:gridCol w:w="2830"/>
-        <w:gridCol w:w="3402"/>
-        <w:gridCol w:w="3686"/>
+        <w:gridCol w:w="3119"/>
+        <w:gridCol w:w="3969"/>
       </w:tblGrid>
       <w:tr>
         <w:trPr>
@@ -11004,14 +10946,13 @@
                 <w:szCs w:val="28"/>
                 <w:lang w:val="es-419" w:eastAsia="es-CO"/>
               </w:rPr>
-              <w:lastRenderedPageBreak/>
               <w:t>Nombre</w:t>
             </w:r>
           </w:p>
         </w:tc>
         <w:tc>
           <w:tcPr>
-            <w:tcW w:w="3402" w:type="dxa"/>
+            <w:tcW w:w="3119" w:type="dxa"/>
           </w:tcPr>
           <w:p>
             <w:pPr>
@@ -11035,7 +10976,7 @@
         </w:tc>
         <w:tc>
           <w:tcPr>
-            <w:tcW w:w="3686" w:type="dxa"/>
+            <w:tcW w:w="3969" w:type="dxa"/>
           </w:tcPr>
           <w:p>
             <w:pPr>
@@ -11088,7 +11029,7 @@
         </w:tc>
         <w:tc>
           <w:tcPr>
-            <w:tcW w:w="3402" w:type="dxa"/>
+            <w:tcW w:w="3119" w:type="dxa"/>
           </w:tcPr>
           <w:p>
             <w:pPr>
@@ -11136,7 +11077,7 @@
         </w:tc>
         <w:tc>
           <w:tcPr>
-            <w:tcW w:w="3686" w:type="dxa"/>
+            <w:tcW w:w="3969" w:type="dxa"/>
           </w:tcPr>
           <w:p>
             <w:pPr>
@@ -11186,7 +11127,7 @@
         </w:tc>
         <w:tc>
           <w:tcPr>
-            <w:tcW w:w="3402" w:type="dxa"/>
+            <w:tcW w:w="3119" w:type="dxa"/>
           </w:tcPr>
           <w:p>
             <w:pPr>
@@ -11210,7 +11151,7 @@
         </w:tc>
         <w:tc>
           <w:tcPr>
-            <w:tcW w:w="3686" w:type="dxa"/>
+            <w:tcW w:w="3969" w:type="dxa"/>
           </w:tcPr>
           <w:p>
             <w:pPr>
@@ -11263,7 +11204,7 @@
         </w:tc>
         <w:tc>
           <w:tcPr>
-            <w:tcW w:w="3402" w:type="dxa"/>
+            <w:tcW w:w="3119" w:type="dxa"/>
           </w:tcPr>
           <w:p>
             <w:pPr>
@@ -11287,7 +11228,7 @@
         </w:tc>
         <w:tc>
           <w:tcPr>
-            <w:tcW w:w="3686" w:type="dxa"/>
+            <w:tcW w:w="3969" w:type="dxa"/>
           </w:tcPr>
           <w:p>
             <w:pPr>
@@ -11337,7 +11278,7 @@
         </w:tc>
         <w:tc>
           <w:tcPr>
-            <w:tcW w:w="3402" w:type="dxa"/>
+            <w:tcW w:w="3119" w:type="dxa"/>
           </w:tcPr>
           <w:p>
             <w:pPr>
@@ -11361,7 +11302,7 @@
         </w:tc>
         <w:tc>
           <w:tcPr>
-            <w:tcW w:w="3686" w:type="dxa"/>
+            <w:tcW w:w="3969" w:type="dxa"/>
           </w:tcPr>
           <w:p>
             <w:pPr>
@@ -11414,7 +11355,7 @@
         </w:tc>
         <w:tc>
           <w:tcPr>
-            <w:tcW w:w="3402" w:type="dxa"/>
+            <w:tcW w:w="3119" w:type="dxa"/>
           </w:tcPr>
           <w:p>
             <w:pPr>
@@ -11438,7 +11379,7 @@
         </w:tc>
         <w:tc>
           <w:tcPr>
-            <w:tcW w:w="3686" w:type="dxa"/>
+            <w:tcW w:w="3969" w:type="dxa"/>
           </w:tcPr>
           <w:p>
             <w:pPr>
@@ -11488,7 +11429,7 @@
         </w:tc>
         <w:tc>
           <w:tcPr>
-            <w:tcW w:w="3402" w:type="dxa"/>
+            <w:tcW w:w="3119" w:type="dxa"/>
           </w:tcPr>
           <w:p>
             <w:pPr>
@@ -11512,7 +11453,7 @@
         </w:tc>
         <w:tc>
           <w:tcPr>
-            <w:tcW w:w="3686" w:type="dxa"/>
+            <w:tcW w:w="3969" w:type="dxa"/>
           </w:tcPr>
           <w:p>
             <w:pPr>
@@ -11565,7 +11506,7 @@
         </w:tc>
         <w:tc>
           <w:tcPr>
-            <w:tcW w:w="3402" w:type="dxa"/>
+            <w:tcW w:w="3119" w:type="dxa"/>
           </w:tcPr>
           <w:p>
             <w:pPr>
@@ -11589,7 +11530,7 @@
         </w:tc>
         <w:tc>
           <w:tcPr>
-            <w:tcW w:w="3686" w:type="dxa"/>
+            <w:tcW w:w="3969" w:type="dxa"/>
           </w:tcPr>
           <w:p>
             <w:pPr>
@@ -11608,172 +11549,6 @@
                 <w:szCs w:val="28"/>
               </w:rPr>
               <w:t>Centro para la Industria de la Comunicación Gráfica - Regional Distrito Capital</w:t>
-            </w:r>
-          </w:p>
-        </w:tc>
-      </w:tr>
-      <w:tr>
-        <w:tc>
-          <w:tcPr>
-            <w:tcW w:w="2830" w:type="dxa"/>
-            <w:vAlign w:val="center"/>
-          </w:tcPr>
-          <w:p>
-            <w:pPr>
-              <w:pStyle w:val="TextoTablas"/>
-              <w:spacing w:before="0" w:after="0" w:line="360" w:lineRule="auto"/>
-              <w:rPr>
-                <w:rFonts w:asciiTheme="minorHAnsi" w:hAnsiTheme="minorHAnsi" w:cstheme="minorHAnsi"/>
-                <w:sz w:val="28"/>
-                <w:szCs w:val="28"/>
-              </w:rPr>
-            </w:pPr>
-            <w:r>
-              <w:rPr>
-                <w:rFonts w:asciiTheme="minorHAnsi" w:hAnsiTheme="minorHAnsi" w:cstheme="minorHAnsi"/>
-                <w:sz w:val="28"/>
-                <w:szCs w:val="28"/>
-              </w:rPr>
-              <w:lastRenderedPageBreak/>
-              <w:t>Julián Fernando Vanegas Vega</w:t>
-            </w:r>
-          </w:p>
-        </w:tc>
-        <w:tc>
-          <w:tcPr>
-            <w:tcW w:w="3402" w:type="dxa"/>
-            <w:vAlign w:val="center"/>
-          </w:tcPr>
-          <w:p>
-            <w:pPr>
-              <w:pStyle w:val="TextoTablas"/>
-              <w:spacing w:before="0" w:after="0" w:line="360" w:lineRule="auto"/>
-              <w:rPr>
-                <w:rFonts w:asciiTheme="minorHAnsi" w:hAnsiTheme="minorHAnsi" w:cstheme="minorHAnsi"/>
-                <w:sz w:val="28"/>
-                <w:szCs w:val="28"/>
-              </w:rPr>
-            </w:pPr>
-            <w:r>
-              <w:rPr>
-                <w:rFonts w:asciiTheme="minorHAnsi" w:hAnsiTheme="minorHAnsi" w:cstheme="minorHAnsi"/>
-                <w:sz w:val="28"/>
-                <w:szCs w:val="28"/>
-              </w:rPr>
-              <w:t>Diseñador de contenidos</w:t>
-            </w:r>
-          </w:p>
-        </w:tc>
-        <w:tc>
-          <w:tcPr>
-            <w:tcW w:w="3686" w:type="dxa"/>
-            <w:vAlign w:val="center"/>
-          </w:tcPr>
-          <w:p>
-            <w:pPr>
-              <w:pStyle w:val="TextoTablas"/>
-              <w:spacing w:before="0" w:after="0" w:line="360" w:lineRule="auto"/>
-              <w:rPr>
-                <w:rFonts w:asciiTheme="minorHAnsi" w:hAnsiTheme="minorHAnsi" w:cstheme="minorHAnsi"/>
-                <w:sz w:val="28"/>
-                <w:szCs w:val="28"/>
-              </w:rPr>
-            </w:pPr>
-            <w:r>
-              <w:rPr>
-                <w:rFonts w:asciiTheme="minorHAnsi" w:hAnsiTheme="minorHAnsi" w:cstheme="minorHAnsi"/>
-                <w:sz w:val="28"/>
-                <w:szCs w:val="28"/>
-              </w:rPr>
-              <w:t>Centro Agroturístico - Regional Santander</w:t>
-            </w:r>
-          </w:p>
-        </w:tc>
-      </w:tr>
-      <w:tr>
-        <w:trPr>
-          <w:cnfStyle w:val="000000100000" w:firstRow="0" w:lastRow="0" w:firstColumn="0" w:lastColumn="0" w:oddVBand="0" w:evenVBand="0" w:oddHBand="1" w:evenHBand="0" w:firstRowFirstColumn="0" w:firstRowLastColumn="0" w:lastRowFirstColumn="0" w:lastRowLastColumn="0"/>
-        </w:trPr>
-        <w:tc>
-          <w:tcPr>
-            <w:tcW w:w="2830" w:type="dxa"/>
-            <w:vAlign w:val="center"/>
-          </w:tcPr>
-          <w:p>
-            <w:pPr>
-              <w:pStyle w:val="TextoTablas"/>
-              <w:spacing w:before="0" w:after="0" w:line="360" w:lineRule="auto"/>
-              <w:rPr>
-                <w:rFonts w:asciiTheme="minorHAnsi" w:hAnsiTheme="minorHAnsi" w:cstheme="minorHAnsi"/>
-                <w:sz w:val="28"/>
-                <w:szCs w:val="28"/>
-              </w:rPr>
-            </w:pPr>
-            <w:r>
-              <w:rPr>
-                <w:rFonts w:asciiTheme="minorHAnsi" w:hAnsiTheme="minorHAnsi" w:cstheme="minorHAnsi"/>
-                <w:sz w:val="28"/>
-                <w:szCs w:val="28"/>
-              </w:rPr>
-              <w:t>Andrea Paola Botello De la Rosa</w:t>
-            </w:r>
-          </w:p>
-        </w:tc>
-        <w:tc>
-          <w:tcPr>
-            <w:tcW w:w="3402" w:type="dxa"/>
-            <w:vAlign w:val="center"/>
-          </w:tcPr>
-          <w:p>
-            <w:pPr>
-              <w:pStyle w:val="TextoTablas"/>
-              <w:spacing w:before="0" w:after="0" w:line="360" w:lineRule="auto"/>
-              <w:rPr>
-                <w:rFonts w:asciiTheme="minorHAnsi" w:hAnsiTheme="minorHAnsi" w:cstheme="minorHAnsi"/>
-                <w:sz w:val="28"/>
-                <w:szCs w:val="28"/>
-              </w:rPr>
-            </w:pPr>
-            <w:r>
-              <w:rPr>
-                <w:rFonts w:asciiTheme="minorHAnsi" w:hAnsiTheme="minorHAnsi" w:cstheme="minorHAnsi"/>
-                <w:sz w:val="28"/>
-                <w:szCs w:val="28"/>
-              </w:rPr>
-              <w:t>Desarrolladora </w:t>
-            </w:r>
-            <w:r>
-              <w:rPr>
-                <w:rStyle w:val="Extranjerismo"/>
-                <w:sz w:val="28"/>
-                <w:szCs w:val="24"/>
-              </w:rPr>
-              <w:t>full stack</w:t>
-            </w:r>
-          </w:p>
-        </w:tc>
-        <w:tc>
-          <w:tcPr>
-            <w:tcW w:w="3686" w:type="dxa"/>
-            <w:vAlign w:val="center"/>
-          </w:tcPr>
-          <w:p>
-            <w:pPr>
-              <w:pStyle w:val="TextoTablas"/>
-              <w:spacing w:before="0" w:after="0" w:line="360" w:lineRule="auto"/>
-              <w:rPr>
-                <w:rFonts w:asciiTheme="minorHAnsi" w:hAnsiTheme="minorHAnsi" w:cstheme="minorHAnsi"/>
-                <w:sz w:val="28"/>
-                <w:szCs w:val="28"/>
-              </w:rPr>
-            </w:pPr>
-            <w:r>
-              <w:rPr>
-                <w:rFonts w:asciiTheme="minorHAnsi" w:hAnsiTheme="minorHAnsi" w:cstheme="minorHAnsi"/>
-                <w:sz w:val="28"/>
-                <w:szCs w:val="28"/>
-              </w:rPr>
-              <w:t>Centro Agroturístico - Regional Santander</w:t>
             </w:r>
           </w:p>
         </w:tc>
@@ -11799,13 +11574,13 @@
                 <w:sz w:val="28"/>
                 <w:szCs w:val="28"/>
               </w:rPr>
-              <w:t>Yineth Ibette González Quintero</w:t>
+              <w:t>Julián Fernando Vanegas Vega</w:t>
             </w:r>
           </w:p>
         </w:tc>
         <w:tc>
           <w:tcPr>
-            <w:tcW w:w="3402" w:type="dxa"/>
+            <w:tcW w:w="3119" w:type="dxa"/>
           </w:tcPr>
           <w:p>
             <w:pPr>
@@ -11823,13 +11598,13 @@
                 <w:sz w:val="28"/>
                 <w:szCs w:val="28"/>
               </w:rPr>
-              <w:t>Validadora y vinculadora de recursos educativos digitales</w:t>
+              <w:t>Diseñador de contenidos</w:t>
             </w:r>
           </w:p>
         </w:tc>
         <w:tc>
           <w:tcPr>
-            <w:tcW w:w="3686" w:type="dxa"/>
+            <w:tcW w:w="3969" w:type="dxa"/>
           </w:tcPr>
           <w:p>
             <w:pPr>
@@ -11876,13 +11651,14 @@
                 <w:sz w:val="28"/>
                 <w:szCs w:val="28"/>
               </w:rPr>
-              <w:t>Sandra Liliana Cristancho Cruz</w:t>
+              <w:lastRenderedPageBreak/>
+              <w:t>Andrea Paola Botello De la Rosa</w:t>
             </w:r>
           </w:p>
         </w:tc>
         <w:tc>
           <w:tcPr>
-            <w:tcW w:w="3402" w:type="dxa"/>
+            <w:tcW w:w="3119" w:type="dxa"/>
           </w:tcPr>
           <w:p>
             <w:pPr>
@@ -11900,29 +11676,188 @@
                 <w:sz w:val="28"/>
                 <w:szCs w:val="28"/>
               </w:rPr>
-              <w:t xml:space="preserve">Evaluadora </w:t>
-            </w:r>
-            <w:r>
-              <w:rPr>
-                <w:rFonts w:asciiTheme="minorHAnsi" w:hAnsiTheme="minorHAnsi" w:cstheme="minorHAnsi"/>
-                <w:sz w:val="28"/>
-                <w:szCs w:val="28"/>
-              </w:rPr>
-              <w:t xml:space="preserve">de </w:t>
-            </w:r>
-            <w:r>
-              <w:rPr>
-                <w:rFonts w:asciiTheme="minorHAnsi" w:hAnsiTheme="minorHAnsi" w:cstheme="minorHAnsi"/>
-                <w:sz w:val="28"/>
-                <w:szCs w:val="28"/>
-              </w:rPr>
-              <w:t>contenidos inclusivos y accesibles</w:t>
+              <w:t>Desarrolladora </w:t>
+            </w:r>
+            <w:r>
+              <w:rPr>
+                <w:rStyle w:val="Extranjerismo"/>
+                <w:sz w:val="28"/>
+                <w:szCs w:val="24"/>
+              </w:rPr>
+              <w:t>full stack</w:t>
             </w:r>
           </w:p>
         </w:tc>
         <w:tc>
           <w:tcPr>
-            <w:tcW w:w="3686" w:type="dxa"/>
+            <w:tcW w:w="3969" w:type="dxa"/>
+          </w:tcPr>
+          <w:p>
+            <w:pPr>
+              <w:pStyle w:val="TextoTablas"/>
+              <w:spacing w:before="0" w:after="0" w:line="360" w:lineRule="auto"/>
+              <w:rPr>
+                <w:rFonts w:asciiTheme="minorHAnsi" w:hAnsiTheme="minorHAnsi" w:cstheme="minorHAnsi"/>
+                <w:sz w:val="28"/>
+                <w:szCs w:val="28"/>
+              </w:rPr>
+            </w:pPr>
+            <w:r>
+              <w:rPr>
+                <w:rFonts w:asciiTheme="minorHAnsi" w:hAnsiTheme="minorHAnsi" w:cstheme="minorHAnsi"/>
+                <w:sz w:val="28"/>
+                <w:szCs w:val="28"/>
+              </w:rPr>
+              <w:t>Centro Agroturístico - Regional Santander</w:t>
+            </w:r>
+          </w:p>
+        </w:tc>
+      </w:tr>
+      <w:tr>
+        <w:tc>
+          <w:tcPr>
+            <w:tcW w:w="2830" w:type="dxa"/>
+          </w:tcPr>
+          <w:p>
+            <w:pPr>
+              <w:pStyle w:val="TextoTablas"/>
+              <w:spacing w:before="0" w:after="0" w:line="360" w:lineRule="auto"/>
+              <w:rPr>
+                <w:rFonts w:asciiTheme="minorHAnsi" w:hAnsiTheme="minorHAnsi" w:cstheme="minorHAnsi"/>
+                <w:sz w:val="28"/>
+                <w:szCs w:val="28"/>
+              </w:rPr>
+            </w:pPr>
+            <w:r>
+              <w:rPr>
+                <w:rFonts w:asciiTheme="minorHAnsi" w:hAnsiTheme="minorHAnsi" w:cstheme="minorHAnsi"/>
+                <w:sz w:val="28"/>
+                <w:szCs w:val="28"/>
+              </w:rPr>
+              <w:t>Yineth Ibette González Quintero</w:t>
+            </w:r>
+          </w:p>
+        </w:tc>
+        <w:tc>
+          <w:tcPr>
+            <w:tcW w:w="3119" w:type="dxa"/>
+          </w:tcPr>
+          <w:p>
+            <w:pPr>
+              <w:pStyle w:val="TextoTablas"/>
+              <w:spacing w:before="0" w:after="0" w:line="360" w:lineRule="auto"/>
+              <w:rPr>
+                <w:rFonts w:asciiTheme="minorHAnsi" w:hAnsiTheme="minorHAnsi" w:cstheme="minorHAnsi"/>
+                <w:sz w:val="28"/>
+                <w:szCs w:val="28"/>
+              </w:rPr>
+            </w:pPr>
+            <w:r>
+              <w:rPr>
+                <w:rFonts w:asciiTheme="minorHAnsi" w:hAnsiTheme="minorHAnsi" w:cstheme="minorHAnsi"/>
+                <w:sz w:val="28"/>
+                <w:szCs w:val="28"/>
+              </w:rPr>
+              <w:t>Validadora y vinculadora de recursos educativos digitales</w:t>
+            </w:r>
+          </w:p>
+        </w:tc>
+        <w:tc>
+          <w:tcPr>
+            <w:tcW w:w="3969" w:type="dxa"/>
+          </w:tcPr>
+          <w:p>
+            <w:pPr>
+              <w:pStyle w:val="TextoTablas"/>
+              <w:spacing w:before="0" w:after="0" w:line="360" w:lineRule="auto"/>
+              <w:rPr>
+                <w:rFonts w:asciiTheme="minorHAnsi" w:hAnsiTheme="minorHAnsi" w:cstheme="minorHAnsi"/>
+                <w:sz w:val="28"/>
+                <w:szCs w:val="28"/>
+              </w:rPr>
+            </w:pPr>
+            <w:r>
+              <w:rPr>
+                <w:rFonts w:asciiTheme="minorHAnsi" w:hAnsiTheme="minorHAnsi" w:cstheme="minorHAnsi"/>
+                <w:sz w:val="28"/>
+                <w:szCs w:val="28"/>
+              </w:rPr>
+              <w:t>Centro Agroturístico - Regional Santander</w:t>
+            </w:r>
+          </w:p>
+        </w:tc>
+      </w:tr>
+      <w:tr>
+        <w:trPr>
+          <w:cnfStyle w:val="000000100000" w:firstRow="0" w:lastRow="0" w:firstColumn="0" w:lastColumn="0" w:oddVBand="0" w:evenVBand="0" w:oddHBand="1" w:evenHBand="0" w:firstRowFirstColumn="0" w:firstRowLastColumn="0" w:lastRowFirstColumn="0" w:lastRowLastColumn="0"/>
+        </w:trPr>
+        <w:tc>
+          <w:tcPr>
+            <w:tcW w:w="2830" w:type="dxa"/>
+          </w:tcPr>
+          <w:p>
+            <w:pPr>
+              <w:pStyle w:val="TextoTablas"/>
+              <w:spacing w:before="0" w:after="0" w:line="360" w:lineRule="auto"/>
+              <w:rPr>
+                <w:rFonts w:asciiTheme="minorHAnsi" w:hAnsiTheme="minorHAnsi" w:cstheme="minorHAnsi"/>
+                <w:sz w:val="28"/>
+                <w:szCs w:val="28"/>
+              </w:rPr>
+            </w:pPr>
+            <w:r>
+              <w:rPr>
+                <w:rFonts w:asciiTheme="minorHAnsi" w:hAnsiTheme="minorHAnsi" w:cstheme="minorHAnsi"/>
+                <w:sz w:val="28"/>
+                <w:szCs w:val="28"/>
+              </w:rPr>
+              <w:t>Sandra Liliana Cristancho Cruz</w:t>
+            </w:r>
+          </w:p>
+        </w:tc>
+        <w:tc>
+          <w:tcPr>
+            <w:tcW w:w="3119" w:type="dxa"/>
+          </w:tcPr>
+          <w:p>
+            <w:pPr>
+              <w:pStyle w:val="TextoTablas"/>
+              <w:spacing w:before="0" w:after="0" w:line="360" w:lineRule="auto"/>
+              <w:rPr>
+                <w:rFonts w:asciiTheme="minorHAnsi" w:hAnsiTheme="minorHAnsi" w:cstheme="minorHAnsi"/>
+                <w:sz w:val="28"/>
+                <w:szCs w:val="28"/>
+              </w:rPr>
+            </w:pPr>
+            <w:r>
+              <w:rPr>
+                <w:rFonts w:asciiTheme="minorHAnsi" w:hAnsiTheme="minorHAnsi" w:cstheme="minorHAnsi"/>
+                <w:sz w:val="28"/>
+                <w:szCs w:val="28"/>
+              </w:rPr>
+              <w:t xml:space="preserve">Evaluadora </w:t>
+            </w:r>
+            <w:r>
+              <w:rPr>
+                <w:rFonts w:asciiTheme="minorHAnsi" w:hAnsiTheme="minorHAnsi" w:cstheme="minorHAnsi"/>
+                <w:sz w:val="28"/>
+                <w:szCs w:val="28"/>
+              </w:rPr>
+              <w:t xml:space="preserve">de </w:t>
+            </w:r>
+            <w:r>
+              <w:rPr>
+                <w:rFonts w:asciiTheme="minorHAnsi" w:hAnsiTheme="minorHAnsi" w:cstheme="minorHAnsi"/>
+                <w:sz w:val="28"/>
+                <w:szCs w:val="28"/>
+              </w:rPr>
+              <w:t>contenidos inclusivos y accesibles</w:t>
+            </w:r>
+          </w:p>
+        </w:tc>
+        <w:tc>
+          <w:tcPr>
+            <w:tcW w:w="3969" w:type="dxa"/>
           </w:tcPr>
           <w:p>
             <w:pPr>
@@ -14128,7 +14063,7 @@
       <w:lvlText w:val="%1."/>
       <w:lvlJc w:val="left"/>
       <w:pPr>
-        <w:ind w:left="892" w:hanging="360"/>
+        <w:ind w:left="1064" w:hanging="360"/>
       </w:pPr>
       <w:rPr>
         <w:b/>
@@ -14141,7 +14076,7 @@
       <w:lvlText w:val="%2."/>
       <w:lvlJc w:val="left"/>
       <w:pPr>
-        <w:ind w:left="1612" w:hanging="360"/>
+        <w:ind w:left="1784" w:hanging="360"/>
       </w:pPr>
     </w:lvl>
     <w:lvl w:ilvl="2" w:tplc="FFFFFFFF" w:tentative="1">
@@ -14150,7 +14085,7 @@
       <w:lvlText w:val="%3."/>
       <w:lvlJc w:val="right"/>
       <w:pPr>
-        <w:ind w:left="2332" w:hanging="180"/>
+        <w:ind w:left="2504" w:hanging="180"/>
       </w:pPr>
     </w:lvl>
     <w:lvl w:ilvl="3" w:tplc="FFFFFFFF" w:tentative="1">
@@ -14159,7 +14094,7 @@
       <w:lvlText w:val="%4."/>
       <w:lvlJc w:val="left"/>
       <w:pPr>
-        <w:ind w:left="3052" w:hanging="360"/>
+        <w:ind w:left="3224" w:hanging="360"/>
       </w:pPr>
     </w:lvl>
     <w:lvl w:ilvl="4" w:tplc="FFFFFFFF" w:tentative="1">
@@ -14168,7 +14103,7 @@
       <w:lvlText w:val="%5."/>
       <w:lvlJc w:val="left"/>
       <w:pPr>
-        <w:ind w:left="3772" w:hanging="360"/>
+        <w:ind w:left="3944" w:hanging="360"/>
       </w:pPr>
     </w:lvl>
     <w:lvl w:ilvl="5" w:tplc="FFFFFFFF" w:tentative="1">
@@ -14177,7 +14112,7 @@
       <w:lvlText w:val="%6."/>
       <w:lvlJc w:val="right"/>
       <w:pPr>
-        <w:ind w:left="4492" w:hanging="180"/>
+        <w:ind w:left="4664" w:hanging="180"/>
       </w:pPr>
     </w:lvl>
     <w:lvl w:ilvl="6" w:tplc="FFFFFFFF" w:tentative="1">
@@ -14186,7 +14121,7 @@
       <w:lvlText w:val="%7."/>
       <w:lvlJc w:val="left"/>
       <w:pPr>
-        <w:ind w:left="5212" w:hanging="360"/>
+        <w:ind w:left="5384" w:hanging="360"/>
       </w:pPr>
     </w:lvl>
     <w:lvl w:ilvl="7" w:tplc="FFFFFFFF" w:tentative="1">
@@ -14195,7 +14130,7 @@
       <w:lvlText w:val="%8."/>
       <w:lvlJc w:val="left"/>
       <w:pPr>
-        <w:ind w:left="5932" w:hanging="360"/>
+        <w:ind w:left="6104" w:hanging="360"/>
       </w:pPr>
     </w:lvl>
     <w:lvl w:ilvl="8" w:tplc="FFFFFFFF" w:tentative="1">
@@ -14204,18 +14139,18 @@
       <w:lvlText w:val="%9."/>
       <w:lvlJc w:val="right"/>
       <w:pPr>
-        <w:ind w:left="6652" w:hanging="180"/>
+        <w:ind w:left="6824" w:hanging="180"/>
       </w:pPr>
     </w:lvl>
   </w:abstractNum>
   <w:abstractNum w:abstractNumId="19" w15:restartNumberingAfterBreak="0">
     <w:nsid w:val="54173CE7"/>
     <w:multiLevelType w:val="hybridMultilevel"/>
-    <w:tmpl w:val="A0D6DECC"/>
-    <w:lvl w:ilvl="0" w:tplc="CFB4CF0A">
-      <w:start w:val="1"/>
-      <w:numFmt w:val="upperLetter"/>
-      <w:lvlText w:val="%1."/>
+    <w:tmpl w:val="ACCECDD0"/>
+    <w:lvl w:ilvl="0" w:tplc="240A0017">
+      <w:start w:val="1"/>
+      <w:numFmt w:val="lowerLetter"/>
+      <w:lvlText w:val="%1)"/>
       <w:lvlJc w:val="left"/>
       <w:pPr>
         <w:ind w:left="1068" w:hanging="360"/>
@@ -14565,7 +14500,6 @@
     <w:lvl w:ilvl="1">
       <w:start w:val="1"/>
       <w:numFmt w:val="decimal"/>
-      <w:pStyle w:val="Ttulo2"/>
       <w:isLgl/>
       <w:lvlText w:val="%1.%2."/>
       <w:lvlJc w:val="left"/>
@@ -14901,7 +14835,6 @@
     <w:lvl w:ilvl="0" w:tplc="0FEA03D0">
       <w:start w:val="1"/>
       <w:numFmt w:val="decimal"/>
-      <w:pStyle w:val="Ttulo1"/>
       <w:lvlText w:val="%1."/>
       <w:lvlJc w:val="left"/>
       <w:pPr>
@@ -15710,13 +15643,11 @@
     <w:autoRedefine/>
     <w:uiPriority w:val="9"/>
     <w:qFormat/>
-    <w:rsid w:val="00836C93"/>
+    <w:rsid w:val="0032611F"/>
     <w:pPr>
-      <w:numPr>
-        <w:numId w:val="14"/>
-      </w:numPr>
       <w:shd w:val="clear" w:color="auto" w:fill="FFFFFF"/>
       <w:spacing w:line="360" w:lineRule="auto"/>
+      <w:ind w:firstLine="0"/>
       <w:textAlignment w:val="baseline"/>
       <w:outlineLvl w:val="0"/>
     </w:pPr>
@@ -15739,15 +15670,12 @@
     <w:uiPriority w:val="9"/>
     <w:unhideWhenUsed/>
     <w:qFormat/>
-    <w:rsid w:val="007D6C58"/>
+    <w:rsid w:val="000F4DF7"/>
     <w:pPr>
       <w:keepNext/>
       <w:keepLines/>
-      <w:numPr>
-        <w:ilvl w:val="1"/>
-        <w:numId w:val="4"/>
-      </w:numPr>
       <w:spacing w:before="0" w:after="0"/>
+      <w:ind w:firstLine="0"/>
       <w:outlineLvl w:val="1"/>
     </w:pPr>
     <w:rPr>
@@ -15903,7 +15831,6 @@
   <w:style w:type="character" w:default="1" w:styleId="Fuentedeprrafopredeter">
     <w:name w:val="Default Paragraph Font"/>
     <w:uiPriority w:val="1"/>
-    <w:semiHidden/>
     <w:unhideWhenUsed/>
   </w:style>
   <w:style w:type="table" w:default="1" w:styleId="Tablanormal">
@@ -15955,7 +15882,7 @@
     <w:name w:val="Título 1 Car"/>
     <w:link w:val="Ttulo1"/>
     <w:uiPriority w:val="9"/>
-    <w:rsid w:val="00836C93"/>
+    <w:rsid w:val="0032611F"/>
     <w:rPr>
       <w:rFonts w:asciiTheme="minorHAnsi" w:eastAsia="Times New Roman" w:hAnsiTheme="minorHAnsi" w:cstheme="minorHAnsi"/>
       <w:b/>
@@ -15970,7 +15897,7 @@
     <w:name w:val="Título 2 Car"/>
     <w:link w:val="Ttulo2"/>
     <w:uiPriority w:val="9"/>
-    <w:rsid w:val="007D6C58"/>
+    <w:rsid w:val="000F4DF7"/>
     <w:rPr>
       <w:rFonts w:asciiTheme="minorHAnsi" w:eastAsia="Times New Roman" w:hAnsiTheme="minorHAnsi" w:cstheme="minorHAnsi"/>
       <w:b/>
@@ -17230,15 +17157,6 @@
 </file>
 
 <file path=customXml/item1.xml><?xml version="1.0" encoding="utf-8"?>
-<?mso-contentType ?>
-<FormTemplates xmlns="http://schemas.microsoft.com/sharepoint/v3/contenttype/forms">
-  <Display>DocumentLibraryForm</Display>
-  <Edit>DocumentLibraryForm</Edit>
-  <New>DocumentLibraryForm</New>
-</FormTemplates>
-</file>
-
-<file path=customXml/item2.xml><?xml version="1.0" encoding="utf-8"?>
 <ct:contentTypeSchema xmlns:ct="http://schemas.microsoft.com/office/2006/metadata/contentType" xmlns:ma="http://schemas.microsoft.com/office/2006/metadata/properties/metaAttributes" ct:_="" ma:_="" ma:contentTypeName="Documento" ma:contentTypeID="0x0101006A81D6BD42E8DF4C91013959704817E1" ma:contentTypeVersion="15" ma:contentTypeDescription="Crear nuevo documento." ma:contentTypeScope="" ma:versionID="bf4f72ffd194f0963ff564daca6869f7">
   <xsd:schema xmlns:xsd="http://www.w3.org/2001/XMLSchema" xmlns:xs="http://www.w3.org/2001/XMLSchema" xmlns:p="http://schemas.microsoft.com/office/2006/metadata/properties" xmlns:ns2="13c90a0b-73bc-4dc0-be5f-28d77b615beb" xmlns:ns3="13c93bba-48ce-428c-bfe5-88b42c19b028" targetNamespace="http://schemas.microsoft.com/office/2006/metadata/properties" ma:root="true" ma:fieldsID="8718d6f4873a5b1392a45044efa78385" ns2:_="" ns3:_="">
     <xsd:import namespace="13c90a0b-73bc-4dc0-be5f-28d77b615beb"/>
@@ -17473,11 +17391,11 @@
 </ct:contentTypeSchema>
 </file>
 
-<file path=customXml/item3.xml><?xml version="1.0" encoding="utf-8"?>
+<file path=customXml/item2.xml><?xml version="1.0" encoding="utf-8"?>
 <b:Sources xmlns:b="http://schemas.openxmlformats.org/officeDocument/2006/bibliography" xmlns="http://schemas.openxmlformats.org/officeDocument/2006/bibliography" SelectedStyle="\APASixthEditionOfficeOnline.xsl" StyleName="APA" Version="6"/>
 </file>
 
-<file path=customXml/item4.xml><?xml version="1.0" encoding="utf-8"?>
+<file path=customXml/item3.xml><?xml version="1.0" encoding="utf-8"?>
 <p:properties xmlns:p="http://schemas.microsoft.com/office/2006/metadata/properties" xmlns:xsi="http://www.w3.org/2001/XMLSchema-instance" xmlns:pc="http://schemas.microsoft.com/office/infopath/2007/PartnerControls">
   <documentManagement>
     <TaxCatchAll xmlns="13c90a0b-73bc-4dc0-be5f-28d77b615beb" xsi:nil="true"/>
@@ -17488,15 +17406,16 @@
 </p:properties>
 </file>
 
-<file path=customXml/itemProps1.xml><?xml version="1.0" encoding="utf-8"?>
-<ds:datastoreItem xmlns:ds="http://schemas.openxmlformats.org/officeDocument/2006/customXml" ds:itemID="{91756AAB-0645-4FFC-990B-34BB6096B23B}">
-  <ds:schemaRefs>
-    <ds:schemaRef ds:uri="http://schemas.microsoft.com/sharepoint/v3/contenttype/forms"/>
-  </ds:schemaRefs>
-</ds:datastoreItem>
+<file path=customXml/item4.xml><?xml version="1.0" encoding="utf-8"?>
+<?mso-contentType ?>
+<FormTemplates xmlns="http://schemas.microsoft.com/sharepoint/v3/contenttype/forms">
+  <Display>DocumentLibraryForm</Display>
+  <Edit>DocumentLibraryForm</Edit>
+  <New>DocumentLibraryForm</New>
+</FormTemplates>
 </file>
 
-<file path=customXml/itemProps2.xml><?xml version="1.0" encoding="utf-8"?>
+<file path=customXml/itemProps1.xml><?xml version="1.0" encoding="utf-8"?>
 <ds:datastoreItem xmlns:ds="http://schemas.openxmlformats.org/officeDocument/2006/customXml" ds:itemID="{4B3C6E78-634C-4AE7-B2E1-4D68F5BA9D52}">
   <ds:schemaRefs>
     <ds:schemaRef ds:uri="http://schemas.microsoft.com/office/2006/metadata/contentType"/>
@@ -17515,7 +17434,7 @@
 </ds:datastoreItem>
 </file>
 
-<file path=customXml/itemProps3.xml><?xml version="1.0" encoding="utf-8"?>
+<file path=customXml/itemProps2.xml><?xml version="1.0" encoding="utf-8"?>
 <ds:datastoreItem xmlns:ds="http://schemas.openxmlformats.org/officeDocument/2006/customXml" ds:itemID="{1AF2C25B-FB23-49D7-861B-D97474F002D2}">
   <ds:schemaRefs>
     <ds:schemaRef ds:uri="http://schemas.openxmlformats.org/officeDocument/2006/bibliography"/>
@@ -17523,7 +17442,7 @@
 </ds:datastoreItem>
 </file>
 
-<file path=customXml/itemProps4.xml><?xml version="1.0" encoding="utf-8"?>
+<file path=customXml/itemProps3.xml><?xml version="1.0" encoding="utf-8"?>
 <ds:datastoreItem xmlns:ds="http://schemas.openxmlformats.org/officeDocument/2006/customXml" ds:itemID="{CEECB56F-E1D8-45BF-A0A3-B5258E7263D4}">
   <ds:schemaRefs>
     <ds:schemaRef ds:uri="http://schemas.microsoft.com/office/2006/metadata/properties"/>
@@ -17532,4 +17451,12 @@
     <ds:schemaRef ds:uri="13c93bba-48ce-428c-bfe5-88b42c19b028"/>
   </ds:schemaRefs>
 </ds:datastoreItem>
+</file>
+
+<file path=customXml/itemProps4.xml><?xml version="1.0" encoding="utf-8"?>
+<ds:datastoreItem xmlns:ds="http://schemas.openxmlformats.org/officeDocument/2006/customXml" ds:itemID="{91756AAB-0645-4FFC-990B-34BB6096B23B}">
+  <ds:schemaRefs>
+    <ds:schemaRef ds:uri="http://schemas.microsoft.com/sharepoint/v3/contenttype/forms"/>
+  </ds:schemaRefs>
+</ds:datastoreItem>
 </file>